--- a/DOCS/TFM.docx
+++ b/DOCS/TFM.docx
@@ -5,13 +5,15 @@
     <w:p>
       <w:pPr>
         <w:pStyle w:val="Ttulo"/>
-        <w:jc w:val="both"/>
-        <w:rPr>
-          <w:lang w:val="ca-ES"/>
-        </w:rPr>
-      </w:pPr>
-      <w:r>
-        <w:rPr>
+        <w:jc w:val="center"/>
+        <w:rPr>
+          <w:rFonts w:ascii="Calibri" w:hAnsi="Calibri" w:cs="Calibri"/>
+          <w:lang w:val="ca-ES"/>
+        </w:rPr>
+      </w:pPr>
+      <w:r>
+        <w:rPr>
+          <w:rFonts w:ascii="Calibri" w:hAnsi="Calibri" w:cs="Calibri"/>
           <w:lang w:val="ca-ES"/>
         </w:rPr>
         <w:t>Treball Final de Màster</w:t>
@@ -20,25 +22,29 @@
     <w:p>
       <w:pPr>
         <w:pStyle w:val="Subttulo"/>
-        <w:jc w:val="both"/>
-        <w:rPr>
-          <w:lang w:val="ca-ES"/>
-        </w:rPr>
-      </w:pPr>
-      <w:r>
-        <w:rPr>
+        <w:jc w:val="center"/>
+        <w:rPr>
+          <w:rFonts w:ascii="Calibri" w:hAnsi="Calibri" w:cs="Calibri"/>
+          <w:lang w:val="ca-ES"/>
+        </w:rPr>
+      </w:pPr>
+      <w:r>
+        <w:rPr>
+          <w:rFonts w:ascii="Calibri" w:hAnsi="Calibri" w:cs="Calibri"/>
           <w:lang w:val="ca-ES"/>
         </w:rPr>
         <w:t>Mecatrònic</w:t>
       </w:r>
       <w:r>
         <w:rPr>
+          <w:rFonts w:ascii="Calibri" w:hAnsi="Calibri" w:cs="Calibri"/>
           <w:lang w:val="ca-ES"/>
         </w:rPr>
         <w:t>a: Tecnologies, Sistemes Industrials i Mobilitat Elèctric</w:t>
       </w:r>
       <w:r>
         <w:rPr>
+          <w:rFonts w:ascii="Calibri" w:hAnsi="Calibri" w:cs="Calibri"/>
           <w:lang w:val="ca-ES"/>
         </w:rPr>
         <w:t>a</w:t>
@@ -46,13 +52,15 @@
     </w:p>
     <w:p>
       <w:pPr>
-        <w:jc w:val="both"/>
-        <w:rPr>
-          <w:lang w:val="ca-ES"/>
-        </w:rPr>
-      </w:pPr>
-      <w:r>
-        <w:rPr>
+        <w:jc w:val="center"/>
+        <w:rPr>
+          <w:rFonts w:ascii="Calibri" w:hAnsi="Calibri" w:cs="Calibri"/>
+          <w:lang w:val="ca-ES"/>
+        </w:rPr>
+      </w:pPr>
+      <w:r>
+        <w:rPr>
+          <w:rFonts w:ascii="Calibri" w:hAnsi="Calibri" w:cs="Calibri"/>
           <w:lang w:val="ca-ES"/>
         </w:rPr>
         <w:br/>
@@ -60,41 +68,50 @@
     </w:p>
     <w:p>
       <w:pPr>
-        <w:jc w:val="both"/>
-        <w:rPr>
-          <w:lang w:val="ca-ES"/>
-        </w:rPr>
-      </w:pPr>
-      <w:r>
-        <w:rPr>
-          <w:lang w:val="ca-ES"/>
-        </w:rPr>
-        <w:t xml:space="preserve">Títol del treball: </w:t>
-      </w:r>
-      <w:r>
-        <w:rPr>
+        <w:jc w:val="center"/>
+        <w:rPr>
+          <w:rFonts w:ascii="Calibri" w:hAnsi="Calibri" w:cs="Calibri"/>
+          <w:sz w:val="32"/>
+          <w:szCs w:val="32"/>
+          <w:lang w:val="ca-ES"/>
+        </w:rPr>
+      </w:pPr>
+      <w:r>
+        <w:rPr>
+          <w:rFonts w:ascii="Calibri" w:hAnsi="Calibri" w:cs="Calibri"/>
           <w:b/>
+          <w:sz w:val="32"/>
+          <w:szCs w:val="32"/>
           <w:lang w:val="ca-ES"/>
         </w:rPr>
         <w:t>Desenvolupament d’un comandament sense fils per al control de sistemes connectats a un</w:t>
       </w:r>
       <w:r>
         <w:rPr>
+          <w:rFonts w:ascii="Calibri" w:hAnsi="Calibri" w:cs="Calibri"/>
           <w:b/>
+          <w:sz w:val="32"/>
+          <w:szCs w:val="32"/>
           <w:lang w:val="ca-ES"/>
         </w:rPr>
         <w:t xml:space="preserve"> </w:t>
       </w:r>
       <w:r>
         <w:rPr>
+          <w:rFonts w:ascii="Calibri" w:hAnsi="Calibri" w:cs="Calibri"/>
           <w:b/>
+          <w:sz w:val="32"/>
+          <w:szCs w:val="32"/>
           <w:lang w:val="ca-ES"/>
         </w:rPr>
         <w:t>autòmat</w:t>
       </w:r>
       <w:r>
         <w:rPr>
+          <w:rFonts w:ascii="Calibri" w:hAnsi="Calibri" w:cs="Calibri"/>
           <w:b/>
+          <w:sz w:val="32"/>
+          <w:szCs w:val="32"/>
           <w:lang w:val="ca-ES"/>
         </w:rPr>
         <w:t xml:space="preserve"> existent d’una embarcació de regata</w:t>
@@ -104,11 +121,58 @@
       <w:pPr>
         <w:jc w:val="both"/>
         <w:rPr>
-          <w:lang w:val="ca-ES"/>
-        </w:rPr>
-      </w:pPr>
-      <w:r>
-        <w:rPr>
+          <w:rFonts w:ascii="Calibri" w:hAnsi="Calibri" w:cs="Calibri"/>
+          <w:lang w:val="ca-ES"/>
+        </w:rPr>
+      </w:pPr>
+    </w:p>
+    <w:p>
+      <w:pPr>
+        <w:jc w:val="both"/>
+        <w:rPr>
+          <w:rFonts w:ascii="Calibri" w:hAnsi="Calibri" w:cs="Calibri"/>
+          <w:lang w:val="ca-ES"/>
+        </w:rPr>
+      </w:pPr>
+    </w:p>
+    <w:p>
+      <w:pPr>
+        <w:jc w:val="both"/>
+        <w:rPr>
+          <w:rFonts w:ascii="Calibri" w:hAnsi="Calibri" w:cs="Calibri"/>
+          <w:lang w:val="ca-ES"/>
+        </w:rPr>
+      </w:pPr>
+    </w:p>
+    <w:p>
+      <w:pPr>
+        <w:jc w:val="both"/>
+        <w:rPr>
+          <w:rFonts w:ascii="Calibri" w:hAnsi="Calibri" w:cs="Calibri"/>
+          <w:lang w:val="ca-ES"/>
+        </w:rPr>
+      </w:pPr>
+    </w:p>
+    <w:p>
+      <w:pPr>
+        <w:jc w:val="both"/>
+        <w:rPr>
+          <w:rFonts w:ascii="Calibri" w:hAnsi="Calibri" w:cs="Calibri"/>
+          <w:lang w:val="ca-ES"/>
+        </w:rPr>
+      </w:pPr>
+    </w:p>
+    <w:p>
+      <w:pPr>
+        <w:jc w:val="both"/>
+        <w:rPr>
+          <w:rFonts w:ascii="Calibri" w:hAnsi="Calibri" w:cs="Calibri"/>
+          <w:lang w:val="ca-ES"/>
+        </w:rPr>
+      </w:pPr>
+      <w:r>
+        <w:rPr>
+          <w:rFonts w:ascii="Calibri" w:hAnsi="Calibri" w:cs="Calibri"/>
           <w:lang w:val="ca-ES"/>
         </w:rPr>
         <w:br/>
@@ -116,6 +180,7 @@
       </w:r>
       <w:r>
         <w:rPr>
+          <w:rFonts w:ascii="Calibri" w:hAnsi="Calibri" w:cs="Calibri"/>
           <w:lang w:val="ca-ES"/>
         </w:rPr>
         <w:t>Aleix Gelabert Ponsdomènech</w:t>
@@ -125,17 +190,20 @@
       <w:pPr>
         <w:jc w:val="both"/>
         <w:rPr>
-          <w:lang w:val="ca-ES"/>
-        </w:rPr>
-      </w:pPr>
-      <w:r>
-        <w:rPr>
+          <w:rFonts w:ascii="Calibri" w:hAnsi="Calibri" w:cs="Calibri"/>
+          <w:lang w:val="ca-ES"/>
+        </w:rPr>
+      </w:pPr>
+      <w:r>
+        <w:rPr>
+          <w:rFonts w:ascii="Calibri" w:hAnsi="Calibri" w:cs="Calibri"/>
           <w:lang w:val="ca-ES"/>
         </w:rPr>
         <w:t xml:space="preserve">Tutor/a: </w:t>
       </w:r>
       <w:r>
         <w:rPr>
+          <w:rFonts w:ascii="Calibri" w:hAnsi="Calibri" w:cs="Calibri"/>
           <w:lang w:val="ca-ES"/>
         </w:rPr>
         <w:t>Oriol Boix</w:t>
@@ -145,17 +213,20 @@
       <w:pPr>
         <w:jc w:val="both"/>
         <w:rPr>
-          <w:lang w:val="ca-ES"/>
-        </w:rPr>
-      </w:pPr>
-      <w:r>
-        <w:rPr>
+          <w:rFonts w:ascii="Calibri" w:hAnsi="Calibri" w:cs="Calibri"/>
+          <w:lang w:val="ca-ES"/>
+        </w:rPr>
+      </w:pPr>
+      <w:r>
+        <w:rPr>
+          <w:rFonts w:ascii="Calibri" w:hAnsi="Calibri" w:cs="Calibri"/>
           <w:lang w:val="ca-ES"/>
         </w:rPr>
         <w:t xml:space="preserve">Universitat: </w:t>
       </w:r>
       <w:r>
         <w:rPr>
+          <w:rFonts w:ascii="Calibri" w:hAnsi="Calibri" w:cs="Calibri"/>
           <w:lang w:val="ca-ES"/>
         </w:rPr>
         <w:t>Universitat Politècnica de Catalunya</w:t>
@@ -165,11 +236,13 @@
       <w:pPr>
         <w:jc w:val="both"/>
         <w:rPr>
-          <w:lang w:val="ca-ES"/>
-        </w:rPr>
-      </w:pPr>
-      <w:r>
-        <w:rPr>
+          <w:rFonts w:ascii="Calibri" w:hAnsi="Calibri" w:cs="Calibri"/>
+          <w:lang w:val="ca-ES"/>
+        </w:rPr>
+      </w:pPr>
+      <w:r>
+        <w:rPr>
+          <w:rFonts w:ascii="Calibri" w:hAnsi="Calibri" w:cs="Calibri"/>
           <w:lang w:val="ca-ES"/>
         </w:rPr>
         <w:t>Data de presentació: _________________________</w:t>
@@ -179,17 +252,20 @@
       <w:pPr>
         <w:jc w:val="both"/>
         <w:rPr>
-          <w:lang w:val="ca-ES"/>
-        </w:rPr>
-      </w:pPr>
-      <w:r>
-        <w:rPr>
+          <w:rFonts w:ascii="Calibri" w:hAnsi="Calibri" w:cs="Calibri"/>
+          <w:lang w:val="ca-ES"/>
+        </w:rPr>
+      </w:pPr>
+      <w:r>
+        <w:rPr>
+          <w:rFonts w:ascii="Calibri" w:hAnsi="Calibri" w:cs="Calibri"/>
           <w:lang w:val="ca-ES"/>
         </w:rPr>
         <w:br/>
       </w:r>
       <w:r>
         <w:rPr>
+          <w:rFonts w:ascii="Calibri" w:hAnsi="Calibri" w:cs="Calibri"/>
           <w:lang w:val="ca-ES"/>
         </w:rPr>
         <w:br/>
@@ -199,11 +275,13 @@
       <w:pPr>
         <w:jc w:val="both"/>
         <w:rPr>
-          <w:lang w:val="ca-ES"/>
-        </w:rPr>
-      </w:pPr>
-      <w:r>
-        <w:rPr>
+          <w:rFonts w:ascii="Calibri" w:hAnsi="Calibri" w:cs="Calibri"/>
+          <w:lang w:val="ca-ES"/>
+        </w:rPr>
+      </w:pPr>
+      <w:r>
+        <w:rPr>
+          <w:rFonts w:ascii="Calibri" w:hAnsi="Calibri" w:cs="Calibri"/>
           <w:i/>
           <w:lang w:val="ca-ES"/>
         </w:rPr>
@@ -214,11 +292,13 @@
       <w:pPr>
         <w:jc w:val="both"/>
         <w:rPr>
-          <w:lang w:val="ca-ES"/>
-        </w:rPr>
-      </w:pPr>
-      <w:r>
-        <w:rPr>
+          <w:rFonts w:ascii="Calibri" w:hAnsi="Calibri" w:cs="Calibri"/>
+          <w:lang w:val="ca-ES"/>
+        </w:rPr>
+      </w:pPr>
+      <w:r>
+        <w:rPr>
+          <w:rFonts w:ascii="Calibri" w:hAnsi="Calibri" w:cs="Calibri"/>
           <w:lang w:val="ca-ES"/>
         </w:rPr>
         <w:br w:type="page"/>
@@ -229,11 +309,13 @@
         <w:pStyle w:val="Ttulo1"/>
         <w:jc w:val="both"/>
         <w:rPr>
-          <w:lang w:val="ca-ES"/>
-        </w:rPr>
-      </w:pPr>
-      <w:r>
-        <w:rPr>
+          <w:rFonts w:ascii="Calibri" w:hAnsi="Calibri" w:cs="Calibri"/>
+          <w:lang w:val="ca-ES"/>
+        </w:rPr>
+      </w:pPr>
+      <w:r>
+        <w:rPr>
+          <w:rFonts w:ascii="Calibri" w:hAnsi="Calibri" w:cs="Calibri"/>
           <w:lang w:val="ca-ES"/>
         </w:rPr>
         <w:lastRenderedPageBreak/>
@@ -244,11 +326,13 @@
       <w:pPr>
         <w:jc w:val="both"/>
         <w:rPr>
-          <w:lang w:val="ca-ES"/>
-        </w:rPr>
-      </w:pPr>
-      <w:r>
-        <w:rPr>
+          <w:rFonts w:ascii="Calibri" w:hAnsi="Calibri" w:cs="Calibri"/>
+          <w:lang w:val="ca-ES"/>
+        </w:rPr>
+      </w:pPr>
+      <w:r>
+        <w:rPr>
+          <w:rFonts w:ascii="Calibri" w:hAnsi="Calibri" w:cs="Calibri"/>
           <w:lang w:val="ca-ES"/>
         </w:rPr>
         <w:t>Desenvolupament d’un comandament sense fils per al control de sistemes connectats a una PLC existent d’una embarcació de regata</w:t>
@@ -259,56 +343,718 @@
         <w:pStyle w:val="Ttulo1"/>
         <w:jc w:val="both"/>
         <w:rPr>
-          <w:lang w:val="ca-ES"/>
-        </w:rPr>
-      </w:pPr>
-      <w:r>
-        <w:rPr>
-          <w:lang w:val="ca-ES"/>
-        </w:rPr>
-        <w:t>1. Portada</w:t>
+          <w:rFonts w:ascii="Calibri" w:hAnsi="Calibri" w:cs="Calibri"/>
+          <w:lang w:val="ca-ES"/>
+        </w:rPr>
+      </w:pPr>
+      <w:r>
+        <w:rPr>
+          <w:rFonts w:ascii="Calibri" w:hAnsi="Calibri" w:cs="Calibri"/>
+          <w:lang w:val="ca-ES"/>
+        </w:rPr>
+        <w:t>0</w:t>
+      </w:r>
+      <w:r>
+        <w:rPr>
+          <w:rFonts w:ascii="Calibri" w:hAnsi="Calibri" w:cs="Calibri"/>
+          <w:lang w:val="ca-ES"/>
+        </w:rPr>
+        <w:t>. Resum / Abstract</w:t>
       </w:r>
     </w:p>
     <w:p>
       <w:pPr>
+        <w:pStyle w:val="Ttulo2"/>
+        <w:jc w:val="both"/>
+        <w:rPr>
+          <w:rFonts w:ascii="Calibri" w:hAnsi="Calibri" w:cs="Calibri"/>
+          <w:lang w:val="ca-ES"/>
+        </w:rPr>
+      </w:pPr>
+      <w:r>
+        <w:rPr>
+          <w:rFonts w:ascii="Calibri" w:hAnsi="Calibri" w:cs="Calibri"/>
+          <w:lang w:val="ca-ES"/>
+        </w:rPr>
+        <w:t>0</w:t>
+      </w:r>
+      <w:r>
+        <w:rPr>
+          <w:rFonts w:ascii="Calibri" w:hAnsi="Calibri" w:cs="Calibri"/>
+          <w:lang w:val="ca-ES"/>
+        </w:rPr>
+        <w:t>.1. Resum (català)</w:t>
+      </w:r>
+    </w:p>
+    <w:p>
+      <w:pPr>
+        <w:pStyle w:val="NormalWeb"/>
+        <w:jc w:val="both"/>
+        <w:rPr>
+          <w:rFonts w:ascii="Calibri" w:hAnsi="Calibri" w:cs="Calibri"/>
+          <w:color w:val="000000"/>
+          <w:lang w:val="ca-ES"/>
+        </w:rPr>
+      </w:pPr>
+      <w:commentRangeStart w:id="0"/>
+      <w:r>
+        <w:rPr>
+          <w:rFonts w:ascii="Calibri" w:hAnsi="Calibri" w:cs="Calibri"/>
+          <w:color w:val="000000"/>
+          <w:lang w:val="ca-ES"/>
+        </w:rPr>
+        <w:t>Aquest Treball Final de Màster presenta el disseny, desenvolupament i validació d’un</w:t>
+      </w:r>
+      <w:r>
+        <w:rPr>
+          <w:rStyle w:val="apple-converted-space"/>
+          <w:rFonts w:ascii="Calibri" w:hAnsi="Calibri" w:cs="Calibri"/>
+          <w:color w:val="000000"/>
+          <w:lang w:val="ca-ES"/>
+        </w:rPr>
+        <w:t> </w:t>
+      </w:r>
+      <w:r>
+        <w:rPr>
+          <w:rStyle w:val="Textoennegrita"/>
+          <w:rFonts w:ascii="Calibri" w:hAnsi="Calibri" w:cs="Calibri"/>
+          <w:color w:val="000000"/>
+          <w:lang w:val="ca-ES"/>
+        </w:rPr>
+        <w:t>comandament sense fils</w:t>
+      </w:r>
+      <w:r>
+        <w:rPr>
+          <w:rStyle w:val="apple-converted-space"/>
+          <w:rFonts w:ascii="Calibri" w:hAnsi="Calibri" w:cs="Calibri"/>
+          <w:color w:val="000000"/>
+          <w:lang w:val="ca-ES"/>
+        </w:rPr>
+        <w:t> </w:t>
+      </w:r>
+      <w:r>
+        <w:rPr>
+          <w:rFonts w:ascii="Calibri" w:hAnsi="Calibri" w:cs="Calibri"/>
+          <w:color w:val="000000"/>
+          <w:lang w:val="ca-ES"/>
+        </w:rPr>
+        <w:t>destinat al control remot d’un</w:t>
+      </w:r>
+      <w:r>
+        <w:rPr>
+          <w:rStyle w:val="apple-converted-space"/>
+          <w:rFonts w:ascii="Calibri" w:hAnsi="Calibri" w:cs="Calibri"/>
+          <w:color w:val="000000"/>
+          <w:lang w:val="ca-ES"/>
+        </w:rPr>
+        <w:t> </w:t>
+      </w:r>
+      <w:r>
+        <w:rPr>
+          <w:rStyle w:val="Textoennegrita"/>
+          <w:rFonts w:ascii="Calibri" w:hAnsi="Calibri" w:cs="Calibri"/>
+          <w:color w:val="000000"/>
+          <w:lang w:val="ca-ES"/>
+        </w:rPr>
+        <w:t>autòmat programable (PLC)</w:t>
+      </w:r>
+      <w:r>
+        <w:rPr>
+          <w:rStyle w:val="apple-converted-space"/>
+          <w:rFonts w:ascii="Calibri" w:hAnsi="Calibri" w:cs="Calibri"/>
+          <w:color w:val="000000"/>
+          <w:lang w:val="ca-ES"/>
+        </w:rPr>
+        <w:t> </w:t>
+      </w:r>
+      <w:r>
+        <w:rPr>
+          <w:rFonts w:ascii="Calibri" w:hAnsi="Calibri" w:cs="Calibri"/>
+          <w:color w:val="000000"/>
+          <w:lang w:val="ca-ES"/>
+        </w:rPr>
+        <w:t>que governa els</w:t>
+      </w:r>
+      <w:r>
+        <w:rPr>
+          <w:rStyle w:val="apple-converted-space"/>
+          <w:rFonts w:ascii="Calibri" w:hAnsi="Calibri" w:cs="Calibri"/>
+          <w:color w:val="000000"/>
+          <w:lang w:val="ca-ES"/>
+        </w:rPr>
+        <w:t> </w:t>
+      </w:r>
+      <w:r>
+        <w:rPr>
+          <w:rStyle w:val="Textoennegrita"/>
+          <w:rFonts w:ascii="Calibri" w:hAnsi="Calibri" w:cs="Calibri"/>
+          <w:color w:val="000000"/>
+          <w:lang w:val="ca-ES"/>
+        </w:rPr>
+        <w:t>sistemes hidràulics d’una embarcació de regates</w:t>
+      </w:r>
+      <w:r>
+        <w:rPr>
+          <w:rFonts w:ascii="Calibri" w:hAnsi="Calibri" w:cs="Calibri"/>
+          <w:color w:val="000000"/>
+          <w:lang w:val="ca-ES"/>
+        </w:rPr>
+        <w:t>. L’objectiu principal del projecte és millorar la mobilitat, l’ergonomia i la capacitat de resposta de la tripulació durant les maniobres, tot mantenint els elevats requisits de seguretat i fiabilitat propis d’un entorn competitiu i marí.</w:t>
+      </w:r>
+    </w:p>
+    <w:p>
+      <w:pPr>
+        <w:pStyle w:val="NormalWeb"/>
+        <w:jc w:val="both"/>
+        <w:rPr>
+          <w:rFonts w:ascii="Calibri" w:hAnsi="Calibri" w:cs="Calibri"/>
+          <w:color w:val="000000"/>
+          <w:lang w:val="ca-ES"/>
+        </w:rPr>
+      </w:pPr>
+      <w:r>
+        <w:rPr>
+          <w:rFonts w:ascii="Calibri" w:hAnsi="Calibri" w:cs="Calibri"/>
+          <w:color w:val="000000"/>
+          <w:lang w:val="ca-ES"/>
+        </w:rPr>
+        <w:t>El sistema de control existent a l’embarcació està basat en un PLC que gestiona diversos actuadors hidràulics mitjançant un conjunt de</w:t>
+      </w:r>
+      <w:r>
+        <w:rPr>
+          <w:rStyle w:val="apple-converted-space"/>
+          <w:rFonts w:ascii="Calibri" w:hAnsi="Calibri" w:cs="Calibri"/>
+          <w:color w:val="000000"/>
+          <w:lang w:val="ca-ES"/>
+        </w:rPr>
+        <w:t> </w:t>
+      </w:r>
+      <w:r>
+        <w:rPr>
+          <w:rStyle w:val="Textoennegrita"/>
+          <w:rFonts w:ascii="Calibri" w:hAnsi="Calibri" w:cs="Calibri"/>
+          <w:color w:val="000000"/>
+          <w:lang w:val="ca-ES"/>
+        </w:rPr>
+        <w:t>bombes hidràuliques acoblades en sèrie</w:t>
+      </w:r>
+      <w:r>
+        <w:rPr>
+          <w:rFonts w:ascii="Calibri" w:hAnsi="Calibri" w:cs="Calibri"/>
+          <w:color w:val="000000"/>
+          <w:lang w:val="ca-ES"/>
+        </w:rPr>
+        <w:t>, accionades per un</w:t>
+      </w:r>
+      <w:r>
+        <w:rPr>
+          <w:rStyle w:val="apple-converted-space"/>
+          <w:rFonts w:ascii="Calibri" w:hAnsi="Calibri" w:cs="Calibri"/>
+          <w:color w:val="000000"/>
+          <w:lang w:val="ca-ES"/>
+        </w:rPr>
+        <w:t> </w:t>
+      </w:r>
+      <w:r>
+        <w:rPr>
+          <w:rStyle w:val="Textoennegrita"/>
+          <w:rFonts w:ascii="Calibri" w:hAnsi="Calibri" w:cs="Calibri"/>
+          <w:color w:val="000000"/>
+          <w:lang w:val="ca-ES"/>
+        </w:rPr>
+        <w:t>motor elèctric BUHK VT500</w:t>
+      </w:r>
+      <w:r>
+        <w:rPr>
+          <w:rFonts w:ascii="Calibri" w:hAnsi="Calibri" w:cs="Calibri"/>
+          <w:color w:val="000000"/>
+          <w:lang w:val="ca-ES"/>
+        </w:rPr>
+        <w:t>. Aquests sistemes permeten l’operació de mecanismes crítics del vaixell, on una resposta ràpida i un control precís són determinants per al rendiment en regata.</w:t>
+      </w:r>
+    </w:p>
+    <w:p>
+      <w:pPr>
+        <w:pStyle w:val="NormalWeb"/>
+        <w:jc w:val="both"/>
+        <w:rPr>
+          <w:rFonts w:ascii="Calibri" w:hAnsi="Calibri" w:cs="Calibri"/>
+          <w:color w:val="000000"/>
+          <w:lang w:val="ca-ES"/>
+        </w:rPr>
+      </w:pPr>
+      <w:r>
+        <w:rPr>
+          <w:rFonts w:ascii="Calibri" w:hAnsi="Calibri" w:cs="Calibri"/>
+          <w:color w:val="000000"/>
+          <w:lang w:val="ca-ES"/>
+        </w:rPr>
+        <w:t>El treball analitza el marc teòric i tecnològic dels</w:t>
+      </w:r>
+      <w:r>
+        <w:rPr>
+          <w:rStyle w:val="apple-converted-space"/>
+          <w:rFonts w:ascii="Calibri" w:hAnsi="Calibri" w:cs="Calibri"/>
+          <w:color w:val="000000"/>
+          <w:lang w:val="ca-ES"/>
+        </w:rPr>
+        <w:t> </w:t>
+      </w:r>
+      <w:r>
+        <w:rPr>
+          <w:rStyle w:val="Textoennegrita"/>
+          <w:rFonts w:ascii="Calibri" w:hAnsi="Calibri" w:cs="Calibri"/>
+          <w:color w:val="000000"/>
+          <w:lang w:val="ca-ES"/>
+        </w:rPr>
+        <w:t>sistemes de control industrial</w:t>
+      </w:r>
+      <w:r>
+        <w:rPr>
+          <w:rFonts w:ascii="Calibri" w:hAnsi="Calibri" w:cs="Calibri"/>
+          <w:color w:val="000000"/>
+          <w:lang w:val="ca-ES"/>
+        </w:rPr>
+        <w:t>, les</w:t>
+      </w:r>
+      <w:r>
+        <w:rPr>
+          <w:rStyle w:val="apple-converted-space"/>
+          <w:rFonts w:ascii="Calibri" w:hAnsi="Calibri" w:cs="Calibri"/>
+          <w:color w:val="000000"/>
+          <w:lang w:val="ca-ES"/>
+        </w:rPr>
+        <w:t> </w:t>
+      </w:r>
+      <w:r>
+        <w:rPr>
+          <w:rStyle w:val="Textoennegrita"/>
+          <w:rFonts w:ascii="Calibri" w:hAnsi="Calibri" w:cs="Calibri"/>
+          <w:color w:val="000000"/>
+          <w:lang w:val="ca-ES"/>
+        </w:rPr>
+        <w:t>comunicacions sense fils aplicades al control remot</w:t>
+      </w:r>
+      <w:r>
+        <w:rPr>
+          <w:rFonts w:ascii="Calibri" w:hAnsi="Calibri" w:cs="Calibri"/>
+          <w:color w:val="000000"/>
+          <w:lang w:val="ca-ES"/>
+        </w:rPr>
+        <w:t>, i les particularitats dels</w:t>
+      </w:r>
+      <w:r>
+        <w:rPr>
+          <w:rStyle w:val="apple-converted-space"/>
+          <w:rFonts w:ascii="Calibri" w:hAnsi="Calibri" w:cs="Calibri"/>
+          <w:color w:val="000000"/>
+          <w:lang w:val="ca-ES"/>
+        </w:rPr>
+        <w:t> </w:t>
+      </w:r>
+      <w:r>
+        <w:rPr>
+          <w:rStyle w:val="Textoennegrita"/>
+          <w:rFonts w:ascii="Calibri" w:hAnsi="Calibri" w:cs="Calibri"/>
+          <w:color w:val="000000"/>
+          <w:lang w:val="ca-ES"/>
+        </w:rPr>
+        <w:t>entorns marins</w:t>
+      </w:r>
+      <w:r>
+        <w:rPr>
+          <w:rFonts w:ascii="Calibri" w:hAnsi="Calibri" w:cs="Calibri"/>
+          <w:color w:val="000000"/>
+          <w:lang w:val="ca-ES"/>
+        </w:rPr>
+        <w:t>, incloent-hi factors com la humitat, la salinitat, les vibracions i les interferències electromagnètiques. També es revisen les normatives de seguretat i compatibilitat electromagnètica aplicables, així com les solucions comercials existents en l’àmbit nàutic i industrial.</w:t>
+      </w:r>
+    </w:p>
+    <w:p>
+      <w:pPr>
+        <w:pStyle w:val="NormalWeb"/>
+        <w:jc w:val="both"/>
+        <w:rPr>
+          <w:rFonts w:ascii="Calibri" w:hAnsi="Calibri" w:cs="Calibri"/>
+          <w:color w:val="000000"/>
+          <w:lang w:val="ca-ES"/>
+        </w:rPr>
+      </w:pPr>
+      <w:r>
+        <w:rPr>
+          <w:rFonts w:ascii="Calibri" w:hAnsi="Calibri" w:cs="Calibri"/>
+          <w:color w:val="000000"/>
+          <w:lang w:val="ca-ES"/>
+        </w:rPr>
+        <w:t>La solució proposada es basa en un</w:t>
+      </w:r>
+      <w:r>
+        <w:rPr>
+          <w:rStyle w:val="apple-converted-space"/>
+          <w:rFonts w:ascii="Calibri" w:hAnsi="Calibri" w:cs="Calibri"/>
+          <w:color w:val="000000"/>
+          <w:lang w:val="ca-ES"/>
+        </w:rPr>
+        <w:t> </w:t>
+      </w:r>
+      <w:r>
+        <w:rPr>
+          <w:rStyle w:val="Textoennegrita"/>
+          <w:rFonts w:ascii="Calibri" w:hAnsi="Calibri" w:cs="Calibri"/>
+          <w:color w:val="000000"/>
+          <w:lang w:val="ca-ES"/>
+        </w:rPr>
+        <w:t>comandament portàtil sense fils</w:t>
+      </w:r>
+      <w:r>
+        <w:rPr>
+          <w:rStyle w:val="apple-converted-space"/>
+          <w:rFonts w:ascii="Calibri" w:hAnsi="Calibri" w:cs="Calibri"/>
+          <w:color w:val="000000"/>
+          <w:lang w:val="ca-ES"/>
+        </w:rPr>
+        <w:t> </w:t>
+      </w:r>
+      <w:r>
+        <w:rPr>
+          <w:rFonts w:ascii="Calibri" w:hAnsi="Calibri" w:cs="Calibri"/>
+          <w:color w:val="000000"/>
+          <w:lang w:val="ca-ES"/>
+        </w:rPr>
+        <w:t>que comunica amb un mòdul receptor integrat al sistema del PLC. La comunicació utilitza una tecnologia de baix consum i baixa latència, amb mecanismes de seguretat com</w:t>
+      </w:r>
+      <w:r>
+        <w:rPr>
+          <w:rStyle w:val="apple-converted-space"/>
+          <w:rFonts w:ascii="Calibri" w:hAnsi="Calibri" w:cs="Calibri"/>
+          <w:color w:val="000000"/>
+          <w:lang w:val="ca-ES"/>
+        </w:rPr>
+        <w:t> </w:t>
+      </w:r>
+      <w:r>
+        <w:rPr>
+          <w:rStyle w:val="Textoennegrita"/>
+          <w:rFonts w:ascii="Calibri" w:hAnsi="Calibri" w:cs="Calibri"/>
+          <w:color w:val="000000"/>
+          <w:lang w:val="ca-ES"/>
+        </w:rPr>
+        <w:t>xifrat de dades, validació de trames i gestió d’errors</w:t>
+      </w:r>
+      <w:r>
+        <w:rPr>
+          <w:rFonts w:ascii="Calibri" w:hAnsi="Calibri" w:cs="Calibri"/>
+          <w:color w:val="000000"/>
+          <w:lang w:val="ca-ES"/>
+        </w:rPr>
+        <w:t>, per garantir que les ordres transmeses no comprometin el funcionament del sistema hidràulic. El PLC interpreta aquestes ordres i actua sobre les bombes hidràuliques i les vàlvules corresponents, assegurant una integració segura amb l’arquitectura existent.</w:t>
+      </w:r>
+    </w:p>
+    <w:p>
+      <w:pPr>
+        <w:pStyle w:val="NormalWeb"/>
+        <w:jc w:val="both"/>
+        <w:rPr>
+          <w:rFonts w:ascii="Calibri" w:hAnsi="Calibri" w:cs="Calibri"/>
+          <w:color w:val="000000"/>
+          <w:lang w:val="ca-ES"/>
+        </w:rPr>
+      </w:pPr>
+      <w:r>
+        <w:rPr>
+          <w:rFonts w:ascii="Calibri" w:hAnsi="Calibri" w:cs="Calibri"/>
+          <w:color w:val="000000"/>
+          <w:lang w:val="ca-ES"/>
+        </w:rPr>
+        <w:t>El dispositiu ha estat dissenyat tenint en compte els requisits específics de l’entorn marí, incorporant una</w:t>
+      </w:r>
+      <w:r>
+        <w:rPr>
+          <w:rStyle w:val="apple-converted-space"/>
+          <w:rFonts w:ascii="Calibri" w:hAnsi="Calibri" w:cs="Calibri"/>
+          <w:color w:val="000000"/>
+          <w:lang w:val="ca-ES"/>
+        </w:rPr>
+        <w:t> </w:t>
+      </w:r>
+      <w:r>
+        <w:rPr>
+          <w:rStyle w:val="Textoennegrita"/>
+          <w:rFonts w:ascii="Calibri" w:hAnsi="Calibri" w:cs="Calibri"/>
+          <w:color w:val="000000"/>
+          <w:lang w:val="ca-ES"/>
+        </w:rPr>
+        <w:t>carcassa estanca</w:t>
+      </w:r>
+      <w:r>
+        <w:rPr>
+          <w:rFonts w:ascii="Calibri" w:hAnsi="Calibri" w:cs="Calibri"/>
+          <w:color w:val="000000"/>
+          <w:lang w:val="ca-ES"/>
+        </w:rPr>
+        <w:t>, materials resistents a la corrosió i una interfície d’usuari pensada per a un ús ràpid i intuïtiu en condicions de regata. La validació del sistema inclou proves funcionals en laboratori i assajos en entorn real, on s’avaluen paràmetres com la latència de comunicació, la fiabilitat del senyal i la resposta del sistema hidràulic controlat pel PLC.</w:t>
+      </w:r>
+    </w:p>
+    <w:p>
+      <w:pPr>
+        <w:pStyle w:val="NormalWeb"/>
+        <w:jc w:val="both"/>
+        <w:rPr>
+          <w:rFonts w:ascii="Calibri" w:hAnsi="Calibri" w:cs="Calibri"/>
+          <w:color w:val="000000"/>
+          <w:lang w:val="ca-ES"/>
+        </w:rPr>
+      </w:pPr>
+      <w:r>
+        <w:rPr>
+          <w:rFonts w:ascii="Calibri" w:hAnsi="Calibri" w:cs="Calibri"/>
+          <w:color w:val="000000"/>
+          <w:lang w:val="ca-ES"/>
+        </w:rPr>
+        <w:lastRenderedPageBreak/>
+        <w:t>Els resultats obtinguts demostren que la incorporació d’un comandament sense fils permet</w:t>
+      </w:r>
+      <w:r>
+        <w:rPr>
+          <w:rStyle w:val="apple-converted-space"/>
+          <w:rFonts w:ascii="Calibri" w:hAnsi="Calibri" w:cs="Calibri"/>
+          <w:color w:val="000000"/>
+          <w:lang w:val="ca-ES"/>
+        </w:rPr>
+        <w:t> </w:t>
+      </w:r>
+      <w:r>
+        <w:rPr>
+          <w:rStyle w:val="Textoennegrita"/>
+          <w:rFonts w:ascii="Calibri" w:hAnsi="Calibri" w:cs="Calibri"/>
+          <w:color w:val="000000"/>
+          <w:lang w:val="ca-ES"/>
+        </w:rPr>
+        <w:t>millorar l’eficiència operativa i la flexibilitat de maniobra</w:t>
+      </w:r>
+      <w:r>
+        <w:rPr>
+          <w:rFonts w:ascii="Calibri" w:hAnsi="Calibri" w:cs="Calibri"/>
+          <w:color w:val="000000"/>
+          <w:lang w:val="ca-ES"/>
+        </w:rPr>
+        <w:t>, sense afectar la seguretat ni la robustesa del sistema hidràulic existent. Finalment, el treball planteja possibles línies de millora, com la incorporació de redundància en la comunicació, la supervisió d’estats en temps real i l’ampliació del sistema a altres funcions de control a bord.</w:t>
+      </w:r>
+      <w:commentRangeEnd w:id="0"/>
+      <w:r>
+        <w:rPr>
+          <w:rStyle w:val="Refdecomentario"/>
+          <w:rFonts w:asciiTheme="minorHAnsi" w:eastAsiaTheme="minorEastAsia" w:hAnsiTheme="minorHAnsi" w:cstheme="minorBidi"/>
+          <w:lang w:val="ca-ES" w:eastAsia="en-US"/>
+        </w:rPr>
+        <w:commentReference w:id="0"/>
+      </w:r>
+    </w:p>
+    <w:p>
+      <w:pPr>
+        <w:pStyle w:val="Ttulo2"/>
+        <w:jc w:val="both"/>
+        <w:rPr>
+          <w:rFonts w:ascii="Calibri" w:hAnsi="Calibri" w:cs="Calibri"/>
+          <w:lang w:val="ca-ES"/>
+        </w:rPr>
+      </w:pPr>
+      <w:r>
+        <w:rPr>
+          <w:rFonts w:ascii="Calibri" w:hAnsi="Calibri" w:cs="Calibri"/>
+          <w:lang w:val="ca-ES"/>
+        </w:rPr>
+        <w:t>0</w:t>
+      </w:r>
+      <w:r>
+        <w:rPr>
+          <w:rFonts w:ascii="Calibri" w:hAnsi="Calibri" w:cs="Calibri"/>
+          <w:lang w:val="ca-ES"/>
+        </w:rPr>
+        <w:t>.2. Resumen (castellà)</w:t>
+      </w:r>
+    </w:p>
+    <w:p>
+      <w:pPr>
+        <w:pStyle w:val="Ttulo2"/>
+        <w:jc w:val="both"/>
+        <w:rPr>
+          <w:rFonts w:ascii="Calibri" w:hAnsi="Calibri" w:cs="Calibri"/>
+          <w:lang w:val="ca-ES"/>
+        </w:rPr>
+      </w:pPr>
+      <w:r>
+        <w:rPr>
+          <w:rFonts w:ascii="Calibri" w:hAnsi="Calibri" w:cs="Calibri"/>
+          <w:lang w:val="ca-ES"/>
+        </w:rPr>
+        <w:t>0</w:t>
+      </w:r>
+      <w:r>
+        <w:rPr>
+          <w:rFonts w:ascii="Calibri" w:hAnsi="Calibri" w:cs="Calibri"/>
+          <w:lang w:val="ca-ES"/>
+        </w:rPr>
+        <w:t>.3. Abstract (english)</w:t>
+      </w:r>
+    </w:p>
+    <w:p>
+      <w:pPr>
+        <w:rPr>
+          <w:rFonts w:ascii="Calibri" w:hAnsi="Calibri" w:cs="Calibri"/>
+          <w:lang w:val="ca-ES"/>
+        </w:rPr>
+      </w:pPr>
+    </w:p>
+    <w:p>
+      <w:pPr>
+        <w:rPr>
+          <w:lang w:val="ca-ES"/>
+        </w:rPr>
+        <w:sectPr>
+          <w:pgSz w:w="11901" w:h="16817"/>
+          <w:pgMar w:top="1797" w:right="1440" w:bottom="1797" w:left="1440" w:header="720" w:footer="720" w:gutter="567"/>
+          <w:cols w:space="720"/>
+          <w:docGrid w:linePitch="360"/>
+        </w:sectPr>
+      </w:pPr>
+    </w:p>
+    <w:p>
+      <w:pPr>
         <w:pStyle w:val="Ttulo1"/>
         <w:jc w:val="both"/>
         <w:rPr>
-          <w:lang w:val="ca-ES"/>
-        </w:rPr>
-      </w:pPr>
-      <w:r>
-        <w:rPr>
-          <w:lang w:val="ca-ES"/>
-        </w:rPr>
-        <w:t>2. Resum / Abstract</w:t>
+          <w:rFonts w:ascii="Calibri" w:hAnsi="Calibri" w:cs="Calibri"/>
+          <w:lang w:val="ca-ES"/>
+        </w:rPr>
+      </w:pPr>
+      <w:r>
+        <w:rPr>
+          <w:rFonts w:ascii="Calibri" w:hAnsi="Calibri" w:cs="Calibri"/>
+          <w:lang w:val="ca-ES"/>
+        </w:rPr>
+        <w:lastRenderedPageBreak/>
+        <w:t>Índex de continguts</w:t>
       </w:r>
     </w:p>
     <w:p>
       <w:pPr>
+        <w:rPr>
+          <w:lang w:val="ca-ES"/>
+        </w:rPr>
+      </w:pPr>
+    </w:p>
+    <w:p>
+      <w:pPr>
+        <w:rPr>
+          <w:lang w:val="ca-ES"/>
+        </w:rPr>
+        <w:sectPr>
+          <w:pgSz w:w="11901" w:h="16817"/>
+          <w:pgMar w:top="1797" w:right="1440" w:bottom="1797" w:left="1440" w:header="720" w:footer="720" w:gutter="567"/>
+          <w:cols w:space="720"/>
+          <w:docGrid w:linePitch="360"/>
+        </w:sectPr>
+      </w:pPr>
+    </w:p>
+    <w:p>
+      <w:pPr>
+        <w:pStyle w:val="Ttulo1"/>
+        <w:jc w:val="both"/>
+        <w:rPr>
+          <w:rFonts w:ascii="Calibri" w:hAnsi="Calibri" w:cs="Calibri"/>
+          <w:lang w:val="ca-ES"/>
+        </w:rPr>
+      </w:pPr>
+      <w:r>
+        <w:rPr>
+          <w:rFonts w:ascii="Calibri" w:hAnsi="Calibri" w:cs="Calibri"/>
+          <w:lang w:val="ca-ES"/>
+        </w:rPr>
+        <w:lastRenderedPageBreak/>
+        <w:t>1. Glossari</w:t>
+      </w:r>
+    </w:p>
+    <w:p>
+      <w:pPr>
+        <w:pStyle w:val="Ttulo1"/>
+        <w:jc w:val="both"/>
+        <w:rPr>
+          <w:rFonts w:ascii="Calibri" w:hAnsi="Calibri" w:cs="Calibri"/>
+          <w:lang w:val="ca-ES"/>
+        </w:rPr>
+      </w:pPr>
+      <w:r>
+        <w:rPr>
+          <w:rFonts w:ascii="Calibri" w:hAnsi="Calibri" w:cs="Calibri"/>
+          <w:lang w:val="ca-ES"/>
+        </w:rPr>
+        <w:t>2. Índex de figures</w:t>
+      </w:r>
+    </w:p>
+    <w:p>
+      <w:pPr>
+        <w:pStyle w:val="Ttulo1"/>
+        <w:jc w:val="both"/>
+        <w:rPr>
+          <w:rFonts w:ascii="Calibri" w:hAnsi="Calibri" w:cs="Calibri"/>
+          <w:lang w:val="ca-ES"/>
+        </w:rPr>
+      </w:pPr>
+      <w:r>
+        <w:rPr>
+          <w:rFonts w:ascii="Calibri" w:hAnsi="Calibri" w:cs="Calibri"/>
+          <w:lang w:val="ca-ES"/>
+        </w:rPr>
+        <w:t>3. Índex de taules</w:t>
+      </w:r>
+    </w:p>
+    <w:p>
+      <w:pPr>
+        <w:pStyle w:val="Ttulo1"/>
+        <w:jc w:val="both"/>
+        <w:rPr>
+          <w:rFonts w:ascii="Calibri" w:hAnsi="Calibri" w:cs="Calibri"/>
+          <w:lang w:val="ca-ES"/>
+        </w:rPr>
+      </w:pPr>
+      <w:r>
+        <w:rPr>
+          <w:rFonts w:ascii="Calibri" w:hAnsi="Calibri" w:cs="Calibri"/>
+          <w:lang w:val="ca-ES"/>
+        </w:rPr>
+        <w:t>4. Prefaci</w:t>
+      </w:r>
+    </w:p>
+    <w:p>
+      <w:pPr>
         <w:pStyle w:val="Ttulo2"/>
         <w:jc w:val="both"/>
         <w:rPr>
-          <w:lang w:val="ca-ES"/>
-        </w:rPr>
-      </w:pPr>
-      <w:r>
-        <w:rPr>
-          <w:lang w:val="ca-ES"/>
-        </w:rPr>
-        <w:t>2</w:t>
-      </w:r>
-      <w:r>
-        <w:rPr>
+          <w:rFonts w:ascii="Calibri" w:hAnsi="Calibri" w:cs="Calibri"/>
+          <w:lang w:val="ca-ES"/>
+        </w:rPr>
+      </w:pPr>
+      <w:r>
+        <w:rPr>
+          <w:rFonts w:ascii="Calibri" w:hAnsi="Calibri" w:cs="Calibri"/>
+          <w:lang w:val="ca-ES"/>
+        </w:rPr>
+        <w:t>4</w:t>
+      </w:r>
+      <w:r>
+        <w:rPr>
+          <w:rFonts w:ascii="Calibri" w:hAnsi="Calibri" w:cs="Calibri"/>
           <w:lang w:val="ca-ES"/>
         </w:rPr>
         <w:t xml:space="preserve">.1. </w:t>
       </w:r>
       <w:r>
         <w:rPr>
-          <w:lang w:val="ca-ES"/>
-        </w:rPr>
-        <w:t>Resum (català)</w:t>
+          <w:rFonts w:ascii="Calibri" w:hAnsi="Calibri" w:cs="Calibri"/>
+          <w:lang w:val="ca-ES"/>
+        </w:rPr>
+        <w:t>Origen del projecte</w:t>
       </w:r>
     </w:p>
     <w:p>
@@ -316,26 +1062,44 @@
         <w:pStyle w:val="Ttulo2"/>
         <w:jc w:val="both"/>
         <w:rPr>
-          <w:lang w:val="ca-ES"/>
-        </w:rPr>
-      </w:pPr>
-      <w:r>
-        <w:rPr>
+          <w:rFonts w:ascii="Calibri" w:hAnsi="Calibri" w:cs="Calibri"/>
+          <w:lang w:val="ca-ES"/>
+        </w:rPr>
+      </w:pPr>
+      <w:r>
+        <w:rPr>
+          <w:rFonts w:ascii="Calibri" w:hAnsi="Calibri" w:cs="Calibri"/>
+          <w:lang w:val="ca-ES"/>
+        </w:rPr>
+        <w:t>4</w:t>
+      </w:r>
+      <w:r>
+        <w:rPr>
+          <w:rFonts w:ascii="Calibri" w:hAnsi="Calibri" w:cs="Calibri"/>
+          <w:lang w:val="ca-ES"/>
+        </w:rPr>
+        <w:t>.</w:t>
+      </w:r>
+      <w:r>
+        <w:rPr>
+          <w:rFonts w:ascii="Calibri" w:hAnsi="Calibri" w:cs="Calibri"/>
           <w:lang w:val="ca-ES"/>
         </w:rPr>
         <w:t>2</w:t>
       </w:r>
       <w:r>
         <w:rPr>
-          <w:lang w:val="ca-ES"/>
-        </w:rPr>
-        <w:t xml:space="preserve">.2. </w:t>
-      </w:r>
-      <w:r>
-        <w:rPr>
-          <w:lang w:val="ca-ES"/>
-        </w:rPr>
-        <w:t>Resumen (castellà)</w:t>
+          <w:rFonts w:ascii="Calibri" w:hAnsi="Calibri" w:cs="Calibri"/>
+          <w:lang w:val="ca-ES"/>
+        </w:rPr>
+        <w:t xml:space="preserve">. </w:t>
+      </w:r>
+      <w:r>
+        <w:rPr>
+          <w:rFonts w:ascii="Calibri" w:hAnsi="Calibri" w:cs="Calibri"/>
+          <w:lang w:val="ca-ES"/>
+        </w:rPr>
+        <w:t>Motivació</w:t>
       </w:r>
     </w:p>
     <w:p>
@@ -343,38 +1107,44 @@
         <w:pStyle w:val="Ttulo2"/>
         <w:jc w:val="both"/>
         <w:rPr>
-          <w:lang w:val="ca-ES"/>
-        </w:rPr>
-      </w:pPr>
-      <w:r>
-        <w:rPr>
-          <w:lang w:val="ca-ES"/>
-        </w:rPr>
-        <w:t>2</w:t>
-      </w:r>
-      <w:r>
-        <w:rPr>
+          <w:rFonts w:ascii="Calibri" w:hAnsi="Calibri" w:cs="Calibri"/>
+          <w:lang w:val="ca-ES"/>
+        </w:rPr>
+      </w:pPr>
+      <w:r>
+        <w:rPr>
+          <w:rFonts w:ascii="Calibri" w:hAnsi="Calibri" w:cs="Calibri"/>
+          <w:lang w:val="ca-ES"/>
+        </w:rPr>
+        <w:t>4</w:t>
+      </w:r>
+      <w:r>
+        <w:rPr>
+          <w:rFonts w:ascii="Calibri" w:hAnsi="Calibri" w:cs="Calibri"/>
           <w:lang w:val="ca-ES"/>
         </w:rPr>
         <w:t>.</w:t>
       </w:r>
       <w:r>
         <w:rPr>
+          <w:rFonts w:ascii="Calibri" w:hAnsi="Calibri" w:cs="Calibri"/>
           <w:lang w:val="ca-ES"/>
         </w:rPr>
         <w:t>3</w:t>
       </w:r>
       <w:r>
         <w:rPr>
+          <w:rFonts w:ascii="Calibri" w:hAnsi="Calibri" w:cs="Calibri"/>
           <w:lang w:val="ca-ES"/>
         </w:rPr>
         <w:t xml:space="preserve">. </w:t>
       </w:r>
       <w:r>
         <w:rPr>
-          <w:lang w:val="ca-ES"/>
-        </w:rPr>
-        <w:t>Abstract (english)</w:t>
+          <w:rFonts w:ascii="Calibri" w:hAnsi="Calibri" w:cs="Calibri"/>
+          <w:lang w:val="ca-ES"/>
+        </w:rPr>
+        <w:t>Requeriments previs</w:t>
       </w:r>
     </w:p>
     <w:p>
@@ -382,29 +1152,495 @@
         <w:pStyle w:val="Ttulo1"/>
         <w:jc w:val="both"/>
         <w:rPr>
-          <w:lang w:val="ca-ES"/>
-        </w:rPr>
-      </w:pPr>
-      <w:r>
-        <w:rPr>
-          <w:lang w:val="ca-ES"/>
-        </w:rPr>
-        <w:t>3. Índex de continguts</w:t>
+          <w:rFonts w:ascii="Calibri" w:hAnsi="Calibri" w:cs="Calibri"/>
+          <w:lang w:val="ca-ES"/>
+        </w:rPr>
+      </w:pPr>
+      <w:r>
+        <w:rPr>
+          <w:rFonts w:ascii="Calibri" w:hAnsi="Calibri" w:cs="Calibri"/>
+          <w:lang w:val="ca-ES"/>
+        </w:rPr>
+        <w:t>5</w:t>
+      </w:r>
+      <w:r>
+        <w:rPr>
+          <w:rFonts w:ascii="Calibri" w:hAnsi="Calibri" w:cs="Calibri"/>
+          <w:lang w:val="ca-ES"/>
+        </w:rPr>
+        <w:t>. Introducció</w:t>
       </w:r>
     </w:p>
     <w:p>
       <w:pPr>
+        <w:pStyle w:val="Ttulo2"/>
+        <w:tabs>
+          <w:tab w:val="center" w:pos="4320"/>
+        </w:tabs>
+        <w:jc w:val="both"/>
+        <w:rPr>
+          <w:rFonts w:ascii="Calibri" w:hAnsi="Calibri" w:cs="Calibri"/>
+          <w:lang w:val="ca-ES"/>
+        </w:rPr>
+      </w:pPr>
+      <w:r>
+        <w:rPr>
+          <w:rFonts w:ascii="Calibri" w:hAnsi="Calibri" w:cs="Calibri"/>
+          <w:lang w:val="ca-ES"/>
+        </w:rPr>
+        <w:t>5</w:t>
+      </w:r>
+      <w:r>
+        <w:rPr>
+          <w:rFonts w:ascii="Calibri" w:hAnsi="Calibri" w:cs="Calibri"/>
+          <w:lang w:val="ca-ES"/>
+        </w:rPr>
+        <w:t>.1. Context i motivació</w:t>
+      </w:r>
+    </w:p>
+    <w:p>
+      <w:pPr>
+        <w:pStyle w:val="NormalWeb"/>
+        <w:jc w:val="both"/>
+        <w:rPr>
+          <w:rFonts w:ascii="Calibri" w:hAnsi="Calibri" w:cs="Calibri"/>
+          <w:color w:val="000000"/>
+          <w:lang w:val="ca-ES"/>
+        </w:rPr>
+      </w:pPr>
+      <w:r>
+        <w:rPr>
+          <w:rFonts w:ascii="Calibri" w:hAnsi="Calibri" w:cs="Calibri"/>
+          <w:color w:val="000000"/>
+          <w:lang w:val="ca-ES"/>
+        </w:rPr>
+        <w:t xml:space="preserve">En el món de la vela de competició, la precisió i la rapidesa en la presa de decisions són factors determinants per assolir un bon rendiment. Les embarcacions de regates modernes incorporen cada vegada més elements d’automatització i assistència electrònica que ajuden a millorar l’eficiència i la seguretat de la navegació. </w:t>
+      </w:r>
+      <w:r>
+        <w:rPr>
+          <w:rFonts w:ascii="Calibri" w:hAnsi="Calibri" w:cs="Calibri"/>
+          <w:color w:val="000000"/>
+          <w:lang w:val="ca-ES"/>
+        </w:rPr>
+        <w:t xml:space="preserve">La forma de funcionament dels </w:t>
+      </w:r>
+      <w:r>
+        <w:rPr>
+          <w:rFonts w:ascii="Calibri" w:hAnsi="Calibri" w:cs="Calibri"/>
+          <w:color w:val="000000"/>
+          <w:lang w:val="ca-ES"/>
+        </w:rPr>
+        <w:t>sistemes</w:t>
+      </w:r>
+      <w:r>
+        <w:rPr>
+          <w:rFonts w:ascii="Calibri" w:hAnsi="Calibri" w:cs="Calibri"/>
+          <w:color w:val="000000"/>
+          <w:lang w:val="ca-ES"/>
+        </w:rPr>
+        <w:t xml:space="preserve"> d'aquestes embarcacions és resumeix bàsicament en un motor de combustió el qual té vàries bombes hidràuliques acoblades en sèrie </w:t>
+      </w:r>
+      <w:r>
+        <w:rPr>
+          <w:rFonts w:ascii="Calibri" w:hAnsi="Calibri" w:cs="Calibri"/>
+          <w:color w:val="000000"/>
+          <w:lang w:val="ca-ES"/>
+        </w:rPr>
+        <w:t>i que a través de blocs distribuïdors i vàlvules controlades per un autòmat</w:t>
+      </w:r>
+      <w:r>
+        <w:rPr>
+          <w:rFonts w:ascii="Calibri" w:hAnsi="Calibri" w:cs="Calibri"/>
+          <w:color w:val="000000"/>
+          <w:lang w:val="ca-ES"/>
+        </w:rPr>
+        <w:t xml:space="preserve"> </w:t>
+      </w:r>
+      <w:r>
+        <w:rPr>
+          <w:rFonts w:ascii="Calibri" w:hAnsi="Calibri" w:cs="Calibri"/>
+          <w:color w:val="000000"/>
+          <w:lang w:val="ca-ES"/>
+        </w:rPr>
+        <w:t xml:space="preserve">programable </w:t>
+      </w:r>
+      <w:r>
+        <w:rPr>
+          <w:rFonts w:ascii="Calibri" w:hAnsi="Calibri" w:cs="Calibri"/>
+          <w:color w:val="000000"/>
+          <w:lang w:val="ca-ES"/>
+        </w:rPr>
+        <w:t xml:space="preserve">per a poder fer servir motors i pistons que </w:t>
+      </w:r>
+      <w:r>
+        <w:rPr>
+          <w:rFonts w:ascii="Calibri" w:hAnsi="Calibri" w:cs="Calibri"/>
+          <w:color w:val="000000"/>
+          <w:lang w:val="ca-ES"/>
+        </w:rPr>
+        <w:t>mouen i ajusten les veles, la propulsió</w:t>
+      </w:r>
+      <w:r>
+        <w:rPr>
+          <w:rFonts w:ascii="Calibri" w:hAnsi="Calibri" w:cs="Calibri"/>
+          <w:color w:val="000000"/>
+          <w:lang w:val="ca-ES"/>
+        </w:rPr>
+        <w:t>, els tancs de llast...</w:t>
+      </w:r>
+    </w:p>
+    <w:p>
+      <w:pPr>
+        <w:pStyle w:val="NormalWeb"/>
+        <w:jc w:val="both"/>
+        <w:rPr>
+          <w:rFonts w:ascii="Calibri" w:hAnsi="Calibri" w:cs="Calibri"/>
+          <w:color w:val="000000"/>
+          <w:lang w:val="ca-ES"/>
+        </w:rPr>
+      </w:pPr>
+      <w:r>
+        <w:rPr>
+          <w:rFonts w:ascii="Calibri" w:hAnsi="Calibri" w:cs="Calibri"/>
+          <w:color w:val="000000"/>
+          <w:lang w:val="ca-ES"/>
+        </w:rPr>
+        <w:t>Tradicionalment, el control d’aquests autòmats s’ha fet mitjançant panells fixos o dispositius amb connexions per cable. Aquestes solucions, tot i ser fiables, limiten la mobilitat del tripulant i poden resultar poc pràctiques en situacions de regata, on els moviments ràpids i l’accés immediat al control del vaixell són essencials.</w:t>
+      </w:r>
+    </w:p>
+    <w:p>
+      <w:pPr>
+        <w:pStyle w:val="NormalWeb"/>
+        <w:jc w:val="both"/>
+        <w:rPr>
+          <w:rFonts w:ascii="Calibri" w:hAnsi="Calibri" w:cs="Calibri"/>
+          <w:color w:val="000000"/>
+          <w:lang w:val="ca-ES"/>
+        </w:rPr>
+      </w:pPr>
+      <w:r>
+        <w:rPr>
+          <w:rFonts w:ascii="Calibri" w:hAnsi="Calibri" w:cs="Calibri"/>
+          <w:color w:val="000000"/>
+          <w:lang w:val="ca-ES"/>
+        </w:rPr>
+        <w:t>Davant aquesta necessitat, sorgeix la idea de desenvolupar un</w:t>
+      </w:r>
+      <w:r>
+        <w:rPr>
+          <w:rStyle w:val="apple-converted-space"/>
+          <w:rFonts w:ascii="Calibri" w:hAnsi="Calibri" w:cs="Calibri"/>
+          <w:color w:val="000000"/>
+          <w:lang w:val="ca-ES"/>
+        </w:rPr>
+        <w:t> </w:t>
+      </w:r>
+      <w:r>
+        <w:rPr>
+          <w:rStyle w:val="Textoennegrita"/>
+          <w:rFonts w:ascii="Calibri" w:hAnsi="Calibri" w:cs="Calibri"/>
+          <w:color w:val="000000"/>
+          <w:lang w:val="ca-ES"/>
+        </w:rPr>
+        <w:t>comandament sense fils</w:t>
+      </w:r>
+      <w:r>
+        <w:rPr>
+          <w:rStyle w:val="apple-converted-space"/>
+          <w:rFonts w:ascii="Calibri" w:hAnsi="Calibri" w:cs="Calibri"/>
+          <w:color w:val="000000"/>
+          <w:lang w:val="ca-ES"/>
+        </w:rPr>
+        <w:t> </w:t>
+      </w:r>
+      <w:r>
+        <w:rPr>
+          <w:rFonts w:ascii="Calibri" w:hAnsi="Calibri" w:cs="Calibri"/>
+          <w:color w:val="000000"/>
+          <w:lang w:val="ca-ES"/>
+        </w:rPr>
+        <w:t>que permeti</w:t>
+      </w:r>
+      <w:r>
+        <w:rPr>
+          <w:rStyle w:val="apple-converted-space"/>
+          <w:rFonts w:ascii="Calibri" w:hAnsi="Calibri" w:cs="Calibri"/>
+          <w:color w:val="000000"/>
+          <w:lang w:val="ca-ES"/>
+        </w:rPr>
+        <w:t> </w:t>
+      </w:r>
+      <w:r>
+        <w:rPr>
+          <w:rStyle w:val="Textoennegrita"/>
+          <w:rFonts w:ascii="Calibri" w:hAnsi="Calibri" w:cs="Calibri"/>
+          <w:color w:val="000000"/>
+          <w:lang w:val="ca-ES"/>
+        </w:rPr>
+        <w:t>controlar l’autòmat de manera remota</w:t>
+      </w:r>
+      <w:r>
+        <w:rPr>
+          <w:rFonts w:ascii="Calibri" w:hAnsi="Calibri" w:cs="Calibri"/>
+          <w:color w:val="000000"/>
+          <w:lang w:val="ca-ES"/>
+        </w:rPr>
+        <w:t xml:space="preserve">, segura i ergonòmica. Aquest dispositiu facilitaria el maneig de l’embarcació des de diferents punts de coberta, reduint el temps de resposta en maniobres </w:t>
+      </w:r>
+      <w:r>
+        <w:rPr>
+          <w:rFonts w:ascii="Calibri" w:hAnsi="Calibri" w:cs="Calibri"/>
+          <w:color w:val="000000"/>
+          <w:lang w:val="ca-ES"/>
+        </w:rPr>
+        <w:t>així com la possibilitat de moure sistemes amb millor camp de visió</w:t>
+      </w:r>
+      <w:r>
+        <w:rPr>
+          <w:rFonts w:ascii="Calibri" w:hAnsi="Calibri" w:cs="Calibri"/>
+          <w:color w:val="000000"/>
+          <w:lang w:val="ca-ES"/>
+        </w:rPr>
+        <w:t>.</w:t>
+      </w:r>
+    </w:p>
+    <w:p>
+      <w:pPr>
+        <w:pStyle w:val="NormalWeb"/>
+        <w:jc w:val="both"/>
+        <w:rPr>
+          <w:rFonts w:ascii="Calibri" w:hAnsi="Calibri" w:cs="Calibri"/>
+          <w:color w:val="000000"/>
+          <w:lang w:val="ca-ES"/>
+        </w:rPr>
+      </w:pPr>
+      <w:r>
+        <w:rPr>
+          <w:rFonts w:ascii="Calibri" w:hAnsi="Calibri" w:cs="Calibri"/>
+          <w:color w:val="000000"/>
+          <w:lang w:val="ca-ES"/>
+        </w:rPr>
+        <w:lastRenderedPageBreak/>
+        <w:t>A més, l’ús de tecnologia sense fils (com ara Bluetooth o Wi-Fi) pot integrar-se amb sistemes existents de navegació i control, obrint la porta a funcionalitats avançades com la comunicació bidireccional amb sensors, la visualització d’estat en temps real o la personalització de perfils de control segons les condicions de regata.</w:t>
+      </w:r>
+    </w:p>
+    <w:p>
+      <w:pPr>
+        <w:pStyle w:val="NormalWeb"/>
+        <w:jc w:val="both"/>
+        <w:rPr>
+          <w:rFonts w:ascii="Calibri" w:hAnsi="Calibri" w:cs="Calibri"/>
+          <w:color w:val="000000"/>
+          <w:lang w:val="ca-ES"/>
+        </w:rPr>
+      </w:pPr>
+      <w:r>
+        <w:rPr>
+          <w:rFonts w:ascii="Calibri" w:hAnsi="Calibri" w:cs="Calibri"/>
+          <w:color w:val="000000"/>
+          <w:lang w:val="ca-ES"/>
+        </w:rPr>
+        <w:t>En resum, aquest projecte respon a la necessitat de</w:t>
+      </w:r>
+      <w:r>
+        <w:rPr>
+          <w:rStyle w:val="apple-converted-space"/>
+          <w:rFonts w:ascii="Calibri" w:hAnsi="Calibri" w:cs="Calibri"/>
+          <w:color w:val="000000"/>
+          <w:lang w:val="ca-ES"/>
+        </w:rPr>
+        <w:t> </w:t>
+      </w:r>
+      <w:r>
+        <w:rPr>
+          <w:rStyle w:val="Textoennegrita"/>
+          <w:rFonts w:ascii="Calibri" w:hAnsi="Calibri" w:cs="Calibri"/>
+          <w:color w:val="000000"/>
+          <w:lang w:val="ca-ES"/>
+        </w:rPr>
+        <w:t>millorar la seguretat, l’eficiència i la llibertat de moviment</w:t>
+      </w:r>
+      <w:r>
+        <w:rPr>
+          <w:rStyle w:val="apple-converted-space"/>
+          <w:rFonts w:ascii="Calibri" w:hAnsi="Calibri" w:cs="Calibri"/>
+          <w:color w:val="000000"/>
+          <w:lang w:val="ca-ES"/>
+        </w:rPr>
+        <w:t> </w:t>
+      </w:r>
+      <w:r>
+        <w:rPr>
+          <w:rFonts w:ascii="Calibri" w:hAnsi="Calibri" w:cs="Calibri"/>
+          <w:color w:val="000000"/>
+          <w:lang w:val="ca-ES"/>
+        </w:rPr>
+        <w:t>a bord d’una embarcació de regates mitjançant una solució tecnològica innovadora, compacta i adaptada a les exigències del món competitiu de la vela.</w:t>
+      </w:r>
+    </w:p>
+    <w:p>
+      <w:pPr>
+        <w:pStyle w:val="Ttulo2"/>
+        <w:jc w:val="both"/>
+        <w:rPr>
+          <w:rFonts w:ascii="Calibri" w:hAnsi="Calibri" w:cs="Calibri"/>
+          <w:lang w:val="ca-ES"/>
+        </w:rPr>
+      </w:pPr>
+      <w:r>
+        <w:rPr>
+          <w:rFonts w:ascii="Calibri" w:hAnsi="Calibri" w:cs="Calibri"/>
+          <w:lang w:val="ca-ES"/>
+        </w:rPr>
+        <w:t>5</w:t>
+      </w:r>
+      <w:r>
+        <w:rPr>
+          <w:rFonts w:ascii="Calibri" w:hAnsi="Calibri" w:cs="Calibri"/>
+          <w:lang w:val="ca-ES"/>
+        </w:rPr>
+        <w:t>.2. Problemàtica o necessitat detectada</w:t>
+      </w:r>
+    </w:p>
+    <w:p>
+      <w:pPr>
+        <w:pStyle w:val="Ttulo2"/>
+        <w:jc w:val="both"/>
+        <w:rPr>
+          <w:rFonts w:ascii="Calibri" w:hAnsi="Calibri" w:cs="Calibri"/>
+          <w:lang w:val="ca-ES"/>
+        </w:rPr>
+      </w:pPr>
+      <w:r>
+        <w:rPr>
+          <w:rFonts w:ascii="Calibri" w:hAnsi="Calibri" w:cs="Calibri"/>
+          <w:lang w:val="ca-ES"/>
+        </w:rPr>
+        <w:t>5</w:t>
+      </w:r>
+      <w:r>
+        <w:rPr>
+          <w:rFonts w:ascii="Calibri" w:hAnsi="Calibri" w:cs="Calibri"/>
+          <w:lang w:val="ca-ES"/>
+        </w:rPr>
+        <w:t>.3. Objectius generals i específics</w:t>
+      </w:r>
+    </w:p>
+    <w:p>
+      <w:pPr>
+        <w:pStyle w:val="Ttulo2"/>
+        <w:jc w:val="both"/>
+        <w:rPr>
+          <w:rFonts w:ascii="Calibri" w:hAnsi="Calibri" w:cs="Calibri"/>
+          <w:lang w:val="ca-ES"/>
+        </w:rPr>
+      </w:pPr>
+      <w:r>
+        <w:rPr>
+          <w:rFonts w:ascii="Calibri" w:hAnsi="Calibri" w:cs="Calibri"/>
+          <w:lang w:val="ca-ES"/>
+        </w:rPr>
+        <w:t>5</w:t>
+      </w:r>
+      <w:r>
+        <w:rPr>
+          <w:rFonts w:ascii="Calibri" w:hAnsi="Calibri" w:cs="Calibri"/>
+          <w:lang w:val="ca-ES"/>
+        </w:rPr>
+        <w:t>.4. Abast i limitacions del projecte</w:t>
+      </w:r>
+    </w:p>
+    <w:p>
+      <w:pPr>
+        <w:pStyle w:val="Ttulo2"/>
+        <w:jc w:val="both"/>
+        <w:rPr>
+          <w:rFonts w:ascii="Calibri" w:hAnsi="Calibri" w:cs="Calibri"/>
+          <w:lang w:val="ca-ES"/>
+        </w:rPr>
+      </w:pPr>
+      <w:r>
+        <w:rPr>
+          <w:rFonts w:ascii="Calibri" w:hAnsi="Calibri" w:cs="Calibri"/>
+          <w:lang w:val="ca-ES"/>
+        </w:rPr>
+        <w:t>5</w:t>
+      </w:r>
+      <w:r>
+        <w:rPr>
+          <w:rFonts w:ascii="Calibri" w:hAnsi="Calibri" w:cs="Calibri"/>
+          <w:lang w:val="ca-ES"/>
+        </w:rPr>
+        <w:t>.5. Metodologia general</w:t>
+      </w:r>
+    </w:p>
+    <w:p>
+      <w:pPr>
+        <w:pStyle w:val="Ttulo2"/>
+        <w:jc w:val="both"/>
+        <w:rPr>
+          <w:rFonts w:ascii="Calibri" w:hAnsi="Calibri" w:cs="Calibri"/>
+          <w:lang w:val="ca-ES"/>
+        </w:rPr>
+      </w:pPr>
+      <w:r>
+        <w:rPr>
+          <w:rFonts w:ascii="Calibri" w:hAnsi="Calibri" w:cs="Calibri"/>
+          <w:lang w:val="ca-ES"/>
+        </w:rPr>
+        <w:t>5</w:t>
+      </w:r>
+      <w:r>
+        <w:rPr>
+          <w:rFonts w:ascii="Calibri" w:hAnsi="Calibri" w:cs="Calibri"/>
+          <w:lang w:val="ca-ES"/>
+        </w:rPr>
+        <w:t>.6. Estructura del document</w:t>
+      </w:r>
+    </w:p>
+    <w:p>
+      <w:pPr>
+        <w:rPr>
+          <w:lang w:val="ca-ES"/>
+        </w:rPr>
+      </w:pPr>
+    </w:p>
+    <w:p>
+      <w:pPr>
+        <w:rPr>
+          <w:lang w:val="ca-ES"/>
+        </w:rPr>
+        <w:sectPr>
+          <w:pgSz w:w="11901" w:h="16817"/>
+          <w:pgMar w:top="1797" w:right="1440" w:bottom="1797" w:left="1440" w:header="720" w:footer="720" w:gutter="567"/>
+          <w:cols w:space="720"/>
+          <w:docGrid w:linePitch="360"/>
+        </w:sectPr>
+      </w:pPr>
+    </w:p>
+    <w:p>
+      <w:pPr>
         <w:pStyle w:val="Ttulo1"/>
         <w:jc w:val="both"/>
         <w:rPr>
-          <w:lang w:val="ca-ES"/>
-        </w:rPr>
-      </w:pPr>
-      <w:r>
-        <w:rPr>
-          <w:lang w:val="ca-ES"/>
-        </w:rPr>
-        <w:t>4. Introducció</w:t>
+          <w:rFonts w:ascii="Calibri" w:hAnsi="Calibri" w:cs="Calibri"/>
+          <w:lang w:val="ca-ES"/>
+        </w:rPr>
+      </w:pPr>
+      <w:r>
+        <w:rPr>
+          <w:rFonts w:ascii="Calibri" w:hAnsi="Calibri" w:cs="Calibri"/>
+          <w:lang w:val="ca-ES"/>
+        </w:rPr>
+        <w:lastRenderedPageBreak/>
+        <w:t>6</w:t>
+      </w:r>
+      <w:r>
+        <w:rPr>
+          <w:rFonts w:ascii="Calibri" w:hAnsi="Calibri" w:cs="Calibri"/>
+          <w:lang w:val="ca-ES"/>
+        </w:rPr>
+        <w:t>. Marc teòric i tecnològic</w:t>
       </w:r>
     </w:p>
     <w:p>
@@ -412,14 +1648,23 @@
         <w:pStyle w:val="Ttulo2"/>
         <w:jc w:val="both"/>
         <w:rPr>
-          <w:lang w:val="ca-ES"/>
-        </w:rPr>
-      </w:pPr>
-      <w:r>
-        <w:rPr>
-          <w:lang w:val="ca-ES"/>
-        </w:rPr>
-        <w:t>4.1. Context i motivació</w:t>
+          <w:rFonts w:ascii="Calibri" w:hAnsi="Calibri" w:cs="Calibri"/>
+          <w:lang w:val="ca-ES"/>
+        </w:rPr>
+      </w:pPr>
+      <w:r>
+        <w:rPr>
+          <w:rFonts w:ascii="Calibri" w:hAnsi="Calibri" w:cs="Calibri"/>
+          <w:lang w:val="ca-ES"/>
+        </w:rPr>
+        <w:t>6.1</w:t>
+      </w:r>
+      <w:r>
+        <w:rPr>
+          <w:rFonts w:ascii="Calibri" w:hAnsi="Calibri" w:cs="Calibri"/>
+          <w:lang w:val="ca-ES"/>
+        </w:rPr>
+        <w:t>. Sistemes de control industrial i PLC</w:t>
       </w:r>
     </w:p>
     <w:p>
@@ -427,86 +1672,79 @@
         <w:pStyle w:val="NormalWeb"/>
         <w:jc w:val="both"/>
         <w:rPr>
-          <w:color w:val="000000"/>
-          <w:lang w:val="ca-ES"/>
-        </w:rPr>
-      </w:pPr>
-      <w:r>
-        <w:rPr>
-          <w:color w:val="000000"/>
-          <w:lang w:val="ca-ES"/>
-        </w:rPr>
-        <w:t xml:space="preserve">En el món de la vela de competició, la precisió i la rapidesa en la presa de decisions són factors determinants per assolir un bon rendiment. Les embarcacions de regates modernes incorporen cada vegada més elements d’automatització i assistència electrònica que ajuden a millorar l’eficiència i la seguretat de la navegació. </w:t>
-      </w:r>
-      <w:r>
-        <w:rPr>
-          <w:color w:val="000000"/>
-          <w:lang w:val="ca-ES"/>
-        </w:rPr>
-        <w:t xml:space="preserve">La forma de funcionament dels </w:t>
-      </w:r>
-      <w:r>
-        <w:rPr>
-          <w:color w:val="000000"/>
-          <w:lang w:val="ca-ES"/>
-        </w:rPr>
-        <w:t>sistemes</w:t>
-      </w:r>
-      <w:r>
-        <w:rPr>
-          <w:color w:val="000000"/>
-          <w:lang w:val="ca-ES"/>
-        </w:rPr>
-        <w:t xml:space="preserve"> d'aquestes embarcacions és resumeix bàsicament en un motor de combustió el qual té vàries bombes hidràuliques acoblades en sèrie </w:t>
-      </w:r>
-      <w:r>
-        <w:rPr>
-          <w:color w:val="000000"/>
-          <w:lang w:val="ca-ES"/>
-        </w:rPr>
-        <w:t>i que a través de blocs distribuïdors i vàlvules controlades per un autòmat</w:t>
-      </w:r>
-      <w:r>
-        <w:rPr>
-          <w:color w:val="000000"/>
-          <w:lang w:val="ca-ES"/>
-        </w:rPr>
-        <w:t xml:space="preserve"> </w:t>
-      </w:r>
-      <w:r>
-        <w:rPr>
-          <w:color w:val="000000"/>
-          <w:lang w:val="ca-ES"/>
-        </w:rPr>
-        <w:t xml:space="preserve">programable </w:t>
-      </w:r>
-      <w:r>
-        <w:rPr>
-          <w:color w:val="000000"/>
-          <w:lang w:val="ca-ES"/>
-        </w:rPr>
-        <w:t xml:space="preserve">per a poder fer servir motors i pistons </w:t>
-      </w:r>
-      <w:r>
-        <w:rPr>
-          <w:color w:val="000000"/>
-          <w:lang w:val="ca-ES"/>
-        </w:rPr>
-        <w:t xml:space="preserve">que </w:t>
-      </w:r>
-      <w:r>
-        <w:rPr>
-          <w:color w:val="000000"/>
-          <w:lang w:val="ca-ES"/>
-        </w:rPr>
-        <w:t>mouen i ajusten les veles, la propulsió</w:t>
-      </w:r>
-      <w:r>
-        <w:rPr>
-          <w:color w:val="000000"/>
-          <w:lang w:val="ca-ES"/>
-        </w:rPr>
-        <w:t>, els tancs de llast...</w:t>
+          <w:rFonts w:ascii="Calibri" w:hAnsi="Calibri" w:cs="Calibri"/>
+          <w:color w:val="000000"/>
+          <w:lang w:val="ca-ES"/>
+        </w:rPr>
+      </w:pPr>
+      <w:r>
+        <w:rPr>
+          <w:rFonts w:ascii="Calibri" w:hAnsi="Calibri" w:cs="Calibri"/>
+          <w:color w:val="000000"/>
+          <w:lang w:val="ca-ES"/>
+        </w:rPr>
+        <w:t>Els</w:t>
+      </w:r>
+      <w:r>
+        <w:rPr>
+          <w:rStyle w:val="apple-converted-space"/>
+          <w:rFonts w:ascii="Calibri" w:hAnsi="Calibri" w:cs="Calibri"/>
+          <w:color w:val="000000"/>
+          <w:lang w:val="ca-ES"/>
+        </w:rPr>
+        <w:t> </w:t>
+      </w:r>
+      <w:r>
+        <w:rPr>
+          <w:rStyle w:val="Textoennegrita"/>
+          <w:rFonts w:ascii="Calibri" w:hAnsi="Calibri" w:cs="Calibri"/>
+          <w:color w:val="000000"/>
+          <w:lang w:val="ca-ES"/>
+        </w:rPr>
+        <w:t>sistemes de control industrial</w:t>
+      </w:r>
+      <w:r>
+        <w:rPr>
+          <w:rStyle w:val="apple-converted-space"/>
+          <w:rFonts w:ascii="Calibri" w:hAnsi="Calibri" w:cs="Calibri"/>
+          <w:color w:val="000000"/>
+          <w:lang w:val="ca-ES"/>
+        </w:rPr>
+        <w:t> </w:t>
+      </w:r>
+      <w:r>
+        <w:rPr>
+          <w:rFonts w:ascii="Calibri" w:hAnsi="Calibri" w:cs="Calibri"/>
+          <w:color w:val="000000"/>
+          <w:lang w:val="ca-ES"/>
+        </w:rPr>
+        <w:t>són fonamentals per automatitzar processos i garantir un funcionament segur, repetitiu i fiable de màquines i dispositius. Aquests sistemes es basen sovint en</w:t>
+      </w:r>
+      <w:r>
+        <w:rPr>
+          <w:rStyle w:val="apple-converted-space"/>
+          <w:rFonts w:ascii="Calibri" w:hAnsi="Calibri" w:cs="Calibri"/>
+          <w:color w:val="000000"/>
+          <w:lang w:val="ca-ES"/>
+        </w:rPr>
+        <w:t> </w:t>
+      </w:r>
+      <w:r>
+        <w:rPr>
+          <w:rStyle w:val="Textoennegrita"/>
+          <w:rFonts w:ascii="Calibri" w:hAnsi="Calibri" w:cs="Calibri"/>
+          <w:color w:val="000000"/>
+          <w:lang w:val="ca-ES"/>
+        </w:rPr>
+        <w:t>autòmats programables (PLC, Programmable Logic Controller)</w:t>
+      </w:r>
+      <w:r>
+        <w:rPr>
+          <w:rFonts w:ascii="Calibri" w:hAnsi="Calibri" w:cs="Calibri"/>
+          <w:color w:val="000000"/>
+          <w:lang w:val="ca-ES"/>
+        </w:rPr>
+        <w:t>, dispositius dissenyats per executar lògiques de control seqüencial i de temps real amb alta robustesa.</w:t>
       </w:r>
     </w:p>
     <w:p>
@@ -514,16 +1752,148 @@
         <w:pStyle w:val="NormalWeb"/>
         <w:jc w:val="both"/>
         <w:rPr>
-          <w:color w:val="000000"/>
-          <w:lang w:val="ca-ES"/>
-        </w:rPr>
-      </w:pPr>
-      <w:r>
-        <w:rPr>
-          <w:color w:val="000000"/>
-          <w:lang w:val="ca-ES"/>
-        </w:rPr>
-        <w:t>Tradicionalment, el control d’aquests autòmats s’ha fet mitjançant panells fixos o dispositius amb connexions per cable. Aquestes solucions, tot i ser fiables, limiten la mobilitat del tripulant i poden resultar poc pràctiques en situacions de regata, on els moviments ràpids i l’accés immediat al control del vaixell són essencials.</w:t>
+          <w:rFonts w:ascii="Calibri" w:hAnsi="Calibri" w:cs="Calibri"/>
+          <w:color w:val="000000"/>
+          <w:lang w:val="ca-ES"/>
+        </w:rPr>
+      </w:pPr>
+      <w:r>
+        <w:rPr>
+          <w:rFonts w:ascii="Calibri" w:hAnsi="Calibri" w:cs="Calibri"/>
+          <w:color w:val="000000"/>
+          <w:lang w:val="ca-ES"/>
+        </w:rPr>
+        <w:t>Els PLC es caracteritzen per la seva</w:t>
+      </w:r>
+      <w:r>
+        <w:rPr>
+          <w:rStyle w:val="apple-converted-space"/>
+          <w:rFonts w:ascii="Calibri" w:hAnsi="Calibri" w:cs="Calibri"/>
+          <w:color w:val="000000"/>
+          <w:lang w:val="ca-ES"/>
+        </w:rPr>
+        <w:t> </w:t>
+      </w:r>
+      <w:r>
+        <w:rPr>
+          <w:rStyle w:val="Textoennegrita"/>
+          <w:rFonts w:ascii="Calibri" w:hAnsi="Calibri" w:cs="Calibri"/>
+          <w:color w:val="000000"/>
+          <w:lang w:val="ca-ES"/>
+        </w:rPr>
+        <w:t>resistència a entorns adversos</w:t>
+      </w:r>
+      <w:r>
+        <w:rPr>
+          <w:rFonts w:ascii="Calibri" w:hAnsi="Calibri" w:cs="Calibri"/>
+          <w:color w:val="000000"/>
+          <w:lang w:val="ca-ES"/>
+        </w:rPr>
+        <w:t>, la seva</w:t>
+      </w:r>
+      <w:r>
+        <w:rPr>
+          <w:rStyle w:val="apple-converted-space"/>
+          <w:rFonts w:ascii="Calibri" w:hAnsi="Calibri" w:cs="Calibri"/>
+          <w:color w:val="000000"/>
+          <w:lang w:val="ca-ES"/>
+        </w:rPr>
+        <w:t> </w:t>
+      </w:r>
+      <w:r>
+        <w:rPr>
+          <w:rStyle w:val="Textoennegrita"/>
+          <w:rFonts w:ascii="Calibri" w:hAnsi="Calibri" w:cs="Calibri"/>
+          <w:color w:val="000000"/>
+          <w:lang w:val="ca-ES"/>
+        </w:rPr>
+        <w:t>fiabilitat</w:t>
+      </w:r>
+      <w:r>
+        <w:rPr>
+          <w:rStyle w:val="apple-converted-space"/>
+          <w:rFonts w:ascii="Calibri" w:hAnsi="Calibri" w:cs="Calibri"/>
+          <w:color w:val="000000"/>
+          <w:lang w:val="ca-ES"/>
+        </w:rPr>
+        <w:t> </w:t>
+      </w:r>
+      <w:r>
+        <w:rPr>
+          <w:rFonts w:ascii="Calibri" w:hAnsi="Calibri" w:cs="Calibri"/>
+          <w:color w:val="000000"/>
+          <w:lang w:val="ca-ES"/>
+        </w:rPr>
+        <w:t>i la</w:t>
+      </w:r>
+      <w:r>
+        <w:rPr>
+          <w:rStyle w:val="apple-converted-space"/>
+          <w:rFonts w:ascii="Calibri" w:hAnsi="Calibri" w:cs="Calibri"/>
+          <w:color w:val="000000"/>
+          <w:lang w:val="ca-ES"/>
+        </w:rPr>
+        <w:t> </w:t>
+      </w:r>
+      <w:r>
+        <w:rPr>
+          <w:rStyle w:val="Textoennegrita"/>
+          <w:rFonts w:ascii="Calibri" w:hAnsi="Calibri" w:cs="Calibri"/>
+          <w:color w:val="000000"/>
+          <w:lang w:val="ca-ES"/>
+        </w:rPr>
+        <w:t xml:space="preserve">facilitat de programació </w:t>
+      </w:r>
+      <w:r>
+        <w:rPr>
+          <w:rFonts w:ascii="Calibri" w:hAnsi="Calibri" w:cs="Calibri"/>
+          <w:color w:val="000000"/>
+          <w:lang w:val="ca-ES"/>
+        </w:rPr>
+        <w:t xml:space="preserve">mitjançant llenguatges normalitzats </w:t>
+      </w:r>
+      <w:commentRangeStart w:id="1"/>
+      <w:r>
+        <w:rPr>
+          <w:rFonts w:ascii="Calibri" w:hAnsi="Calibri" w:cs="Calibri"/>
+          <w:color w:val="000000"/>
+          <w:lang w:val="ca-ES"/>
+        </w:rPr>
+        <w:t>(segons la norma IEC 61131-3)</w:t>
+      </w:r>
+      <w:commentRangeEnd w:id="1"/>
+      <w:r>
+        <w:rPr>
+          <w:rStyle w:val="Refdecomentario"/>
+          <w:rFonts w:ascii="Calibri" w:eastAsiaTheme="minorEastAsia" w:hAnsi="Calibri" w:cs="Calibri"/>
+          <w:lang w:val="en-US" w:eastAsia="en-US"/>
+        </w:rPr>
+        <w:commentReference w:id="1"/>
+      </w:r>
+      <w:r>
+        <w:rPr>
+          <w:rFonts w:ascii="Calibri" w:hAnsi="Calibri" w:cs="Calibri"/>
+          <w:color w:val="000000"/>
+          <w:lang w:val="ca-ES"/>
+        </w:rPr>
+        <w:t>, com el llenguatge d’escales (</w:t>
+      </w:r>
+      <w:r>
+        <w:rPr>
+          <w:rStyle w:val="nfasis"/>
+          <w:rFonts w:ascii="Calibri" w:hAnsi="Calibri" w:cs="Calibri"/>
+          <w:color w:val="000000"/>
+          <w:lang w:val="ca-ES"/>
+        </w:rPr>
+        <w:t>ladder</w:t>
+      </w:r>
+      <w:r>
+        <w:rPr>
+          <w:rFonts w:ascii="Calibri" w:hAnsi="Calibri" w:cs="Calibri"/>
+          <w:color w:val="000000"/>
+          <w:lang w:val="ca-ES"/>
+        </w:rPr>
+        <w:t>), el de blocs funcionals o el textual estructurat.</w:t>
       </w:r>
     </w:p>
     <w:p>
@@ -531,20 +1901,49 @@
         <w:pStyle w:val="NormalWeb"/>
         <w:jc w:val="both"/>
         <w:rPr>
-          <w:color w:val="000000"/>
-          <w:lang w:val="ca-ES"/>
-        </w:rPr>
-      </w:pPr>
-      <w:r>
-        <w:rPr>
-          <w:color w:val="000000"/>
-          <w:lang w:val="ca-ES"/>
-        </w:rPr>
-        <w:t>Davant aquesta necessitat, sorgeix la idea de desenvolupar un</w:t>
+          <w:rFonts w:ascii="Calibri" w:hAnsi="Calibri" w:cs="Calibri"/>
+          <w:color w:val="000000"/>
+          <w:lang w:val="ca-ES"/>
+        </w:rPr>
+      </w:pPr>
+      <w:r>
+        <w:rPr>
+          <w:rFonts w:ascii="Calibri" w:hAnsi="Calibri" w:cs="Calibri"/>
+          <w:color w:val="000000"/>
+          <w:lang w:val="ca-ES"/>
+        </w:rPr>
+        <w:t xml:space="preserve">En l’àmbit nàutic, els PLC o controladors industrials adaptats poden gestionar funcions </w:t>
+      </w:r>
+      <w:commentRangeStart w:id="2"/>
+      <w:r>
+        <w:rPr>
+          <w:rFonts w:ascii="Calibri" w:hAnsi="Calibri" w:cs="Calibri"/>
+          <w:color w:val="000000"/>
+          <w:lang w:val="ca-ES"/>
+        </w:rPr>
+        <w:t xml:space="preserve">com la posició del timó, el control del pilot automàtic, la pressió hidràulica o la lectura de sensors de vent i rumb. </w:t>
+      </w:r>
+      <w:commentRangeEnd w:id="2"/>
+      <w:r>
+        <w:rPr>
+          <w:rStyle w:val="Refdecomentario"/>
+          <w:rFonts w:ascii="Calibri" w:eastAsiaTheme="minorEastAsia" w:hAnsi="Calibri" w:cs="Calibri"/>
+          <w:lang w:val="en-US" w:eastAsia="en-US"/>
+        </w:rPr>
+        <w:commentReference w:id="2"/>
+      </w:r>
+      <w:r>
+        <w:rPr>
+          <w:rFonts w:ascii="Calibri" w:hAnsi="Calibri" w:cs="Calibri"/>
+          <w:color w:val="000000"/>
+          <w:lang w:val="ca-ES"/>
+        </w:rPr>
+        <w:t>El comandament sense fils proposat en aquest projecte actua com a</w:t>
       </w:r>
       <w:r>
         <w:rPr>
           <w:rStyle w:val="apple-converted-space"/>
+          <w:rFonts w:ascii="Calibri" w:hAnsi="Calibri" w:cs="Calibri"/>
           <w:color w:val="000000"/>
           <w:lang w:val="ca-ES"/>
         </w:rPr>
@@ -553,80 +1952,115 @@
       <w:r>
         <w:rPr>
           <w:rStyle w:val="Textoennegrita"/>
-          <w:color w:val="000000"/>
-          <w:lang w:val="ca-ES"/>
-        </w:rPr>
-        <w:t>comandament sense fils</w:t>
-      </w:r>
-      <w:r>
-        <w:rPr>
-          <w:rStyle w:val="apple-converted-space"/>
-          <w:color w:val="000000"/>
-          <w:lang w:val="ca-ES"/>
-        </w:rPr>
-        <w:t> </w:t>
-      </w:r>
-      <w:r>
-        <w:rPr>
-          <w:color w:val="000000"/>
-          <w:lang w:val="ca-ES"/>
-        </w:rPr>
-        <w:t>que permeti</w:t>
-      </w:r>
-      <w:r>
-        <w:rPr>
-          <w:rStyle w:val="apple-converted-space"/>
-          <w:color w:val="000000"/>
-          <w:lang w:val="ca-ES"/>
-        </w:rPr>
-        <w:t> </w:t>
-      </w:r>
-      <w:r>
-        <w:rPr>
-          <w:rStyle w:val="Textoennegrita"/>
-          <w:color w:val="000000"/>
-          <w:lang w:val="ca-ES"/>
-        </w:rPr>
-        <w:t>controlar l’autòmat de manera remota</w:t>
-      </w:r>
-      <w:r>
-        <w:rPr>
-          <w:color w:val="000000"/>
-          <w:lang w:val="ca-ES"/>
-        </w:rPr>
-        <w:t xml:space="preserve">, segura i ergonòmica. Aquest dispositiu facilitaria el maneig de l’embarcació des de diferents punts de coberta, reduint el temps de resposta en maniobres </w:t>
-      </w:r>
-      <w:r>
-        <w:rPr>
-          <w:color w:val="000000"/>
-          <w:lang w:val="ca-ES"/>
-        </w:rPr>
-        <w:t>així com la possibilitat de moure sistemes amb millor camp de visió</w:t>
-      </w:r>
-      <w:r>
-        <w:rPr>
-          <w:color w:val="000000"/>
-          <w:lang w:val="ca-ES"/>
-        </w:rPr>
-        <w:t>.</w:t>
+          <w:rFonts w:ascii="Calibri" w:hAnsi="Calibri" w:cs="Calibri"/>
+          <w:color w:val="000000"/>
+          <w:lang w:val="ca-ES"/>
+        </w:rPr>
+        <w:t>interfície d’usuari remota</w:t>
+      </w:r>
+      <w:r>
+        <w:rPr>
+          <w:rFonts w:ascii="Calibri" w:hAnsi="Calibri" w:cs="Calibri"/>
+          <w:color w:val="000000"/>
+          <w:lang w:val="ca-ES"/>
+        </w:rPr>
+        <w:t>, que transmet ordres al PLC o al sistema d’autòmat principal de l’embarcació, mantenint la fiabilitat i la seguretat pròpies dels sistemes de control industrial.</w:t>
       </w:r>
     </w:p>
     <w:p>
       <w:pPr>
+        <w:pStyle w:val="Ttulo2"/>
+        <w:jc w:val="both"/>
+        <w:rPr>
+          <w:rFonts w:ascii="Calibri" w:hAnsi="Calibri" w:cs="Calibri"/>
+          <w:lang w:val="ca-ES"/>
+        </w:rPr>
+      </w:pPr>
+      <w:r>
+        <w:rPr>
+          <w:rFonts w:ascii="Calibri" w:hAnsi="Calibri" w:cs="Calibri"/>
+          <w:lang w:val="ca-ES"/>
+        </w:rPr>
+        <w:t>6.2</w:t>
+      </w:r>
+      <w:r>
+        <w:rPr>
+          <w:rFonts w:ascii="Calibri" w:hAnsi="Calibri" w:cs="Calibri"/>
+          <w:lang w:val="ca-ES"/>
+        </w:rPr>
+        <w:t>. Tecnologies de comunicació sense fils</w:t>
+      </w:r>
+    </w:p>
+    <w:p>
+      <w:pPr>
         <w:pStyle w:val="NormalWeb"/>
         <w:jc w:val="both"/>
         <w:rPr>
-          <w:color w:val="000000"/>
-          <w:lang w:val="ca-ES"/>
-        </w:rPr>
-      </w:pPr>
-      <w:r>
-        <w:rPr>
-          <w:color w:val="000000"/>
-          <w:lang w:val="ca-ES"/>
-        </w:rPr>
-        <w:lastRenderedPageBreak/>
-        <w:t>A més, l’ús de tecnologia sense fils (com ara Bluetooth o Wi-Fi) pot integrar-se amb sistemes existents de navegació i control, obrint la porta a funcionalitats avançades com la comunicació bidireccional amb sensors, la visualització d’estat en temps real o la personalització de perfils de control segons les condicions de regata.</w:t>
+          <w:rFonts w:ascii="Calibri" w:hAnsi="Calibri" w:cs="Calibri"/>
+          <w:color w:val="000000"/>
+          <w:lang w:val="ca-ES"/>
+        </w:rPr>
+      </w:pPr>
+      <w:commentRangeStart w:id="3"/>
+      <w:r>
+        <w:rPr>
+          <w:rFonts w:ascii="Calibri" w:hAnsi="Calibri" w:cs="Calibri"/>
+          <w:color w:val="000000"/>
+          <w:lang w:val="ca-ES"/>
+        </w:rPr>
+        <w:t>Les</w:t>
+      </w:r>
+      <w:r>
+        <w:rPr>
+          <w:rStyle w:val="apple-converted-space"/>
+          <w:rFonts w:ascii="Calibri" w:hAnsi="Calibri" w:cs="Calibri"/>
+          <w:color w:val="000000"/>
+          <w:lang w:val="ca-ES"/>
+        </w:rPr>
+        <w:t> </w:t>
+      </w:r>
+      <w:r>
+        <w:rPr>
+          <w:rStyle w:val="Textoennegrita"/>
+          <w:rFonts w:ascii="Calibri" w:hAnsi="Calibri" w:cs="Calibri"/>
+          <w:color w:val="000000"/>
+          <w:lang w:val="ca-ES"/>
+        </w:rPr>
+        <w:t>comunicacions sense fils</w:t>
+      </w:r>
+      <w:r>
+        <w:rPr>
+          <w:rStyle w:val="apple-converted-space"/>
+          <w:rFonts w:ascii="Calibri" w:hAnsi="Calibri" w:cs="Calibri"/>
+          <w:color w:val="000000"/>
+          <w:lang w:val="ca-ES"/>
+        </w:rPr>
+        <w:t> </w:t>
+      </w:r>
+      <w:r>
+        <w:rPr>
+          <w:rFonts w:ascii="Calibri" w:hAnsi="Calibri" w:cs="Calibri"/>
+          <w:color w:val="000000"/>
+          <w:lang w:val="ca-ES"/>
+        </w:rPr>
+        <w:t>són essencials per permetre la mobilitat i la flexibilitat en entorns on el cablejat pot resultar inconvenient o perillós, com és el cas d’una embarcació de regates</w:t>
+      </w:r>
+      <w:commentRangeEnd w:id="3"/>
+      <w:r>
+        <w:rPr>
+          <w:rStyle w:val="Refdecomentario"/>
+          <w:rFonts w:ascii="Calibri" w:eastAsiaTheme="minorEastAsia" w:hAnsi="Calibri" w:cs="Calibri"/>
+          <w:lang w:val="en-US" w:eastAsia="en-US"/>
+        </w:rPr>
+        <w:commentReference w:id="3"/>
+      </w:r>
+      <w:r>
+        <w:rPr>
+          <w:rFonts w:ascii="Calibri" w:hAnsi="Calibri" w:cs="Calibri"/>
+          <w:color w:val="000000"/>
+          <w:lang w:val="ca-ES"/>
+        </w:rPr>
+        <w:t>.</w:t>
       </w:r>
     </w:p>
     <w:p>
@@ -634,530 +2068,14 @@
         <w:pStyle w:val="NormalWeb"/>
         <w:jc w:val="both"/>
         <w:rPr>
-          <w:color w:val="000000"/>
-          <w:lang w:val="ca-ES"/>
-        </w:rPr>
-      </w:pPr>
-      <w:r>
-        <w:rPr>
-          <w:color w:val="000000"/>
-          <w:lang w:val="ca-ES"/>
-        </w:rPr>
-        <w:t>En resum, aquest projecte respon a la necessitat de</w:t>
-      </w:r>
-      <w:r>
-        <w:rPr>
-          <w:rStyle w:val="apple-converted-space"/>
-          <w:color w:val="000000"/>
-          <w:lang w:val="ca-ES"/>
-        </w:rPr>
-        <w:t> </w:t>
-      </w:r>
-      <w:r>
-        <w:rPr>
-          <w:rStyle w:val="Textoennegrita"/>
-          <w:color w:val="000000"/>
-          <w:lang w:val="ca-ES"/>
-        </w:rPr>
-        <w:t>millorar la seguretat, l’eficiència i la llibertat de moviment</w:t>
-      </w:r>
-      <w:r>
-        <w:rPr>
-          <w:rStyle w:val="apple-converted-space"/>
-          <w:color w:val="000000"/>
-          <w:lang w:val="ca-ES"/>
-        </w:rPr>
-        <w:t> </w:t>
-      </w:r>
-      <w:r>
-        <w:rPr>
-          <w:color w:val="000000"/>
-          <w:lang w:val="ca-ES"/>
-        </w:rPr>
-        <w:t>a bord d’una embarcació de regates mitjançant una solució tecnològica innovadora, compacta i adaptada a les exigències del món competitiu de la vela.</w:t>
-      </w:r>
-    </w:p>
-    <w:p>
-      <w:pPr>
-        <w:pStyle w:val="Ttulo2"/>
-        <w:jc w:val="both"/>
-        <w:rPr>
-          <w:lang w:val="ca-ES"/>
-        </w:rPr>
-      </w:pPr>
-      <w:r>
-        <w:rPr>
-          <w:lang w:val="ca-ES"/>
-        </w:rPr>
-        <w:t>4.2. Problemàtica o necessitat detectada</w:t>
-      </w:r>
-    </w:p>
-    <w:p>
-      <w:pPr>
-        <w:jc w:val="both"/>
-        <w:rPr>
-          <w:lang w:val="ca-ES"/>
-        </w:rPr>
-      </w:pPr>
-    </w:p>
-    <w:p>
-      <w:pPr>
-        <w:pStyle w:val="Ttulo2"/>
-        <w:jc w:val="both"/>
-        <w:rPr>
-          <w:lang w:val="ca-ES"/>
-        </w:rPr>
-      </w:pPr>
-      <w:r>
-        <w:rPr>
-          <w:lang w:val="ca-ES"/>
-        </w:rPr>
-        <w:t>4.3. Objectius generals i específics</w:t>
-      </w:r>
-    </w:p>
-    <w:p>
-      <w:pPr>
-        <w:pStyle w:val="Ttulo2"/>
-        <w:jc w:val="both"/>
-        <w:rPr>
-          <w:lang w:val="ca-ES"/>
-        </w:rPr>
-      </w:pPr>
-      <w:r>
-        <w:rPr>
-          <w:lang w:val="ca-ES"/>
-        </w:rPr>
-        <w:t>4.4. Abast i limitacions del projecte</w:t>
-      </w:r>
-    </w:p>
-    <w:p>
-      <w:pPr>
-        <w:pStyle w:val="Ttulo2"/>
-        <w:jc w:val="both"/>
-        <w:rPr>
-          <w:lang w:val="ca-ES"/>
-        </w:rPr>
-      </w:pPr>
-      <w:r>
-        <w:rPr>
-          <w:lang w:val="ca-ES"/>
-        </w:rPr>
-        <w:t>4.5. Metodologia general</w:t>
-      </w:r>
-    </w:p>
-    <w:p>
-      <w:pPr>
-        <w:pStyle w:val="Ttulo2"/>
-        <w:jc w:val="both"/>
-        <w:rPr>
-          <w:lang w:val="ca-ES"/>
-        </w:rPr>
-      </w:pPr>
-      <w:r>
-        <w:rPr>
-          <w:lang w:val="ca-ES"/>
-        </w:rPr>
-        <w:t>4.6. Estructura del document</w:t>
-      </w:r>
-    </w:p>
-    <w:p>
-      <w:pPr>
-        <w:pStyle w:val="Ttulo1"/>
-        <w:jc w:val="both"/>
-        <w:rPr>
-          <w:lang w:val="ca-ES"/>
-        </w:rPr>
-      </w:pPr>
-      <w:r>
-        <w:rPr>
-          <w:lang w:val="ca-ES"/>
-        </w:rPr>
-        <w:t>5. Marc teòric i tecnològic</w:t>
-      </w:r>
-    </w:p>
-    <w:p>
-      <w:pPr>
-        <w:pStyle w:val="Ttulo2"/>
-        <w:jc w:val="both"/>
-        <w:rPr>
-          <w:lang w:val="ca-ES"/>
-        </w:rPr>
-      </w:pPr>
-      <w:r>
-        <w:rPr>
-          <w:lang w:val="ca-ES"/>
-        </w:rPr>
-        <w:t>5.1. Sistemes de control industrial i PLC</w:t>
-      </w:r>
-    </w:p>
-    <w:p>
-      <w:pPr>
-        <w:pStyle w:val="NormalWeb"/>
-        <w:jc w:val="both"/>
-        <w:rPr>
-          <w:color w:val="000000"/>
-          <w:lang w:val="ca-ES"/>
-        </w:rPr>
-      </w:pPr>
-      <w:r>
-        <w:rPr>
-          <w:color w:val="000000"/>
-          <w:lang w:val="ca-ES"/>
-        </w:rPr>
-        <w:t>Els</w:t>
-      </w:r>
-      <w:r>
-        <w:rPr>
-          <w:rStyle w:val="apple-converted-space"/>
-          <w:color w:val="000000"/>
-          <w:lang w:val="ca-ES"/>
-        </w:rPr>
-        <w:t> </w:t>
-      </w:r>
-      <w:r>
-        <w:rPr>
-          <w:rStyle w:val="Textoennegrita"/>
-          <w:color w:val="000000"/>
-          <w:lang w:val="ca-ES"/>
-        </w:rPr>
-        <w:t>sistemes de control industrial</w:t>
-      </w:r>
-      <w:r>
-        <w:rPr>
-          <w:rStyle w:val="apple-converted-space"/>
-          <w:color w:val="000000"/>
-          <w:lang w:val="ca-ES"/>
-        </w:rPr>
-        <w:t> </w:t>
-      </w:r>
-      <w:r>
-        <w:rPr>
-          <w:color w:val="000000"/>
-          <w:lang w:val="ca-ES"/>
-        </w:rPr>
-        <w:t>són fonamentals per automatitzar processos i garantir un funcionament segur, repetitiu i fiable de màquines i dispositius. Aquests sistemes es basen sovint en</w:t>
-      </w:r>
-      <w:r>
-        <w:rPr>
-          <w:rStyle w:val="apple-converted-space"/>
-          <w:color w:val="000000"/>
-          <w:lang w:val="ca-ES"/>
-        </w:rPr>
-        <w:t> </w:t>
-      </w:r>
-      <w:r>
-        <w:rPr>
-          <w:rStyle w:val="Textoennegrita"/>
-          <w:color w:val="000000"/>
-          <w:lang w:val="ca-ES"/>
-        </w:rPr>
-        <w:t>autòmats programables (PLC, Programmable Logic Controller)</w:t>
-      </w:r>
-      <w:r>
-        <w:rPr>
-          <w:color w:val="000000"/>
-          <w:lang w:val="ca-ES"/>
-        </w:rPr>
-        <w:t>, dispositius dissenyats per executar lògiques de control seqüencial i de temps real amb alta robustesa.</w:t>
-      </w:r>
-    </w:p>
-    <w:p>
-      <w:pPr>
-        <w:pStyle w:val="NormalWeb"/>
-        <w:jc w:val="both"/>
-        <w:rPr>
-          <w:color w:val="000000"/>
-          <w:lang w:val="ca-ES"/>
-        </w:rPr>
-      </w:pPr>
-      <w:r>
-        <w:rPr>
-          <w:color w:val="000000"/>
-          <w:lang w:val="ca-ES"/>
-        </w:rPr>
-        <w:t>Els PLC es caracteritzen per la seva</w:t>
-      </w:r>
-      <w:r>
-        <w:rPr>
-          <w:rStyle w:val="apple-converted-space"/>
-          <w:color w:val="000000"/>
-          <w:lang w:val="ca-ES"/>
-        </w:rPr>
-        <w:t> </w:t>
-      </w:r>
-      <w:r>
-        <w:rPr>
-          <w:rStyle w:val="Textoennegrita"/>
-          <w:color w:val="000000"/>
-          <w:lang w:val="ca-ES"/>
-        </w:rPr>
-        <w:t>resistència a entorns adversos</w:t>
-      </w:r>
-      <w:r>
-        <w:rPr>
-          <w:color w:val="000000"/>
-          <w:lang w:val="ca-ES"/>
-        </w:rPr>
-        <w:t>, la seva</w:t>
-      </w:r>
-      <w:r>
-        <w:rPr>
-          <w:rStyle w:val="apple-converted-space"/>
-          <w:color w:val="000000"/>
-          <w:lang w:val="ca-ES"/>
-        </w:rPr>
-        <w:t> </w:t>
-      </w:r>
-      <w:r>
-        <w:rPr>
-          <w:rStyle w:val="Textoennegrita"/>
-          <w:color w:val="000000"/>
-          <w:lang w:val="ca-ES"/>
-        </w:rPr>
-        <w:t>fiabilitat</w:t>
-      </w:r>
-      <w:r>
-        <w:rPr>
-          <w:rStyle w:val="apple-converted-space"/>
-          <w:color w:val="000000"/>
-          <w:lang w:val="ca-ES"/>
-        </w:rPr>
-        <w:t> </w:t>
-      </w:r>
-      <w:r>
-        <w:rPr>
-          <w:color w:val="000000"/>
-          <w:lang w:val="ca-ES"/>
-        </w:rPr>
-        <w:t>i la</w:t>
-      </w:r>
-      <w:r>
-        <w:rPr>
-          <w:rStyle w:val="apple-converted-space"/>
-          <w:color w:val="000000"/>
-          <w:lang w:val="ca-ES"/>
-        </w:rPr>
-        <w:t> </w:t>
-      </w:r>
-      <w:r>
-        <w:rPr>
-          <w:rStyle w:val="Textoennegrita"/>
-          <w:color w:val="000000"/>
-          <w:lang w:val="ca-ES"/>
-        </w:rPr>
-        <w:t>facilitat de programació</w:t>
-      </w:r>
-      <w:r>
-        <w:rPr>
-          <w:rStyle w:val="Textoennegrita"/>
-          <w:color w:val="000000"/>
-          <w:lang w:val="ca-ES"/>
-        </w:rPr>
-        <w:t xml:space="preserve"> </w:t>
-      </w:r>
-      <w:r>
-        <w:rPr>
-          <w:color w:val="000000"/>
-          <w:lang w:val="ca-ES"/>
-        </w:rPr>
-        <w:t xml:space="preserve">mitjançant llenguatges normalitzats </w:t>
-      </w:r>
-      <w:commentRangeStart w:id="0"/>
-      <w:r>
-        <w:rPr>
-          <w:color w:val="000000"/>
-          <w:lang w:val="ca-ES"/>
-        </w:rPr>
-        <w:t>(segons la norma IEC 61131-3)</w:t>
-      </w:r>
-      <w:commentRangeEnd w:id="0"/>
-      <w:r>
-        <w:rPr>
-          <w:rStyle w:val="Refdecomentario"/>
-          <w:rFonts w:asciiTheme="minorHAnsi" w:eastAsiaTheme="minorEastAsia" w:hAnsiTheme="minorHAnsi" w:cstheme="minorBidi"/>
-          <w:lang w:val="en-US" w:eastAsia="en-US"/>
-        </w:rPr>
-        <w:commentReference w:id="0"/>
-      </w:r>
-      <w:r>
-        <w:rPr>
-          <w:color w:val="000000"/>
-          <w:lang w:val="ca-ES"/>
-        </w:rPr>
-        <w:t>, com el llenguatge d’escales (</w:t>
-      </w:r>
-      <w:r>
-        <w:rPr>
-          <w:rStyle w:val="nfasis"/>
-          <w:color w:val="000000"/>
-          <w:lang w:val="ca-ES"/>
-        </w:rPr>
-        <w:t>ladder</w:t>
-      </w:r>
-      <w:r>
-        <w:rPr>
-          <w:color w:val="000000"/>
-          <w:lang w:val="ca-ES"/>
-        </w:rPr>
-        <w:t>), el de blocs funcionals o el textual estructurat.</w:t>
-      </w:r>
-    </w:p>
-    <w:p>
-      <w:pPr>
-        <w:pStyle w:val="NormalWeb"/>
-        <w:jc w:val="both"/>
-        <w:rPr>
-          <w:color w:val="000000"/>
-          <w:lang w:val="ca-ES"/>
-        </w:rPr>
-      </w:pPr>
-      <w:r>
-        <w:rPr>
-          <w:color w:val="000000"/>
-          <w:lang w:val="ca-ES"/>
-        </w:rPr>
-        <w:t xml:space="preserve">En l’àmbit nàutic, els PLC o controladors industrials adaptats poden gestionar funcions </w:t>
-      </w:r>
-      <w:commentRangeStart w:id="1"/>
-      <w:r>
-        <w:rPr>
-          <w:color w:val="000000"/>
-          <w:lang w:val="ca-ES"/>
-        </w:rPr>
-        <w:t xml:space="preserve">com la posició del timó, el control del pilot automàtic, la pressió hidràulica o la lectura de sensors de vent i rumb. </w:t>
-      </w:r>
-      <w:commentRangeEnd w:id="1"/>
-      <w:r>
-        <w:rPr>
-          <w:rStyle w:val="Refdecomentario"/>
-          <w:rFonts w:asciiTheme="minorHAnsi" w:eastAsiaTheme="minorEastAsia" w:hAnsiTheme="minorHAnsi" w:cstheme="minorBidi"/>
-          <w:lang w:val="en-US" w:eastAsia="en-US"/>
-        </w:rPr>
-        <w:commentReference w:id="1"/>
-      </w:r>
-      <w:r>
-        <w:rPr>
-          <w:color w:val="000000"/>
-          <w:lang w:val="ca-ES"/>
-        </w:rPr>
-        <w:t>El comandament sense fils proposat en aquest projecte actua com a</w:t>
-      </w:r>
-      <w:r>
-        <w:rPr>
-          <w:rStyle w:val="apple-converted-space"/>
-          <w:color w:val="000000"/>
-          <w:lang w:val="ca-ES"/>
-        </w:rPr>
-        <w:t> </w:t>
-      </w:r>
-      <w:r>
-        <w:rPr>
-          <w:rStyle w:val="Textoennegrita"/>
-          <w:color w:val="000000"/>
-          <w:lang w:val="ca-ES"/>
-        </w:rPr>
-        <w:t>interfície d’usuari remota</w:t>
-      </w:r>
-      <w:r>
-        <w:rPr>
-          <w:color w:val="000000"/>
-          <w:lang w:val="ca-ES"/>
-        </w:rPr>
-        <w:t>, que transmet ordres al PLC o al sistema d’autòmat principal de l’embarcació, mantenint la fiabilitat i la seguretat pròpies dels sistemes de control industrial.</w:t>
-      </w:r>
-    </w:p>
-    <w:p>
-      <w:pPr>
-        <w:pStyle w:val="Ttulo2"/>
-        <w:jc w:val="both"/>
-        <w:rPr>
-          <w:lang w:val="ca-ES"/>
-        </w:rPr>
-      </w:pPr>
-      <w:r>
-        <w:rPr>
-          <w:lang w:val="ca-ES"/>
-        </w:rPr>
-        <w:lastRenderedPageBreak/>
-        <w:t>5.2. Tecnologies de comunicació sense fils</w:t>
-      </w:r>
-    </w:p>
-    <w:p>
-      <w:pPr>
-        <w:pStyle w:val="NormalWeb"/>
-        <w:jc w:val="both"/>
-        <w:rPr>
-          <w:color w:val="000000"/>
-          <w:lang w:val="ca-ES"/>
-        </w:rPr>
-      </w:pPr>
-      <w:commentRangeStart w:id="2"/>
-      <w:r>
-        <w:rPr>
-          <w:color w:val="000000"/>
-          <w:lang w:val="ca-ES"/>
-        </w:rPr>
-        <w:t>Les</w:t>
-      </w:r>
-      <w:r>
-        <w:rPr>
-          <w:rStyle w:val="apple-converted-space"/>
-          <w:color w:val="000000"/>
-          <w:lang w:val="ca-ES"/>
-        </w:rPr>
-        <w:t> </w:t>
-      </w:r>
-      <w:r>
-        <w:rPr>
-          <w:rStyle w:val="Textoennegrita"/>
-          <w:color w:val="000000"/>
-          <w:lang w:val="ca-ES"/>
-        </w:rPr>
-        <w:t>comunicacions sense fils</w:t>
-      </w:r>
-      <w:r>
-        <w:rPr>
-          <w:rStyle w:val="apple-converted-space"/>
-          <w:color w:val="000000"/>
-          <w:lang w:val="ca-ES"/>
-        </w:rPr>
-        <w:t> </w:t>
-      </w:r>
-      <w:r>
-        <w:rPr>
-          <w:color w:val="000000"/>
-          <w:lang w:val="ca-ES"/>
-        </w:rPr>
-        <w:t>són essencials per permetre la mobilitat i la flexibilitat en entorns on el cablejat pot resultar inconvenient o perillós, com és el cas d’una embarcació de regates</w:t>
-      </w:r>
-      <w:commentRangeEnd w:id="2"/>
-      <w:r>
-        <w:rPr>
-          <w:rStyle w:val="Refdecomentario"/>
-          <w:rFonts w:asciiTheme="minorHAnsi" w:eastAsiaTheme="minorEastAsia" w:hAnsiTheme="minorHAnsi" w:cstheme="minorBidi"/>
-          <w:lang w:val="en-US" w:eastAsia="en-US"/>
-        </w:rPr>
-        <w:commentReference w:id="2"/>
-      </w:r>
-      <w:r>
-        <w:rPr>
-          <w:color w:val="000000"/>
-          <w:lang w:val="ca-ES"/>
-        </w:rPr>
-        <w:t>.</w:t>
-      </w:r>
-    </w:p>
-    <w:p>
-      <w:pPr>
-        <w:pStyle w:val="NormalWeb"/>
-        <w:jc w:val="both"/>
-        <w:rPr>
-          <w:color w:val="000000"/>
-          <w:lang w:val="ca-ES"/>
-        </w:rPr>
-      </w:pPr>
-      <w:r>
-        <w:rPr>
+          <w:rFonts w:ascii="Calibri" w:hAnsi="Calibri" w:cs="Calibri"/>
+          <w:color w:val="000000"/>
+          <w:lang w:val="ca-ES"/>
+        </w:rPr>
+      </w:pPr>
+      <w:r>
+        <w:rPr>
+          <w:rFonts w:ascii="Calibri" w:hAnsi="Calibri" w:cs="Calibri"/>
           <w:color w:val="000000"/>
           <w:lang w:val="ca-ES"/>
         </w:rPr>
@@ -1173,6 +2091,7 @@
         </w:numPr>
         <w:jc w:val="both"/>
         <w:rPr>
+          <w:rFonts w:ascii="Calibri" w:hAnsi="Calibri" w:cs="Calibri"/>
           <w:color w:val="000000"/>
           <w:lang w:val="ca-ES"/>
         </w:rPr>
@@ -1180,6 +2099,7 @@
       <w:r>
         <w:rPr>
           <w:rStyle w:val="Textoennegrita"/>
+          <w:rFonts w:ascii="Calibri" w:hAnsi="Calibri" w:cs="Calibri"/>
           <w:color w:val="000000"/>
           <w:lang w:val="ca-ES"/>
         </w:rPr>
@@ -1188,6 +2108,7 @@
       <w:r>
         <w:rPr>
           <w:rStyle w:val="apple-converted-space"/>
+          <w:rFonts w:ascii="Calibri" w:hAnsi="Calibri" w:cs="Calibri"/>
           <w:color w:val="000000"/>
           <w:lang w:val="ca-ES"/>
         </w:rPr>
@@ -1195,6 +2116,7 @@
       </w:r>
       <w:r>
         <w:rPr>
+          <w:rFonts w:ascii="Calibri" w:hAnsi="Calibri" w:cs="Calibri"/>
           <w:color w:val="000000"/>
           <w:lang w:val="ca-ES"/>
         </w:rPr>
@@ -1210,6 +2132,7 @@
         </w:numPr>
         <w:jc w:val="both"/>
         <w:rPr>
+          <w:rFonts w:ascii="Calibri" w:hAnsi="Calibri" w:cs="Calibri"/>
           <w:color w:val="000000"/>
           <w:lang w:val="ca-ES"/>
         </w:rPr>
@@ -1217,6 +2140,7 @@
       <w:r>
         <w:rPr>
           <w:rStyle w:val="Textoennegrita"/>
+          <w:rFonts w:ascii="Calibri" w:hAnsi="Calibri" w:cs="Calibri"/>
           <w:color w:val="000000"/>
           <w:lang w:val="ca-ES"/>
         </w:rPr>
@@ -1225,6 +2149,7 @@
       <w:r>
         <w:rPr>
           <w:rStyle w:val="apple-converted-space"/>
+          <w:rFonts w:ascii="Calibri" w:hAnsi="Calibri" w:cs="Calibri"/>
           <w:color w:val="000000"/>
           <w:lang w:val="ca-ES"/>
         </w:rPr>
@@ -1232,6 +2157,7 @@
       </w:r>
       <w:r>
         <w:rPr>
+          <w:rFonts w:ascii="Calibri" w:hAnsi="Calibri" w:cs="Calibri"/>
           <w:color w:val="000000"/>
           <w:lang w:val="ca-ES"/>
         </w:rPr>
@@ -1247,6 +2173,7 @@
         </w:numPr>
         <w:jc w:val="both"/>
         <w:rPr>
+          <w:rFonts w:ascii="Calibri" w:hAnsi="Calibri" w:cs="Calibri"/>
           <w:color w:val="000000"/>
           <w:lang w:val="ca-ES"/>
         </w:rPr>
@@ -1254,6 +2181,7 @@
       <w:r>
         <w:rPr>
           <w:rStyle w:val="Textoennegrita"/>
+          <w:rFonts w:ascii="Calibri" w:hAnsi="Calibri" w:cs="Calibri"/>
           <w:color w:val="000000"/>
           <w:lang w:val="ca-ES"/>
         </w:rPr>
@@ -1262,6 +2190,7 @@
       <w:r>
         <w:rPr>
           <w:rStyle w:val="apple-converted-space"/>
+          <w:rFonts w:ascii="Calibri" w:hAnsi="Calibri" w:cs="Calibri"/>
           <w:color w:val="000000"/>
           <w:lang w:val="ca-ES"/>
         </w:rPr>
@@ -1269,6 +2198,7 @@
       </w:r>
       <w:r>
         <w:rPr>
+          <w:rFonts w:ascii="Calibri" w:hAnsi="Calibri" w:cs="Calibri"/>
           <w:color w:val="000000"/>
           <w:lang w:val="ca-ES"/>
         </w:rPr>
@@ -1280,13 +2210,15 @@
         <w:pStyle w:val="NormalWeb"/>
         <w:jc w:val="both"/>
         <w:rPr>
-          <w:color w:val="000000"/>
-          <w:lang w:val="ca-ES"/>
-        </w:rPr>
-      </w:pPr>
-      <w:commentRangeStart w:id="3"/>
-      <w:r>
-        <w:rPr>
+          <w:rFonts w:ascii="Calibri" w:hAnsi="Calibri" w:cs="Calibri"/>
+          <w:color w:val="000000"/>
+          <w:lang w:val="ca-ES"/>
+        </w:rPr>
+      </w:pPr>
+      <w:commentRangeStart w:id="4"/>
+      <w:r>
+        <w:rPr>
+          <w:rFonts w:ascii="Calibri" w:hAnsi="Calibri" w:cs="Calibri"/>
           <w:color w:val="000000"/>
           <w:lang w:val="ca-ES"/>
         </w:rPr>
@@ -1295,6 +2227,7 @@
       <w:r>
         <w:rPr>
           <w:rStyle w:val="apple-converted-space"/>
+          <w:rFonts w:ascii="Calibri" w:hAnsi="Calibri" w:cs="Calibri"/>
           <w:color w:val="000000"/>
           <w:lang w:val="ca-ES"/>
         </w:rPr>
@@ -1303,6 +2236,7 @@
       <w:r>
         <w:rPr>
           <w:rStyle w:val="Textoennegrita"/>
+          <w:rFonts w:ascii="Calibri" w:hAnsi="Calibri" w:cs="Calibri"/>
           <w:color w:val="000000"/>
           <w:lang w:val="ca-ES"/>
         </w:rPr>
@@ -1310,6 +2244,7 @@
       </w:r>
       <w:r>
         <w:rPr>
+          <w:rFonts w:ascii="Calibri" w:hAnsi="Calibri" w:cs="Calibri"/>
           <w:color w:val="000000"/>
           <w:lang w:val="ca-ES"/>
         </w:rPr>
@@ -1318,6 +2253,7 @@
       <w:r>
         <w:rPr>
           <w:rStyle w:val="apple-converted-space"/>
+          <w:rFonts w:ascii="Calibri" w:hAnsi="Calibri" w:cs="Calibri"/>
           <w:color w:val="000000"/>
           <w:lang w:val="ca-ES"/>
         </w:rPr>
@@ -1326,6 +2262,7 @@
       <w:r>
         <w:rPr>
           <w:rStyle w:val="Textoennegrita"/>
+          <w:rFonts w:ascii="Calibri" w:hAnsi="Calibri" w:cs="Calibri"/>
           <w:color w:val="000000"/>
           <w:lang w:val="ca-ES"/>
         </w:rPr>
@@ -1334,6 +2271,7 @@
       <w:r>
         <w:rPr>
           <w:rStyle w:val="apple-converted-space"/>
+          <w:rFonts w:ascii="Calibri" w:hAnsi="Calibri" w:cs="Calibri"/>
           <w:color w:val="000000"/>
           <w:lang w:val="ca-ES"/>
         </w:rPr>
@@ -1341,6 +2279,7 @@
       </w:r>
       <w:r>
         <w:rPr>
+          <w:rFonts w:ascii="Calibri" w:hAnsi="Calibri" w:cs="Calibri"/>
           <w:color w:val="000000"/>
           <w:lang w:val="ca-ES"/>
         </w:rPr>
@@ -1349,6 +2288,7 @@
       <w:r>
         <w:rPr>
           <w:rStyle w:val="apple-converted-space"/>
+          <w:rFonts w:ascii="Calibri" w:hAnsi="Calibri" w:cs="Calibri"/>
           <w:color w:val="000000"/>
           <w:lang w:val="ca-ES"/>
         </w:rPr>
@@ -1357,6 +2297,7 @@
       <w:r>
         <w:rPr>
           <w:rStyle w:val="Textoennegrita"/>
+          <w:rFonts w:ascii="Calibri" w:hAnsi="Calibri" w:cs="Calibri"/>
           <w:color w:val="000000"/>
           <w:lang w:val="ca-ES"/>
         </w:rPr>
@@ -1364,25 +2305,27 @@
       </w:r>
       <w:r>
         <w:rPr>
+          <w:rFonts w:ascii="Calibri" w:hAnsi="Calibri" w:cs="Calibri"/>
           <w:color w:val="000000"/>
           <w:lang w:val="ca-ES"/>
         </w:rPr>
         <w:t>, prioritzant la resposta immediata del sistema de control.</w:t>
       </w:r>
-      <w:commentRangeEnd w:id="3"/>
+      <w:commentRangeEnd w:id="4"/>
       <w:r>
         <w:rPr>
           <w:rStyle w:val="Refdecomentario"/>
-          <w:rFonts w:asciiTheme="minorHAnsi" w:eastAsiaTheme="minorEastAsia" w:hAnsiTheme="minorHAnsi" w:cstheme="minorBidi"/>
+          <w:rFonts w:ascii="Calibri" w:eastAsiaTheme="minorEastAsia" w:hAnsi="Calibri" w:cs="Calibri"/>
           <w:lang w:val="en-US" w:eastAsia="en-US"/>
         </w:rPr>
-        <w:commentReference w:id="3"/>
+        <w:commentReference w:id="4"/>
       </w:r>
     </w:p>
     <w:p>
       <w:pPr>
         <w:jc w:val="both"/>
         <w:rPr>
+          <w:rFonts w:ascii="Calibri" w:hAnsi="Calibri" w:cs="Calibri"/>
           <w:lang w:val="ca-ES"/>
         </w:rPr>
       </w:pPr>
@@ -1392,14 +2335,24 @@
         <w:pStyle w:val="Ttulo2"/>
         <w:jc w:val="both"/>
         <w:rPr>
-          <w:lang w:val="ca-ES"/>
-        </w:rPr>
-      </w:pPr>
-      <w:r>
-        <w:rPr>
-          <w:lang w:val="ca-ES"/>
-        </w:rPr>
-        <w:t>5.3. Entorns marins i requisits tècnics</w:t>
+          <w:rFonts w:ascii="Calibri" w:hAnsi="Calibri" w:cs="Calibri"/>
+          <w:lang w:val="ca-ES"/>
+        </w:rPr>
+      </w:pPr>
+      <w:r>
+        <w:rPr>
+          <w:rFonts w:ascii="Calibri" w:hAnsi="Calibri" w:cs="Calibri"/>
+          <w:lang w:val="ca-ES"/>
+        </w:rPr>
+        <w:lastRenderedPageBreak/>
+        <w:t>6.3</w:t>
+      </w:r>
+      <w:r>
+        <w:rPr>
+          <w:rFonts w:ascii="Calibri" w:hAnsi="Calibri" w:cs="Calibri"/>
+          <w:lang w:val="ca-ES"/>
+        </w:rPr>
+        <w:t>. Entorns marins i requisits tècnics</w:t>
       </w:r>
     </w:p>
     <w:p>
@@ -1407,12 +2360,14 @@
         <w:pStyle w:val="NormalWeb"/>
         <w:jc w:val="both"/>
         <w:rPr>
-          <w:color w:val="000000"/>
-          <w:lang w:val="ca-ES"/>
-        </w:rPr>
-      </w:pPr>
-      <w:r>
-        <w:rPr>
+          <w:rFonts w:ascii="Calibri" w:hAnsi="Calibri" w:cs="Calibri"/>
+          <w:color w:val="000000"/>
+          <w:lang w:val="ca-ES"/>
+        </w:rPr>
+      </w:pPr>
+      <w:r>
+        <w:rPr>
+          <w:rFonts w:ascii="Calibri" w:hAnsi="Calibri" w:cs="Calibri"/>
           <w:color w:val="000000"/>
           <w:lang w:val="ca-ES"/>
         </w:rPr>
@@ -1421,6 +2376,7 @@
       <w:r>
         <w:rPr>
           <w:rStyle w:val="apple-converted-space"/>
+          <w:rFonts w:ascii="Calibri" w:hAnsi="Calibri" w:cs="Calibri"/>
           <w:color w:val="000000"/>
           <w:lang w:val="ca-ES"/>
         </w:rPr>
@@ -1429,6 +2385,7 @@
       <w:r>
         <w:rPr>
           <w:rStyle w:val="Textoennegrita"/>
+          <w:rFonts w:ascii="Calibri" w:hAnsi="Calibri" w:cs="Calibri"/>
           <w:color w:val="000000"/>
           <w:lang w:val="ca-ES"/>
         </w:rPr>
@@ -1437,6 +2394,7 @@
       <w:r>
         <w:rPr>
           <w:rStyle w:val="apple-converted-space"/>
+          <w:rFonts w:ascii="Calibri" w:hAnsi="Calibri" w:cs="Calibri"/>
           <w:color w:val="000000"/>
           <w:lang w:val="ca-ES"/>
         </w:rPr>
@@ -1444,6 +2402,7 @@
       </w:r>
       <w:r>
         <w:rPr>
+          <w:rFonts w:ascii="Calibri" w:hAnsi="Calibri" w:cs="Calibri"/>
           <w:color w:val="000000"/>
           <w:lang w:val="ca-ES"/>
         </w:rPr>
@@ -1459,6 +2418,7 @@
         </w:numPr>
         <w:jc w:val="both"/>
         <w:rPr>
+          <w:rFonts w:ascii="Calibri" w:hAnsi="Calibri" w:cs="Calibri"/>
           <w:color w:val="000000"/>
           <w:lang w:val="ca-ES"/>
         </w:rPr>
@@ -1466,6 +2426,7 @@
       <w:r>
         <w:rPr>
           <w:rStyle w:val="Textoennegrita"/>
+          <w:rFonts w:ascii="Calibri" w:hAnsi="Calibri" w:cs="Calibri"/>
           <w:color w:val="000000"/>
           <w:lang w:val="ca-ES"/>
         </w:rPr>
@@ -1473,6 +2434,7 @@
       </w:r>
       <w:r>
         <w:rPr>
+          <w:rFonts w:ascii="Calibri" w:hAnsi="Calibri" w:cs="Calibri"/>
           <w:color w:val="000000"/>
           <w:lang w:val="ca-ES"/>
         </w:rPr>
@@ -1488,6 +2450,7 @@
         </w:numPr>
         <w:jc w:val="both"/>
         <w:rPr>
+          <w:rFonts w:ascii="Calibri" w:hAnsi="Calibri" w:cs="Calibri"/>
           <w:color w:val="000000"/>
           <w:lang w:val="ca-ES"/>
         </w:rPr>
@@ -1495,6 +2458,7 @@
       <w:r>
         <w:rPr>
           <w:rStyle w:val="Textoennegrita"/>
+          <w:rFonts w:ascii="Calibri" w:hAnsi="Calibri" w:cs="Calibri"/>
           <w:color w:val="000000"/>
           <w:lang w:val="ca-ES"/>
         </w:rPr>
@@ -1503,6 +2467,7 @@
       <w:r>
         <w:rPr>
           <w:rStyle w:val="apple-converted-space"/>
+          <w:rFonts w:ascii="Calibri" w:hAnsi="Calibri" w:cs="Calibri"/>
           <w:color w:val="000000"/>
           <w:lang w:val="ca-ES"/>
         </w:rPr>
@@ -1510,6 +2475,7 @@
       </w:r>
       <w:r>
         <w:rPr>
+          <w:rFonts w:ascii="Calibri" w:hAnsi="Calibri" w:cs="Calibri"/>
           <w:color w:val="000000"/>
           <w:lang w:val="ca-ES"/>
         </w:rPr>
@@ -1525,6 +2491,7 @@
         </w:numPr>
         <w:jc w:val="both"/>
         <w:rPr>
+          <w:rFonts w:ascii="Calibri" w:hAnsi="Calibri" w:cs="Calibri"/>
           <w:color w:val="000000"/>
           <w:lang w:val="ca-ES"/>
         </w:rPr>
@@ -1532,6 +2499,7 @@
       <w:r>
         <w:rPr>
           <w:rStyle w:val="Textoennegrita"/>
+          <w:rFonts w:ascii="Calibri" w:hAnsi="Calibri" w:cs="Calibri"/>
           <w:color w:val="000000"/>
           <w:lang w:val="ca-ES"/>
         </w:rPr>
@@ -1547,6 +2515,7 @@
         </w:numPr>
         <w:jc w:val="both"/>
         <w:rPr>
+          <w:rFonts w:ascii="Calibri" w:hAnsi="Calibri" w:cs="Calibri"/>
           <w:color w:val="000000"/>
           <w:lang w:val="ca-ES"/>
         </w:rPr>
@@ -1554,6 +2523,7 @@
       <w:r>
         <w:rPr>
           <w:rStyle w:val="Textoennegrita"/>
+          <w:rFonts w:ascii="Calibri" w:hAnsi="Calibri" w:cs="Calibri"/>
           <w:color w:val="000000"/>
           <w:lang w:val="ca-ES"/>
         </w:rPr>
@@ -1562,6 +2532,7 @@
       <w:r>
         <w:rPr>
           <w:rStyle w:val="apple-converted-space"/>
+          <w:rFonts w:ascii="Calibri" w:hAnsi="Calibri" w:cs="Calibri"/>
           <w:color w:val="000000"/>
           <w:lang w:val="ca-ES"/>
         </w:rPr>
@@ -1569,6 +2540,7 @@
       </w:r>
       <w:r>
         <w:rPr>
+          <w:rFonts w:ascii="Calibri" w:hAnsi="Calibri" w:cs="Calibri"/>
           <w:color w:val="000000"/>
           <w:lang w:val="ca-ES"/>
         </w:rPr>
@@ -1580,12 +2552,14 @@
         <w:pStyle w:val="NormalWeb"/>
         <w:jc w:val="both"/>
         <w:rPr>
-          <w:color w:val="000000"/>
-          <w:lang w:val="ca-ES"/>
-        </w:rPr>
-      </w:pPr>
-      <w:r>
-        <w:rPr>
+          <w:rFonts w:ascii="Calibri" w:hAnsi="Calibri" w:cs="Calibri"/>
+          <w:color w:val="000000"/>
+          <w:lang w:val="ca-ES"/>
+        </w:rPr>
+      </w:pPr>
+      <w:r>
+        <w:rPr>
+          <w:rFonts w:ascii="Calibri" w:hAnsi="Calibri" w:cs="Calibri"/>
           <w:color w:val="000000"/>
           <w:lang w:val="ca-ES"/>
         </w:rPr>
@@ -1594,6 +2568,7 @@
       <w:r>
         <w:rPr>
           <w:rStyle w:val="apple-converted-space"/>
+          <w:rFonts w:ascii="Calibri" w:hAnsi="Calibri" w:cs="Calibri"/>
           <w:color w:val="000000"/>
           <w:lang w:val="ca-ES"/>
         </w:rPr>
@@ -1602,6 +2577,7 @@
       <w:r>
         <w:rPr>
           <w:rStyle w:val="Textoennegrita"/>
+          <w:rFonts w:ascii="Calibri" w:hAnsi="Calibri" w:cs="Calibri"/>
           <w:color w:val="000000"/>
           <w:lang w:val="ca-ES"/>
         </w:rPr>
@@ -1610,14 +2586,16 @@
       <w:r>
         <w:rPr>
           <w:rStyle w:val="apple-converted-space"/>
+          <w:rFonts w:ascii="Calibri" w:hAnsi="Calibri" w:cs="Calibri"/>
           <w:color w:val="000000"/>
           <w:lang w:val="ca-ES"/>
         </w:rPr>
         <w:t> </w:t>
       </w:r>
-      <w:commentRangeStart w:id="4"/>
-      <w:r>
-        <w:rPr>
+      <w:commentRangeStart w:id="5"/>
+      <w:r>
+        <w:rPr>
+          <w:rFonts w:ascii="Calibri" w:hAnsi="Calibri" w:cs="Calibri"/>
           <w:color w:val="000000"/>
           <w:lang w:val="ca-ES"/>
         </w:rPr>
@@ -1626,6 +2604,7 @@
       <w:r>
         <w:rPr>
           <w:rStyle w:val="apple-converted-space"/>
+          <w:rFonts w:ascii="Calibri" w:hAnsi="Calibri" w:cs="Calibri"/>
           <w:color w:val="000000"/>
           <w:lang w:val="ca-ES"/>
         </w:rPr>
@@ -1634,6 +2613,7 @@
       <w:r>
         <w:rPr>
           <w:rStyle w:val="Textoennegrita"/>
+          <w:rFonts w:ascii="Calibri" w:hAnsi="Calibri" w:cs="Calibri"/>
           <w:color w:val="000000"/>
           <w:lang w:val="ca-ES"/>
         </w:rPr>
@@ -1641,22 +2621,24 @@
       </w:r>
       <w:r>
         <w:rPr>
+          <w:rFonts w:ascii="Calibri" w:hAnsi="Calibri" w:cs="Calibri"/>
           <w:color w:val="000000"/>
           <w:lang w:val="ca-ES"/>
         </w:rPr>
         <w:t>),</w:t>
       </w:r>
-      <w:commentRangeEnd w:id="4"/>
+      <w:commentRangeEnd w:id="5"/>
       <w:r>
         <w:rPr>
           <w:rStyle w:val="Refdecomentario"/>
-          <w:rFonts w:asciiTheme="minorHAnsi" w:eastAsiaTheme="minorEastAsia" w:hAnsiTheme="minorHAnsi" w:cstheme="minorBidi"/>
+          <w:rFonts w:ascii="Calibri" w:eastAsiaTheme="minorEastAsia" w:hAnsi="Calibri" w:cs="Calibri"/>
           <w:lang w:val="en-US" w:eastAsia="en-US"/>
         </w:rPr>
-        <w:commentReference w:id="4"/>
-      </w:r>
-      <w:r>
-        <w:rPr>
+        <w:commentReference w:id="5"/>
+      </w:r>
+      <w:r>
+        <w:rPr>
+          <w:rFonts w:ascii="Calibri" w:hAnsi="Calibri" w:cs="Calibri"/>
           <w:color w:val="000000"/>
           <w:lang w:val="ca-ES"/>
         </w:rPr>
@@ -1665,6 +2647,7 @@
       <w:r>
         <w:rPr>
           <w:rStyle w:val="apple-converted-space"/>
+          <w:rFonts w:ascii="Calibri" w:hAnsi="Calibri" w:cs="Calibri"/>
           <w:color w:val="000000"/>
           <w:lang w:val="ca-ES"/>
         </w:rPr>
@@ -1673,6 +2656,7 @@
       <w:r>
         <w:rPr>
           <w:rStyle w:val="Textoennegrita"/>
+          <w:rFonts w:ascii="Calibri" w:hAnsi="Calibri" w:cs="Calibri"/>
           <w:color w:val="000000"/>
           <w:lang w:val="ca-ES"/>
         </w:rPr>
@@ -1681,6 +2665,7 @@
       <w:r>
         <w:rPr>
           <w:rStyle w:val="apple-converted-space"/>
+          <w:rFonts w:ascii="Calibri" w:hAnsi="Calibri" w:cs="Calibri"/>
           <w:color w:val="000000"/>
           <w:lang w:val="ca-ES"/>
         </w:rPr>
@@ -1688,6 +2673,7 @@
       </w:r>
       <w:r>
         <w:rPr>
+          <w:rFonts w:ascii="Calibri" w:hAnsi="Calibri" w:cs="Calibri"/>
           <w:color w:val="000000"/>
           <w:lang w:val="ca-ES"/>
         </w:rPr>
@@ -1696,6 +2682,7 @@
       <w:r>
         <w:rPr>
           <w:rStyle w:val="apple-converted-space"/>
+          <w:rFonts w:ascii="Calibri" w:hAnsi="Calibri" w:cs="Calibri"/>
           <w:color w:val="000000"/>
           <w:lang w:val="ca-ES"/>
         </w:rPr>
@@ -1704,6 +2691,7 @@
       <w:r>
         <w:rPr>
           <w:rStyle w:val="Textoennegrita"/>
+          <w:rFonts w:ascii="Calibri" w:hAnsi="Calibri" w:cs="Calibri"/>
           <w:color w:val="000000"/>
           <w:lang w:val="ca-ES"/>
         </w:rPr>
@@ -1711,6 +2699,7 @@
       </w:r>
       <w:r>
         <w:rPr>
+          <w:rFonts w:ascii="Calibri" w:hAnsi="Calibri" w:cs="Calibri"/>
           <w:color w:val="000000"/>
           <w:lang w:val="ca-ES"/>
         </w:rPr>
@@ -1719,6 +2708,7 @@
       <w:r>
         <w:rPr>
           <w:rStyle w:val="apple-converted-space"/>
+          <w:rFonts w:ascii="Calibri" w:hAnsi="Calibri" w:cs="Calibri"/>
           <w:color w:val="000000"/>
           <w:lang w:val="ca-ES"/>
         </w:rPr>
@@ -1727,6 +2717,7 @@
       <w:r>
         <w:rPr>
           <w:rStyle w:val="Textoennegrita"/>
+          <w:rFonts w:ascii="Calibri" w:hAnsi="Calibri" w:cs="Calibri"/>
           <w:color w:val="000000"/>
           <w:lang w:val="ca-ES"/>
         </w:rPr>
@@ -1735,6 +2726,7 @@
       <w:r>
         <w:rPr>
           <w:rStyle w:val="apple-converted-space"/>
+          <w:rFonts w:ascii="Calibri" w:hAnsi="Calibri" w:cs="Calibri"/>
           <w:color w:val="000000"/>
           <w:lang w:val="ca-ES"/>
         </w:rPr>
@@ -1742,6 +2734,7 @@
       </w:r>
       <w:r>
         <w:rPr>
+          <w:rFonts w:ascii="Calibri" w:hAnsi="Calibri" w:cs="Calibri"/>
           <w:color w:val="000000"/>
           <w:lang w:val="ca-ES"/>
         </w:rPr>
@@ -1753,13 +2746,15 @@
         <w:pStyle w:val="NormalWeb"/>
         <w:jc w:val="both"/>
         <w:rPr>
-          <w:color w:val="000000"/>
-          <w:lang w:val="ca-ES"/>
-        </w:rPr>
-      </w:pPr>
-      <w:commentRangeStart w:id="5"/>
-      <w:r>
-        <w:rPr>
+          <w:rFonts w:ascii="Calibri" w:hAnsi="Calibri" w:cs="Calibri"/>
+          <w:color w:val="000000"/>
+          <w:lang w:val="ca-ES"/>
+        </w:rPr>
+      </w:pPr>
+      <w:commentRangeStart w:id="6"/>
+      <w:r>
+        <w:rPr>
+          <w:rFonts w:ascii="Calibri" w:hAnsi="Calibri" w:cs="Calibri"/>
           <w:color w:val="000000"/>
           <w:lang w:val="ca-ES"/>
         </w:rPr>
@@ -1768,6 +2763,7 @@
       <w:r>
         <w:rPr>
           <w:rStyle w:val="apple-converted-space"/>
+          <w:rFonts w:ascii="Calibri" w:hAnsi="Calibri" w:cs="Calibri"/>
           <w:color w:val="000000"/>
           <w:lang w:val="ca-ES"/>
         </w:rPr>
@@ -1776,6 +2772,7 @@
       <w:r>
         <w:rPr>
           <w:rStyle w:val="Textoennegrita"/>
+          <w:rFonts w:ascii="Calibri" w:hAnsi="Calibri" w:cs="Calibri"/>
           <w:color w:val="000000"/>
           <w:lang w:val="ca-ES"/>
         </w:rPr>
@@ -1784,6 +2781,7 @@
       <w:r>
         <w:rPr>
           <w:rStyle w:val="apple-converted-space"/>
+          <w:rFonts w:ascii="Calibri" w:hAnsi="Calibri" w:cs="Calibri"/>
           <w:color w:val="000000"/>
           <w:lang w:val="ca-ES"/>
         </w:rPr>
@@ -1791,6 +2789,7 @@
       </w:r>
       <w:r>
         <w:rPr>
+          <w:rFonts w:ascii="Calibri" w:hAnsi="Calibri" w:cs="Calibri"/>
           <w:color w:val="000000"/>
           <w:lang w:val="ca-ES"/>
         </w:rPr>
@@ -1799,6 +2798,7 @@
       <w:r>
         <w:rPr>
           <w:rStyle w:val="apple-converted-space"/>
+          <w:rFonts w:ascii="Calibri" w:hAnsi="Calibri" w:cs="Calibri"/>
           <w:color w:val="000000"/>
           <w:lang w:val="ca-ES"/>
         </w:rPr>
@@ -1807,6 +2807,7 @@
       <w:r>
         <w:rPr>
           <w:rStyle w:val="Textoennegrita"/>
+          <w:rFonts w:ascii="Calibri" w:hAnsi="Calibri" w:cs="Calibri"/>
           <w:color w:val="000000"/>
           <w:lang w:val="ca-ES"/>
         </w:rPr>
@@ -1815,6 +2816,7 @@
       <w:r>
         <w:rPr>
           <w:rStyle w:val="apple-converted-space"/>
+          <w:rFonts w:ascii="Calibri" w:hAnsi="Calibri" w:cs="Calibri"/>
           <w:color w:val="000000"/>
           <w:lang w:val="ca-ES"/>
         </w:rPr>
@@ -1822,25 +2824,27 @@
       </w:r>
       <w:r>
         <w:rPr>
+          <w:rFonts w:ascii="Calibri" w:hAnsi="Calibri" w:cs="Calibri"/>
           <w:color w:val="000000"/>
           <w:lang w:val="ca-ES"/>
         </w:rPr>
         <w:t>que evitin ordres incorrectes o interferències durant la navegació.</w:t>
       </w:r>
-      <w:commentRangeEnd w:id="5"/>
+      <w:commentRangeEnd w:id="6"/>
       <w:r>
         <w:rPr>
           <w:rStyle w:val="Refdecomentario"/>
-          <w:rFonts w:asciiTheme="minorHAnsi" w:eastAsiaTheme="minorEastAsia" w:hAnsiTheme="minorHAnsi" w:cstheme="minorBidi"/>
+          <w:rFonts w:ascii="Calibri" w:eastAsiaTheme="minorEastAsia" w:hAnsi="Calibri" w:cs="Calibri"/>
           <w:lang w:val="en-US" w:eastAsia="en-US"/>
         </w:rPr>
-        <w:commentReference w:id="5"/>
+        <w:commentReference w:id="6"/>
       </w:r>
     </w:p>
     <w:p>
       <w:pPr>
         <w:jc w:val="both"/>
         <w:rPr>
+          <w:rFonts w:ascii="Calibri" w:hAnsi="Calibri" w:cs="Calibri"/>
           <w:lang w:val="ca-ES"/>
         </w:rPr>
       </w:pPr>
@@ -1850,15 +2854,23 @@
         <w:pStyle w:val="Ttulo2"/>
         <w:jc w:val="both"/>
         <w:rPr>
-          <w:lang w:val="ca-ES"/>
-        </w:rPr>
-      </w:pPr>
-      <w:r>
-        <w:rPr>
-          <w:lang w:val="ca-ES"/>
-        </w:rPr>
-        <w:lastRenderedPageBreak/>
-        <w:t>5.4. Normatives i seguretat</w:t>
+          <w:rFonts w:ascii="Calibri" w:hAnsi="Calibri" w:cs="Calibri"/>
+          <w:lang w:val="ca-ES"/>
+        </w:rPr>
+      </w:pPr>
+      <w:r>
+        <w:rPr>
+          <w:rFonts w:ascii="Calibri" w:hAnsi="Calibri" w:cs="Calibri"/>
+          <w:lang w:val="ca-ES"/>
+        </w:rPr>
+        <w:t>6.4</w:t>
+      </w:r>
+      <w:r>
+        <w:rPr>
+          <w:rFonts w:ascii="Calibri" w:hAnsi="Calibri" w:cs="Calibri"/>
+          <w:lang w:val="ca-ES"/>
+        </w:rPr>
+        <w:t>. Normatives i seguretat</w:t>
       </w:r>
     </w:p>
     <w:p>
@@ -1866,13 +2878,15 @@
         <w:pStyle w:val="NormalWeb"/>
         <w:jc w:val="both"/>
         <w:rPr>
-          <w:color w:val="000000"/>
-          <w:lang w:val="ca-ES"/>
-        </w:rPr>
-      </w:pPr>
-      <w:commentRangeStart w:id="6"/>
-      <w:r>
-        <w:rPr>
+          <w:rFonts w:ascii="Calibri" w:hAnsi="Calibri" w:cs="Calibri"/>
+          <w:color w:val="000000"/>
+          <w:lang w:val="ca-ES"/>
+        </w:rPr>
+      </w:pPr>
+      <w:commentRangeStart w:id="7"/>
+      <w:r>
+        <w:rPr>
+          <w:rFonts w:ascii="Calibri" w:hAnsi="Calibri" w:cs="Calibri"/>
           <w:color w:val="000000"/>
           <w:lang w:val="ca-ES"/>
         </w:rPr>
@@ -1881,6 +2895,7 @@
       <w:r>
         <w:rPr>
           <w:rStyle w:val="apple-converted-space"/>
+          <w:rFonts w:ascii="Calibri" w:hAnsi="Calibri" w:cs="Calibri"/>
           <w:color w:val="000000"/>
           <w:lang w:val="ca-ES"/>
         </w:rPr>
@@ -1889,6 +2904,7 @@
       <w:r>
         <w:rPr>
           <w:rStyle w:val="Textoennegrita"/>
+          <w:rFonts w:ascii="Calibri" w:hAnsi="Calibri" w:cs="Calibri"/>
           <w:color w:val="000000"/>
           <w:lang w:val="ca-ES"/>
         </w:rPr>
@@ -1897,6 +2913,7 @@
       <w:r>
         <w:rPr>
           <w:rStyle w:val="apple-converted-space"/>
+          <w:rFonts w:ascii="Calibri" w:hAnsi="Calibri" w:cs="Calibri"/>
           <w:color w:val="000000"/>
           <w:lang w:val="ca-ES"/>
         </w:rPr>
@@ -1904,6 +2921,7 @@
       </w:r>
       <w:r>
         <w:rPr>
+          <w:rFonts w:ascii="Calibri" w:hAnsi="Calibri" w:cs="Calibri"/>
           <w:color w:val="000000"/>
           <w:lang w:val="ca-ES"/>
         </w:rPr>
@@ -1919,6 +2937,7 @@
         </w:numPr>
         <w:jc w:val="both"/>
         <w:rPr>
+          <w:rFonts w:ascii="Calibri" w:hAnsi="Calibri" w:cs="Calibri"/>
           <w:color w:val="000000"/>
           <w:lang w:val="ca-ES"/>
         </w:rPr>
@@ -1926,6 +2945,7 @@
       <w:r>
         <w:rPr>
           <w:rStyle w:val="Textoennegrita"/>
+          <w:rFonts w:ascii="Calibri" w:hAnsi="Calibri" w:cs="Calibri"/>
           <w:color w:val="000000"/>
           <w:lang w:val="ca-ES"/>
         </w:rPr>
@@ -1933,6 +2953,7 @@
       </w:r>
       <w:r>
         <w:rPr>
+          <w:rFonts w:ascii="Calibri" w:hAnsi="Calibri" w:cs="Calibri"/>
           <w:color w:val="000000"/>
           <w:lang w:val="ca-ES"/>
         </w:rPr>
@@ -1948,6 +2969,7 @@
         </w:numPr>
         <w:jc w:val="both"/>
         <w:rPr>
+          <w:rFonts w:ascii="Calibri" w:hAnsi="Calibri" w:cs="Calibri"/>
           <w:color w:val="000000"/>
           <w:lang w:val="ca-ES"/>
         </w:rPr>
@@ -1955,6 +2977,7 @@
       <w:r>
         <w:rPr>
           <w:rStyle w:val="Textoennegrita"/>
+          <w:rFonts w:ascii="Calibri" w:hAnsi="Calibri" w:cs="Calibri"/>
           <w:color w:val="000000"/>
           <w:lang w:val="ca-ES"/>
         </w:rPr>
@@ -1963,6 +2986,7 @@
       <w:r>
         <w:rPr>
           <w:rStyle w:val="apple-converted-space"/>
+          <w:rFonts w:ascii="Calibri" w:hAnsi="Calibri" w:cs="Calibri"/>
           <w:color w:val="000000"/>
           <w:lang w:val="ca-ES"/>
         </w:rPr>
@@ -1970,6 +2994,7 @@
       </w:r>
       <w:r>
         <w:rPr>
+          <w:rFonts w:ascii="Calibri" w:hAnsi="Calibri" w:cs="Calibri"/>
           <w:color w:val="000000"/>
           <w:lang w:val="ca-ES"/>
         </w:rPr>
@@ -1985,6 +3010,7 @@
         </w:numPr>
         <w:jc w:val="both"/>
         <w:rPr>
+          <w:rFonts w:ascii="Calibri" w:hAnsi="Calibri" w:cs="Calibri"/>
           <w:color w:val="000000"/>
           <w:lang w:val="ca-ES"/>
         </w:rPr>
@@ -1992,6 +3018,7 @@
       <w:r>
         <w:rPr>
           <w:rStyle w:val="Textoennegrita"/>
+          <w:rFonts w:ascii="Calibri" w:hAnsi="Calibri" w:cs="Calibri"/>
           <w:color w:val="000000"/>
           <w:lang w:val="ca-ES"/>
         </w:rPr>
@@ -2000,6 +3027,7 @@
       <w:r>
         <w:rPr>
           <w:rStyle w:val="apple-converted-space"/>
+          <w:rFonts w:ascii="Calibri" w:hAnsi="Calibri" w:cs="Calibri"/>
           <w:color w:val="000000"/>
           <w:lang w:val="ca-ES"/>
         </w:rPr>
@@ -2007,6 +3035,7 @@
       </w:r>
       <w:r>
         <w:rPr>
+          <w:rFonts w:ascii="Calibri" w:hAnsi="Calibri" w:cs="Calibri"/>
           <w:color w:val="000000"/>
           <w:lang w:val="ca-ES"/>
         </w:rPr>
@@ -2018,12 +3047,14 @@
         <w:pStyle w:val="NormalWeb"/>
         <w:jc w:val="both"/>
         <w:rPr>
-          <w:color w:val="000000"/>
-          <w:lang w:val="ca-ES"/>
-        </w:rPr>
-      </w:pPr>
-      <w:r>
-        <w:rPr>
+          <w:rFonts w:ascii="Calibri" w:hAnsi="Calibri" w:cs="Calibri"/>
+          <w:color w:val="000000"/>
+          <w:lang w:val="ca-ES"/>
+        </w:rPr>
+      </w:pPr>
+      <w:r>
+        <w:rPr>
+          <w:rFonts w:ascii="Calibri" w:hAnsi="Calibri" w:cs="Calibri"/>
           <w:color w:val="000000"/>
           <w:lang w:val="ca-ES"/>
         </w:rPr>
@@ -2032,6 +3063,7 @@
       <w:r>
         <w:rPr>
           <w:rStyle w:val="apple-converted-space"/>
+          <w:rFonts w:ascii="Calibri" w:hAnsi="Calibri" w:cs="Calibri"/>
           <w:color w:val="000000"/>
           <w:lang w:val="ca-ES"/>
         </w:rPr>
@@ -2040,6 +3072,7 @@
       <w:r>
         <w:rPr>
           <w:rStyle w:val="Textoennegrita"/>
+          <w:rFonts w:ascii="Calibri" w:hAnsi="Calibri" w:cs="Calibri"/>
           <w:color w:val="000000"/>
           <w:lang w:val="ca-ES"/>
         </w:rPr>
@@ -2048,6 +3081,7 @@
       <w:r>
         <w:rPr>
           <w:rStyle w:val="apple-converted-space"/>
+          <w:rFonts w:ascii="Calibri" w:hAnsi="Calibri" w:cs="Calibri"/>
           <w:color w:val="000000"/>
           <w:lang w:val="ca-ES"/>
         </w:rPr>
@@ -2055,6 +3089,7 @@
       </w:r>
       <w:r>
         <w:rPr>
+          <w:rFonts w:ascii="Calibri" w:hAnsi="Calibri" w:cs="Calibri"/>
           <w:color w:val="000000"/>
           <w:lang w:val="ca-ES"/>
         </w:rPr>
@@ -2070,12 +3105,14 @@
         </w:numPr>
         <w:jc w:val="both"/>
         <w:rPr>
-          <w:color w:val="000000"/>
-          <w:lang w:val="ca-ES"/>
-        </w:rPr>
-      </w:pPr>
-      <w:r>
-        <w:rPr>
+          <w:rFonts w:ascii="Calibri" w:hAnsi="Calibri" w:cs="Calibri"/>
+          <w:color w:val="000000"/>
+          <w:lang w:val="ca-ES"/>
+        </w:rPr>
+      </w:pPr>
+      <w:r>
+        <w:rPr>
+          <w:rFonts w:ascii="Calibri" w:hAnsi="Calibri" w:cs="Calibri"/>
           <w:color w:val="000000"/>
           <w:lang w:val="ca-ES"/>
         </w:rPr>
@@ -2091,12 +3128,14 @@
         </w:numPr>
         <w:jc w:val="both"/>
         <w:rPr>
-          <w:color w:val="000000"/>
-          <w:lang w:val="ca-ES"/>
-        </w:rPr>
-      </w:pPr>
-      <w:r>
-        <w:rPr>
+          <w:rFonts w:ascii="Calibri" w:hAnsi="Calibri" w:cs="Calibri"/>
+          <w:color w:val="000000"/>
+          <w:lang w:val="ca-ES"/>
+        </w:rPr>
+      </w:pPr>
+      <w:r>
+        <w:rPr>
+          <w:rFonts w:ascii="Calibri" w:hAnsi="Calibri" w:cs="Calibri"/>
           <w:color w:val="000000"/>
           <w:lang w:val="ca-ES"/>
         </w:rPr>
@@ -2112,31 +3151,34 @@
         </w:numPr>
         <w:jc w:val="both"/>
         <w:rPr>
-          <w:color w:val="000000"/>
-          <w:lang w:val="ca-ES"/>
-        </w:rPr>
-      </w:pPr>
-      <w:r>
-        <w:rPr>
+          <w:rFonts w:ascii="Calibri" w:hAnsi="Calibri" w:cs="Calibri"/>
+          <w:color w:val="000000"/>
+          <w:lang w:val="ca-ES"/>
+        </w:rPr>
+      </w:pPr>
+      <w:r>
+        <w:rPr>
+          <w:rFonts w:ascii="Calibri" w:hAnsi="Calibri" w:cs="Calibri"/>
           <w:color w:val="000000"/>
           <w:lang w:val="ca-ES"/>
         </w:rPr>
         <w:t>Botó d’emergència o mecanisme de desconnexió segura del control remot.</w:t>
       </w:r>
-      <w:commentRangeEnd w:id="6"/>
+      <w:commentRangeEnd w:id="7"/>
       <w:r>
         <w:rPr>
           <w:rStyle w:val="Refdecomentario"/>
-          <w:rFonts w:asciiTheme="minorHAnsi" w:eastAsiaTheme="minorEastAsia" w:hAnsiTheme="minorHAnsi" w:cstheme="minorBidi"/>
+          <w:rFonts w:ascii="Calibri" w:eastAsiaTheme="minorEastAsia" w:hAnsi="Calibri" w:cs="Calibri"/>
           <w:lang w:val="en-US" w:eastAsia="en-US"/>
         </w:rPr>
-        <w:commentReference w:id="6"/>
+        <w:commentReference w:id="7"/>
       </w:r>
     </w:p>
     <w:p>
       <w:pPr>
         <w:jc w:val="both"/>
         <w:rPr>
+          <w:rFonts w:ascii="Calibri" w:hAnsi="Calibri" w:cs="Calibri"/>
           <w:lang w:val="ca-ES"/>
         </w:rPr>
       </w:pPr>
@@ -2146,14 +3188,24 @@
         <w:pStyle w:val="Ttulo2"/>
         <w:jc w:val="both"/>
         <w:rPr>
-          <w:lang w:val="ca-ES"/>
-        </w:rPr>
-      </w:pPr>
-      <w:r>
-        <w:rPr>
-          <w:lang w:val="ca-ES"/>
-        </w:rPr>
-        <w:t>5.5. Solucions comercials i estat de l’art</w:t>
+          <w:rFonts w:ascii="Calibri" w:hAnsi="Calibri" w:cs="Calibri"/>
+          <w:lang w:val="ca-ES"/>
+        </w:rPr>
+      </w:pPr>
+      <w:r>
+        <w:rPr>
+          <w:rFonts w:ascii="Calibri" w:hAnsi="Calibri" w:cs="Calibri"/>
+          <w:lang w:val="ca-ES"/>
+        </w:rPr>
+        <w:lastRenderedPageBreak/>
+        <w:t>6.5</w:t>
+      </w:r>
+      <w:r>
+        <w:rPr>
+          <w:rFonts w:ascii="Calibri" w:hAnsi="Calibri" w:cs="Calibri"/>
+          <w:lang w:val="ca-ES"/>
+        </w:rPr>
+        <w:t>. Solucions comercials i estat de l’art</w:t>
       </w:r>
     </w:p>
     <w:p>
@@ -2161,12 +3213,14 @@
         <w:pStyle w:val="NormalWeb"/>
         <w:jc w:val="both"/>
         <w:rPr>
-          <w:color w:val="000000"/>
-          <w:lang w:val="ca-ES"/>
-        </w:rPr>
-      </w:pPr>
-      <w:r>
-        <w:rPr>
+          <w:rFonts w:ascii="Calibri" w:hAnsi="Calibri" w:cs="Calibri"/>
+          <w:color w:val="000000"/>
+          <w:lang w:val="ca-ES"/>
+        </w:rPr>
+      </w:pPr>
+      <w:r>
+        <w:rPr>
+          <w:rFonts w:ascii="Calibri" w:hAnsi="Calibri" w:cs="Calibri"/>
           <w:color w:val="000000"/>
           <w:lang w:val="ca-ES"/>
         </w:rPr>
@@ -2175,6 +3229,7 @@
       <w:r>
         <w:rPr>
           <w:rStyle w:val="apple-converted-space"/>
+          <w:rFonts w:ascii="Calibri" w:hAnsi="Calibri" w:cs="Calibri"/>
           <w:color w:val="000000"/>
           <w:lang w:val="ca-ES"/>
         </w:rPr>
@@ -2183,6 +3238,7 @@
       <w:r>
         <w:rPr>
           <w:rStyle w:val="Textoennegrita"/>
+          <w:rFonts w:ascii="Calibri" w:hAnsi="Calibri" w:cs="Calibri"/>
           <w:color w:val="000000"/>
           <w:lang w:val="ca-ES"/>
         </w:rPr>
@@ -2191,6 +3247,7 @@
       <w:r>
         <w:rPr>
           <w:rStyle w:val="apple-converted-space"/>
+          <w:rFonts w:ascii="Calibri" w:hAnsi="Calibri" w:cs="Calibri"/>
           <w:color w:val="000000"/>
           <w:lang w:val="ca-ES"/>
         </w:rPr>
@@ -2198,6 +3255,7 @@
       </w:r>
       <w:r>
         <w:rPr>
+          <w:rFonts w:ascii="Calibri" w:hAnsi="Calibri" w:cs="Calibri"/>
           <w:color w:val="000000"/>
           <w:lang w:val="ca-ES"/>
         </w:rPr>
@@ -2206,6 +3264,7 @@
       <w:r>
         <w:rPr>
           <w:rStyle w:val="apple-converted-space"/>
+          <w:rFonts w:ascii="Calibri" w:hAnsi="Calibri" w:cs="Calibri"/>
           <w:color w:val="000000"/>
           <w:lang w:val="ca-ES"/>
         </w:rPr>
@@ -2214,6 +3273,7 @@
       <w:r>
         <w:rPr>
           <w:rStyle w:val="Textoennegrita"/>
+          <w:rFonts w:ascii="Calibri" w:hAnsi="Calibri" w:cs="Calibri"/>
           <w:color w:val="000000"/>
           <w:lang w:val="ca-ES"/>
         </w:rPr>
@@ -2222,6 +3282,7 @@
       <w:r>
         <w:rPr>
           <w:rStyle w:val="apple-converted-space"/>
+          <w:rFonts w:ascii="Calibri" w:hAnsi="Calibri" w:cs="Calibri"/>
           <w:color w:val="000000"/>
           <w:lang w:val="ca-ES"/>
         </w:rPr>
@@ -2229,6 +3290,7 @@
       </w:r>
       <w:r>
         <w:rPr>
+          <w:rFonts w:ascii="Calibri" w:hAnsi="Calibri" w:cs="Calibri"/>
           <w:color w:val="000000"/>
           <w:lang w:val="ca-ES"/>
         </w:rPr>
@@ -2240,12 +3302,14 @@
         <w:pStyle w:val="NormalWeb"/>
         <w:jc w:val="both"/>
         <w:rPr>
-          <w:color w:val="000000"/>
-          <w:lang w:val="ca-ES"/>
-        </w:rPr>
-      </w:pPr>
-      <w:r>
-        <w:rPr>
+          <w:rFonts w:ascii="Calibri" w:hAnsi="Calibri" w:cs="Calibri"/>
+          <w:color w:val="000000"/>
+          <w:lang w:val="ca-ES"/>
+        </w:rPr>
+      </w:pPr>
+      <w:r>
+        <w:rPr>
+          <w:rFonts w:ascii="Calibri" w:hAnsi="Calibri" w:cs="Calibri"/>
           <w:color w:val="000000"/>
           <w:lang w:val="ca-ES"/>
         </w:rPr>
@@ -2254,6 +3318,7 @@
       <w:r>
         <w:rPr>
           <w:rStyle w:val="apple-converted-space"/>
+          <w:rFonts w:ascii="Calibri" w:hAnsi="Calibri" w:cs="Calibri"/>
           <w:color w:val="000000"/>
           <w:lang w:val="ca-ES"/>
         </w:rPr>
@@ -2262,6 +3327,7 @@
       <w:r>
         <w:rPr>
           <w:rStyle w:val="Textoennegrita"/>
+          <w:rFonts w:ascii="Calibri" w:hAnsi="Calibri" w:cs="Calibri"/>
           <w:color w:val="000000"/>
           <w:lang w:val="ca-ES"/>
         </w:rPr>
@@ -2270,6 +3336,7 @@
       <w:r>
         <w:rPr>
           <w:rStyle w:val="apple-converted-space"/>
+          <w:rFonts w:ascii="Calibri" w:hAnsi="Calibri" w:cs="Calibri"/>
           <w:color w:val="000000"/>
           <w:lang w:val="ca-ES"/>
         </w:rPr>
@@ -2277,6 +3344,7 @@
       </w:r>
       <w:r>
         <w:rPr>
+          <w:rFonts w:ascii="Calibri" w:hAnsi="Calibri" w:cs="Calibri"/>
           <w:color w:val="000000"/>
           <w:lang w:val="ca-ES"/>
         </w:rPr>
@@ -2285,6 +3353,7 @@
       <w:r>
         <w:rPr>
           <w:rStyle w:val="apple-converted-space"/>
+          <w:rFonts w:ascii="Calibri" w:hAnsi="Calibri" w:cs="Calibri"/>
           <w:color w:val="000000"/>
           <w:lang w:val="ca-ES"/>
         </w:rPr>
@@ -2293,6 +3362,7 @@
       <w:r>
         <w:rPr>
           <w:rStyle w:val="Textoennegrita"/>
+          <w:rFonts w:ascii="Calibri" w:hAnsi="Calibri" w:cs="Calibri"/>
           <w:color w:val="000000"/>
           <w:lang w:val="ca-ES"/>
         </w:rPr>
@@ -2300,6 +3370,7 @@
       </w:r>
       <w:r>
         <w:rPr>
+          <w:rFonts w:ascii="Calibri" w:hAnsi="Calibri" w:cs="Calibri"/>
           <w:color w:val="000000"/>
           <w:lang w:val="ca-ES"/>
         </w:rPr>
@@ -2308,6 +3379,7 @@
       <w:r>
         <w:rPr>
           <w:rStyle w:val="apple-converted-space"/>
+          <w:rFonts w:ascii="Calibri" w:hAnsi="Calibri" w:cs="Calibri"/>
           <w:color w:val="000000"/>
           <w:lang w:val="ca-ES"/>
         </w:rPr>
@@ -2316,6 +3388,7 @@
       <w:r>
         <w:rPr>
           <w:rStyle w:val="Textoennegrita"/>
+          <w:rFonts w:ascii="Calibri" w:hAnsi="Calibri" w:cs="Calibri"/>
           <w:color w:val="000000"/>
           <w:lang w:val="ca-ES"/>
         </w:rPr>
@@ -2324,6 +3397,7 @@
       <w:r>
         <w:rPr>
           <w:rStyle w:val="apple-converted-space"/>
+          <w:rFonts w:ascii="Calibri" w:hAnsi="Calibri" w:cs="Calibri"/>
           <w:color w:val="000000"/>
           <w:lang w:val="ca-ES"/>
         </w:rPr>
@@ -2331,6 +3405,7 @@
       </w:r>
       <w:r>
         <w:rPr>
+          <w:rFonts w:ascii="Calibri" w:hAnsi="Calibri" w:cs="Calibri"/>
           <w:color w:val="000000"/>
           <w:lang w:val="ca-ES"/>
         </w:rPr>
@@ -2339,6 +3414,7 @@
       <w:r>
         <w:rPr>
           <w:rStyle w:val="apple-converted-space"/>
+          <w:rFonts w:ascii="Calibri" w:hAnsi="Calibri" w:cs="Calibri"/>
           <w:color w:val="000000"/>
           <w:lang w:val="ca-ES"/>
         </w:rPr>
@@ -2347,6 +3423,7 @@
       <w:r>
         <w:rPr>
           <w:rStyle w:val="Textoennegrita"/>
+          <w:rFonts w:ascii="Calibri" w:hAnsi="Calibri" w:cs="Calibri"/>
           <w:color w:val="000000"/>
           <w:lang w:val="ca-ES"/>
         </w:rPr>
@@ -2354,6 +3431,7 @@
       </w:r>
       <w:r>
         <w:rPr>
+          <w:rFonts w:ascii="Calibri" w:hAnsi="Calibri" w:cs="Calibri"/>
           <w:color w:val="000000"/>
           <w:lang w:val="ca-ES"/>
         </w:rPr>
@@ -2365,12 +3443,14 @@
         <w:pStyle w:val="NormalWeb"/>
         <w:jc w:val="both"/>
         <w:rPr>
-          <w:color w:val="000000"/>
-          <w:lang w:val="ca-ES"/>
-        </w:rPr>
-      </w:pPr>
-      <w:r>
-        <w:rPr>
+          <w:rFonts w:ascii="Calibri" w:hAnsi="Calibri" w:cs="Calibri"/>
+          <w:color w:val="000000"/>
+          <w:lang w:val="ca-ES"/>
+        </w:rPr>
+      </w:pPr>
+      <w:r>
+        <w:rPr>
+          <w:rFonts w:ascii="Calibri" w:hAnsi="Calibri" w:cs="Calibri"/>
           <w:color w:val="000000"/>
           <w:lang w:val="ca-ES"/>
         </w:rPr>
@@ -2379,6 +3459,7 @@
       <w:r>
         <w:rPr>
           <w:rStyle w:val="apple-converted-space"/>
+          <w:rFonts w:ascii="Calibri" w:hAnsi="Calibri" w:cs="Calibri"/>
           <w:color w:val="000000"/>
           <w:lang w:val="ca-ES"/>
         </w:rPr>
@@ -2387,6 +3468,7 @@
       <w:r>
         <w:rPr>
           <w:rStyle w:val="Textoennegrita"/>
+          <w:rFonts w:ascii="Calibri" w:hAnsi="Calibri" w:cs="Calibri"/>
           <w:color w:val="000000"/>
           <w:lang w:val="ca-ES"/>
         </w:rPr>
@@ -2395,6 +3477,7 @@
       <w:r>
         <w:rPr>
           <w:rStyle w:val="apple-converted-space"/>
+          <w:rFonts w:ascii="Calibri" w:hAnsi="Calibri" w:cs="Calibri"/>
           <w:color w:val="000000"/>
           <w:lang w:val="ca-ES"/>
         </w:rPr>
@@ -2402,6 +3485,7 @@
       </w:r>
       <w:r>
         <w:rPr>
+          <w:rFonts w:ascii="Calibri" w:hAnsi="Calibri" w:cs="Calibri"/>
           <w:color w:val="000000"/>
           <w:lang w:val="ca-ES"/>
         </w:rPr>
@@ -2413,12 +3497,14 @@
         <w:pStyle w:val="NormalWeb"/>
         <w:jc w:val="both"/>
         <w:rPr>
-          <w:color w:val="000000"/>
-          <w:lang w:val="ca-ES"/>
-        </w:rPr>
-      </w:pPr>
-      <w:r>
-        <w:rPr>
+          <w:rFonts w:ascii="Calibri" w:hAnsi="Calibri" w:cs="Calibri"/>
+          <w:color w:val="000000"/>
+          <w:lang w:val="ca-ES"/>
+        </w:rPr>
+      </w:pPr>
+      <w:r>
+        <w:rPr>
+          <w:rFonts w:ascii="Calibri" w:hAnsi="Calibri" w:cs="Calibri"/>
           <w:color w:val="000000"/>
           <w:lang w:val="ca-ES"/>
         </w:rPr>
@@ -2427,6 +3513,7 @@
       <w:r>
         <w:rPr>
           <w:rStyle w:val="apple-converted-space"/>
+          <w:rFonts w:ascii="Calibri" w:hAnsi="Calibri" w:cs="Calibri"/>
           <w:color w:val="000000"/>
           <w:lang w:val="ca-ES"/>
         </w:rPr>
@@ -2435,6 +3522,7 @@
       <w:r>
         <w:rPr>
           <w:rStyle w:val="Textoennegrita"/>
+          <w:rFonts w:ascii="Calibri" w:hAnsi="Calibri" w:cs="Calibri"/>
           <w:color w:val="000000"/>
           <w:lang w:val="ca-ES"/>
         </w:rPr>
@@ -2442,6 +3530,7 @@
       </w:r>
       <w:r>
         <w:rPr>
+          <w:rFonts w:ascii="Calibri" w:hAnsi="Calibri" w:cs="Calibri"/>
           <w:color w:val="000000"/>
           <w:lang w:val="ca-ES"/>
         </w:rPr>
@@ -2452,6 +3541,7 @@
       <w:pPr>
         <w:jc w:val="both"/>
         <w:rPr>
+          <w:rFonts w:ascii="Calibri" w:hAnsi="Calibri" w:cs="Calibri"/>
           <w:lang w:val="ca-ES"/>
         </w:rPr>
       </w:pPr>
@@ -2461,15 +3551,23 @@
         <w:pStyle w:val="Ttulo2"/>
         <w:jc w:val="both"/>
         <w:rPr>
-          <w:lang w:val="ca-ES"/>
-        </w:rPr>
-      </w:pPr>
-      <w:r>
-        <w:rPr>
-          <w:lang w:val="ca-ES"/>
-        </w:rPr>
-        <w:lastRenderedPageBreak/>
-        <w:t>5.6. Justificació de les tecnologies escollides</w:t>
+          <w:rFonts w:ascii="Calibri" w:hAnsi="Calibri" w:cs="Calibri"/>
+          <w:lang w:val="ca-ES"/>
+        </w:rPr>
+      </w:pPr>
+      <w:r>
+        <w:rPr>
+          <w:rFonts w:ascii="Calibri" w:hAnsi="Calibri" w:cs="Calibri"/>
+          <w:lang w:val="ca-ES"/>
+        </w:rPr>
+        <w:t>6.6</w:t>
+      </w:r>
+      <w:r>
+        <w:rPr>
+          <w:rFonts w:ascii="Calibri" w:hAnsi="Calibri" w:cs="Calibri"/>
+          <w:lang w:val="ca-ES"/>
+        </w:rPr>
+        <w:t>. Justificació de les tecnologies escollides</w:t>
       </w:r>
     </w:p>
     <w:p>
@@ -2477,17 +3575,17 @@
         <w:spacing w:before="100" w:beforeAutospacing="1" w:after="100" w:afterAutospacing="1" w:line="240" w:lineRule="auto"/>
         <w:jc w:val="both"/>
         <w:rPr>
-          <w:rFonts w:ascii="Times New Roman" w:eastAsia="Times New Roman" w:hAnsi="Times New Roman" w:cs="Times New Roman"/>
+          <w:rFonts w:ascii="Calibri" w:eastAsia="Times New Roman" w:hAnsi="Calibri" w:cs="Calibri"/>
           <w:color w:val="000000"/>
           <w:sz w:val="24"/>
           <w:szCs w:val="24"/>
           <w:lang w:val="ca-ES" w:eastAsia="es-ES_tradnl"/>
         </w:rPr>
       </w:pPr>
-      <w:commentRangeStart w:id="7"/>
-      <w:r>
-        <w:rPr>
-          <w:rFonts w:ascii="Times New Roman" w:eastAsia="Times New Roman" w:hAnsi="Times New Roman" w:cs="Times New Roman"/>
+      <w:commentRangeStart w:id="8"/>
+      <w:r>
+        <w:rPr>
+          <w:rFonts w:ascii="Calibri" w:eastAsia="Times New Roman" w:hAnsi="Calibri" w:cs="Calibri"/>
           <w:color w:val="000000"/>
           <w:sz w:val="24"/>
           <w:szCs w:val="24"/>
@@ -2497,7 +3595,7 @@
       </w:r>
       <w:r>
         <w:rPr>
-          <w:rFonts w:ascii="Times New Roman" w:eastAsia="Times New Roman" w:hAnsi="Times New Roman" w:cs="Times New Roman"/>
+          <w:rFonts w:ascii="Calibri" w:eastAsia="Times New Roman" w:hAnsi="Calibri" w:cs="Calibri"/>
           <w:b/>
           <w:bCs/>
           <w:color w:val="000000"/>
@@ -2509,7 +3607,7 @@
       </w:r>
       <w:r>
         <w:rPr>
-          <w:rFonts w:ascii="Times New Roman" w:eastAsia="Times New Roman" w:hAnsi="Times New Roman" w:cs="Times New Roman"/>
+          <w:rFonts w:ascii="Calibri" w:eastAsia="Times New Roman" w:hAnsi="Calibri" w:cs="Calibri"/>
           <w:color w:val="000000"/>
           <w:sz w:val="24"/>
           <w:szCs w:val="24"/>
@@ -2527,7 +3625,7 @@
         <w:spacing w:before="100" w:beforeAutospacing="1" w:after="100" w:afterAutospacing="1" w:line="240" w:lineRule="auto"/>
         <w:jc w:val="both"/>
         <w:rPr>
-          <w:rFonts w:ascii="Times New Roman" w:eastAsia="Times New Roman" w:hAnsi="Times New Roman" w:cs="Times New Roman"/>
+          <w:rFonts w:ascii="Calibri" w:eastAsia="Times New Roman" w:hAnsi="Calibri" w:cs="Calibri"/>
           <w:color w:val="000000"/>
           <w:sz w:val="24"/>
           <w:szCs w:val="24"/>
@@ -2536,7 +3634,7 @@
       </w:pPr>
       <w:r>
         <w:rPr>
-          <w:rFonts w:ascii="Times New Roman" w:eastAsia="Times New Roman" w:hAnsi="Times New Roman" w:cs="Times New Roman"/>
+          <w:rFonts w:ascii="Calibri" w:eastAsia="Times New Roman" w:hAnsi="Calibri" w:cs="Calibri"/>
           <w:color w:val="000000"/>
           <w:sz w:val="24"/>
           <w:szCs w:val="24"/>
@@ -2546,7 +3644,7 @@
       </w:r>
       <w:r>
         <w:rPr>
-          <w:rFonts w:ascii="Times New Roman" w:eastAsia="Times New Roman" w:hAnsi="Times New Roman" w:cs="Times New Roman"/>
+          <w:rFonts w:ascii="Calibri" w:eastAsia="Times New Roman" w:hAnsi="Calibri" w:cs="Calibri"/>
           <w:b/>
           <w:bCs/>
           <w:color w:val="000000"/>
@@ -2558,7 +3656,7 @@
       </w:r>
       <w:r>
         <w:rPr>
-          <w:rFonts w:ascii="Times New Roman" w:eastAsia="Times New Roman" w:hAnsi="Times New Roman" w:cs="Times New Roman"/>
+          <w:rFonts w:ascii="Calibri" w:eastAsia="Times New Roman" w:hAnsi="Calibri" w:cs="Calibri"/>
           <w:color w:val="000000"/>
           <w:sz w:val="24"/>
           <w:szCs w:val="24"/>
@@ -2568,7 +3666,7 @@
       </w:r>
       <w:r>
         <w:rPr>
-          <w:rFonts w:ascii="Times New Roman" w:eastAsia="Times New Roman" w:hAnsi="Times New Roman" w:cs="Times New Roman"/>
+          <w:rFonts w:ascii="Calibri" w:eastAsia="Times New Roman" w:hAnsi="Calibri" w:cs="Calibri"/>
           <w:b/>
           <w:bCs/>
           <w:color w:val="000000"/>
@@ -2580,7 +3678,7 @@
       </w:r>
       <w:r>
         <w:rPr>
-          <w:rFonts w:ascii="Times New Roman" w:eastAsia="Times New Roman" w:hAnsi="Times New Roman" w:cs="Times New Roman"/>
+          <w:rFonts w:ascii="Calibri" w:eastAsia="Times New Roman" w:hAnsi="Calibri" w:cs="Calibri"/>
           <w:color w:val="000000"/>
           <w:sz w:val="24"/>
           <w:szCs w:val="24"/>
@@ -2598,7 +3696,7 @@
         <w:spacing w:before="100" w:beforeAutospacing="1" w:after="100" w:afterAutospacing="1" w:line="240" w:lineRule="auto"/>
         <w:jc w:val="both"/>
         <w:rPr>
-          <w:rFonts w:ascii="Times New Roman" w:eastAsia="Times New Roman" w:hAnsi="Times New Roman" w:cs="Times New Roman"/>
+          <w:rFonts w:ascii="Calibri" w:eastAsia="Times New Roman" w:hAnsi="Calibri" w:cs="Calibri"/>
           <w:color w:val="000000"/>
           <w:sz w:val="24"/>
           <w:szCs w:val="24"/>
@@ -2607,7 +3705,7 @@
       </w:pPr>
       <w:r>
         <w:rPr>
-          <w:rFonts w:ascii="Times New Roman" w:eastAsia="Times New Roman" w:hAnsi="Times New Roman" w:cs="Times New Roman"/>
+          <w:rFonts w:ascii="Calibri" w:eastAsia="Times New Roman" w:hAnsi="Calibri" w:cs="Calibri"/>
           <w:color w:val="000000"/>
           <w:sz w:val="24"/>
           <w:szCs w:val="24"/>
@@ -2617,7 +3715,7 @@
       </w:r>
       <w:r>
         <w:rPr>
-          <w:rFonts w:ascii="Times New Roman" w:eastAsia="Times New Roman" w:hAnsi="Times New Roman" w:cs="Times New Roman"/>
+          <w:rFonts w:ascii="Calibri" w:eastAsia="Times New Roman" w:hAnsi="Calibri" w:cs="Calibri"/>
           <w:b/>
           <w:bCs/>
           <w:color w:val="000000"/>
@@ -2629,7 +3727,7 @@
       </w:r>
       <w:r>
         <w:rPr>
-          <w:rFonts w:ascii="Times New Roman" w:eastAsia="Times New Roman" w:hAnsi="Times New Roman" w:cs="Times New Roman"/>
+          <w:rFonts w:ascii="Calibri" w:eastAsia="Times New Roman" w:hAnsi="Calibri" w:cs="Calibri"/>
           <w:color w:val="000000"/>
           <w:sz w:val="24"/>
           <w:szCs w:val="24"/>
@@ -2639,7 +3737,7 @@
       </w:r>
       <w:r>
         <w:rPr>
-          <w:rFonts w:ascii="Times New Roman" w:eastAsia="Times New Roman" w:hAnsi="Times New Roman" w:cs="Times New Roman"/>
+          <w:rFonts w:ascii="Calibri" w:eastAsia="Times New Roman" w:hAnsi="Calibri" w:cs="Calibri"/>
           <w:b/>
           <w:bCs/>
           <w:color w:val="000000"/>
@@ -2651,7 +3749,7 @@
       </w:r>
       <w:r>
         <w:rPr>
-          <w:rFonts w:ascii="Times New Roman" w:eastAsia="Times New Roman" w:hAnsi="Times New Roman" w:cs="Times New Roman"/>
+          <w:rFonts w:ascii="Calibri" w:eastAsia="Times New Roman" w:hAnsi="Calibri" w:cs="Calibri"/>
           <w:color w:val="000000"/>
           <w:sz w:val="24"/>
           <w:szCs w:val="24"/>
@@ -2661,7 +3759,7 @@
       </w:r>
       <w:r>
         <w:rPr>
-          <w:rFonts w:ascii="Times New Roman" w:eastAsia="Times New Roman" w:hAnsi="Times New Roman" w:cs="Times New Roman"/>
+          <w:rFonts w:ascii="Calibri" w:eastAsia="Times New Roman" w:hAnsi="Calibri" w:cs="Calibri"/>
           <w:b/>
           <w:bCs/>
           <w:color w:val="000000"/>
@@ -2673,7 +3771,7 @@
       </w:r>
       <w:r>
         <w:rPr>
-          <w:rFonts w:ascii="Times New Roman" w:eastAsia="Times New Roman" w:hAnsi="Times New Roman" w:cs="Times New Roman"/>
+          <w:rFonts w:ascii="Calibri" w:eastAsia="Times New Roman" w:hAnsi="Calibri" w:cs="Calibri"/>
           <w:color w:val="000000"/>
           <w:sz w:val="24"/>
           <w:szCs w:val="24"/>
@@ -2691,7 +3789,7 @@
         <w:spacing w:before="100" w:beforeAutospacing="1" w:after="100" w:afterAutospacing="1" w:line="240" w:lineRule="auto"/>
         <w:jc w:val="both"/>
         <w:rPr>
-          <w:rFonts w:ascii="Times New Roman" w:eastAsia="Times New Roman" w:hAnsi="Times New Roman" w:cs="Times New Roman"/>
+          <w:rFonts w:ascii="Calibri" w:eastAsia="Times New Roman" w:hAnsi="Calibri" w:cs="Calibri"/>
           <w:color w:val="000000"/>
           <w:sz w:val="24"/>
           <w:szCs w:val="24"/>
@@ -2700,7 +3798,7 @@
       </w:pPr>
       <w:r>
         <w:rPr>
-          <w:rFonts w:ascii="Times New Roman" w:eastAsia="Times New Roman" w:hAnsi="Times New Roman" w:cs="Times New Roman"/>
+          <w:rFonts w:ascii="Calibri" w:eastAsia="Times New Roman" w:hAnsi="Calibri" w:cs="Calibri"/>
           <w:color w:val="000000"/>
           <w:sz w:val="24"/>
           <w:szCs w:val="24"/>
@@ -2710,7 +3808,7 @@
       </w:r>
       <w:r>
         <w:rPr>
-          <w:rFonts w:ascii="Times New Roman" w:eastAsia="Times New Roman" w:hAnsi="Times New Roman" w:cs="Times New Roman"/>
+          <w:rFonts w:ascii="Calibri" w:eastAsia="Times New Roman" w:hAnsi="Calibri" w:cs="Calibri"/>
           <w:b/>
           <w:bCs/>
           <w:color w:val="000000"/>
@@ -2722,7 +3820,7 @@
       </w:r>
       <w:r>
         <w:rPr>
-          <w:rFonts w:ascii="Times New Roman" w:eastAsia="Times New Roman" w:hAnsi="Times New Roman" w:cs="Times New Roman"/>
+          <w:rFonts w:ascii="Calibri" w:eastAsia="Times New Roman" w:hAnsi="Calibri" w:cs="Calibri"/>
           <w:color w:val="000000"/>
           <w:sz w:val="24"/>
           <w:szCs w:val="24"/>
@@ -2732,7 +3830,7 @@
       </w:r>
       <w:r>
         <w:rPr>
-          <w:rFonts w:ascii="Times New Roman" w:eastAsia="Times New Roman" w:hAnsi="Times New Roman" w:cs="Times New Roman"/>
+          <w:rFonts w:ascii="Calibri" w:eastAsia="Times New Roman" w:hAnsi="Calibri" w:cs="Calibri"/>
           <w:b/>
           <w:bCs/>
           <w:color w:val="000000"/>
@@ -2744,7 +3842,7 @@
       </w:r>
       <w:r>
         <w:rPr>
-          <w:rFonts w:ascii="Times New Roman" w:eastAsia="Times New Roman" w:hAnsi="Times New Roman" w:cs="Times New Roman"/>
+          <w:rFonts w:ascii="Calibri" w:eastAsia="Times New Roman" w:hAnsi="Calibri" w:cs="Calibri"/>
           <w:color w:val="000000"/>
           <w:sz w:val="24"/>
           <w:szCs w:val="24"/>
@@ -2762,7 +3860,7 @@
         <w:spacing w:before="100" w:beforeAutospacing="1" w:after="100" w:afterAutospacing="1" w:line="240" w:lineRule="auto"/>
         <w:jc w:val="both"/>
         <w:rPr>
-          <w:rFonts w:ascii="Times New Roman" w:eastAsia="Times New Roman" w:hAnsi="Times New Roman" w:cs="Times New Roman"/>
+          <w:rFonts w:ascii="Calibri" w:eastAsia="Times New Roman" w:hAnsi="Calibri" w:cs="Calibri"/>
           <w:color w:val="000000"/>
           <w:sz w:val="24"/>
           <w:szCs w:val="24"/>
@@ -2771,7 +3869,7 @@
       </w:pPr>
       <w:r>
         <w:rPr>
-          <w:rFonts w:ascii="Times New Roman" w:eastAsia="Times New Roman" w:hAnsi="Times New Roman" w:cs="Times New Roman"/>
+          <w:rFonts w:ascii="Calibri" w:eastAsia="Times New Roman" w:hAnsi="Calibri" w:cs="Calibri"/>
           <w:color w:val="000000"/>
           <w:sz w:val="24"/>
           <w:szCs w:val="24"/>
@@ -2781,7 +3879,7 @@
       </w:r>
       <w:r>
         <w:rPr>
-          <w:rFonts w:ascii="Times New Roman" w:eastAsia="Times New Roman" w:hAnsi="Times New Roman" w:cs="Times New Roman"/>
+          <w:rFonts w:ascii="Calibri" w:eastAsia="Times New Roman" w:hAnsi="Calibri" w:cs="Calibri"/>
           <w:b/>
           <w:bCs/>
           <w:color w:val="000000"/>
@@ -2793,7 +3891,7 @@
       </w:r>
       <w:r>
         <w:rPr>
-          <w:rFonts w:ascii="Times New Roman" w:eastAsia="Times New Roman" w:hAnsi="Times New Roman" w:cs="Times New Roman"/>
+          <w:rFonts w:ascii="Calibri" w:eastAsia="Times New Roman" w:hAnsi="Calibri" w:cs="Calibri"/>
           <w:color w:val="000000"/>
           <w:sz w:val="24"/>
           <w:szCs w:val="24"/>
@@ -2811,7 +3909,7 @@
         <w:spacing w:before="100" w:beforeAutospacing="1" w:after="100" w:afterAutospacing="1" w:line="240" w:lineRule="auto"/>
         <w:jc w:val="both"/>
         <w:rPr>
-          <w:rFonts w:ascii="Times New Roman" w:eastAsia="Times New Roman" w:hAnsi="Times New Roman" w:cs="Times New Roman"/>
+          <w:rFonts w:ascii="Calibri" w:eastAsia="Times New Roman" w:hAnsi="Calibri" w:cs="Calibri"/>
           <w:color w:val="000000"/>
           <w:sz w:val="24"/>
           <w:szCs w:val="24"/>
@@ -2820,7 +3918,7 @@
       </w:pPr>
       <w:r>
         <w:rPr>
-          <w:rFonts w:ascii="Times New Roman" w:eastAsia="Times New Roman" w:hAnsi="Times New Roman" w:cs="Times New Roman"/>
+          <w:rFonts w:ascii="Calibri" w:eastAsia="Times New Roman" w:hAnsi="Calibri" w:cs="Calibri"/>
           <w:color w:val="000000"/>
           <w:sz w:val="24"/>
           <w:szCs w:val="24"/>
@@ -2830,7 +3928,7 @@
       </w:r>
       <w:r>
         <w:rPr>
-          <w:rFonts w:ascii="Times New Roman" w:eastAsia="Times New Roman" w:hAnsi="Times New Roman" w:cs="Times New Roman"/>
+          <w:rFonts w:ascii="Calibri" w:eastAsia="Times New Roman" w:hAnsi="Calibri" w:cs="Calibri"/>
           <w:b/>
           <w:bCs/>
           <w:color w:val="000000"/>
@@ -2842,7 +3940,7 @@
       </w:r>
       <w:r>
         <w:rPr>
-          <w:rFonts w:ascii="Times New Roman" w:eastAsia="Times New Roman" w:hAnsi="Times New Roman" w:cs="Times New Roman"/>
+          <w:rFonts w:ascii="Calibri" w:eastAsia="Times New Roman" w:hAnsi="Calibri" w:cs="Calibri"/>
           <w:color w:val="000000"/>
           <w:sz w:val="24"/>
           <w:szCs w:val="24"/>
@@ -2852,7 +3950,7 @@
       </w:r>
       <w:r>
         <w:rPr>
-          <w:rFonts w:ascii="Times New Roman" w:eastAsia="Times New Roman" w:hAnsi="Times New Roman" w:cs="Times New Roman"/>
+          <w:rFonts w:ascii="Calibri" w:eastAsia="Times New Roman" w:hAnsi="Calibri" w:cs="Calibri"/>
           <w:b/>
           <w:bCs/>
           <w:color w:val="000000"/>
@@ -2864,7 +3962,7 @@
       </w:r>
       <w:r>
         <w:rPr>
-          <w:rFonts w:ascii="Times New Roman" w:eastAsia="Times New Roman" w:hAnsi="Times New Roman" w:cs="Times New Roman"/>
+          <w:rFonts w:ascii="Calibri" w:eastAsia="Times New Roman" w:hAnsi="Calibri" w:cs="Calibri"/>
           <w:color w:val="000000"/>
           <w:sz w:val="24"/>
           <w:szCs w:val="24"/>
@@ -2874,7 +3972,7 @@
       </w:r>
       <w:r>
         <w:rPr>
-          <w:rFonts w:ascii="Times New Roman" w:eastAsia="Times New Roman" w:hAnsi="Times New Roman" w:cs="Times New Roman"/>
+          <w:rFonts w:ascii="Calibri" w:eastAsia="Times New Roman" w:hAnsi="Calibri" w:cs="Calibri"/>
           <w:b/>
           <w:bCs/>
           <w:color w:val="000000"/>
@@ -2884,10 +3982,10 @@
         </w:rPr>
         <w:t>connexions segures</w:t>
       </w:r>
-      <w:ins w:id="8" w:author="NATALIA VIA-DUFRESNE" w:date="2025-11-02T22:25:00Z" w16du:dateUtc="2025-11-02T21:25:00Z">
+      <w:ins w:id="9" w:author="NATALIA VIA-DUFRESNE" w:date="2025-11-02T22:25:00Z" w16du:dateUtc="2025-11-02T21:25:00Z">
         <w:r>
           <w:rPr>
-            <w:rFonts w:ascii="Times New Roman" w:eastAsia="Times New Roman" w:hAnsi="Times New Roman" w:cs="Times New Roman"/>
+            <w:rFonts w:ascii="Calibri" w:eastAsia="Times New Roman" w:hAnsi="Calibri" w:cs="Calibri"/>
             <w:b/>
             <w:bCs/>
             <w:color w:val="000000"/>
@@ -2900,7 +3998,7 @@
       </w:ins>
       <w:r>
         <w:rPr>
-          <w:rFonts w:ascii="Times New Roman" w:eastAsia="Times New Roman" w:hAnsi="Times New Roman" w:cs="Times New Roman"/>
+          <w:rFonts w:ascii="Calibri" w:eastAsia="Times New Roman" w:hAnsi="Calibri" w:cs="Calibri"/>
           <w:color w:val="000000"/>
           <w:sz w:val="24"/>
           <w:szCs w:val="24"/>
@@ -2914,8 +4012,8 @@
         <w:spacing w:before="100" w:beforeAutospacing="1" w:after="100" w:afterAutospacing="1" w:line="240" w:lineRule="auto"/>
         <w:jc w:val="both"/>
         <w:rPr>
-          <w:del w:id="9" w:author="NATALIA VIA-DUFRESNE" w:date="2025-11-02T22:26:00Z" w16du:dateUtc="2025-11-02T21:26:00Z"/>
-          <w:rFonts w:ascii="Times New Roman" w:eastAsia="Times New Roman" w:hAnsi="Times New Roman" w:cs="Times New Roman"/>
+          <w:del w:id="10" w:author="NATALIA VIA-DUFRESNE" w:date="2025-11-02T22:26:00Z" w16du:dateUtc="2025-11-02T21:26:00Z"/>
+          <w:rFonts w:ascii="Calibri" w:eastAsia="Times New Roman" w:hAnsi="Calibri" w:cs="Calibri"/>
           <w:color w:val="000000"/>
           <w:sz w:val="24"/>
           <w:szCs w:val="24"/>
@@ -2924,7 +4022,7 @@
       </w:pPr>
       <w:r>
         <w:rPr>
-          <w:rFonts w:ascii="Times New Roman" w:eastAsia="Times New Roman" w:hAnsi="Times New Roman" w:cs="Times New Roman"/>
+          <w:rFonts w:ascii="Calibri" w:eastAsia="Times New Roman" w:hAnsi="Calibri" w:cs="Calibri"/>
           <w:color w:val="000000"/>
           <w:sz w:val="24"/>
           <w:szCs w:val="24"/>
@@ -2934,7 +4032,7 @@
       </w:r>
       <w:r>
         <w:rPr>
-          <w:rFonts w:ascii="Times New Roman" w:eastAsia="Times New Roman" w:hAnsi="Times New Roman" w:cs="Times New Roman"/>
+          <w:rFonts w:ascii="Calibri" w:eastAsia="Times New Roman" w:hAnsi="Calibri" w:cs="Calibri"/>
           <w:b/>
           <w:bCs/>
           <w:color w:val="000000"/>
@@ -2946,7 +4044,7 @@
       </w:r>
       <w:r>
         <w:rPr>
-          <w:rFonts w:ascii="Times New Roman" w:eastAsia="Times New Roman" w:hAnsi="Times New Roman" w:cs="Times New Roman"/>
+          <w:rFonts w:ascii="Calibri" w:eastAsia="Times New Roman" w:hAnsi="Calibri" w:cs="Calibri"/>
           <w:color w:val="000000"/>
           <w:sz w:val="24"/>
           <w:szCs w:val="24"/>
@@ -2960,47 +4058,44 @@
         <w:spacing w:after="0" w:line="240" w:lineRule="auto"/>
         <w:jc w:val="both"/>
         <w:rPr>
-          <w:del w:id="10" w:author="NATALIA VIA-DUFRESNE" w:date="2025-11-02T22:25:00Z" w16du:dateUtc="2025-11-02T21:25:00Z"/>
-          <w:rFonts w:ascii="Times New Roman" w:eastAsia="Times New Roman" w:hAnsi="Times New Roman" w:cs="Times New Roman"/>
+          <w:del w:id="11" w:author="NATALIA VIA-DUFRESNE" w:date="2025-11-02T22:25:00Z" w16du:dateUtc="2025-11-02T21:25:00Z"/>
+          <w:rFonts w:ascii="Calibri" w:eastAsia="Times New Roman" w:hAnsi="Calibri" w:cs="Calibri"/>
           <w:sz w:val="24"/>
           <w:szCs w:val="24"/>
           <w:lang w:val="ca-ES" w:eastAsia="es-ES_tradnl"/>
         </w:rPr>
       </w:pPr>
-      <w:del w:id="11" w:author="NATALIA VIA-DUFRESNE" w:date="2025-11-02T22:26:00Z" w16du:dateUtc="2025-11-02T21:26:00Z">
+      <w:del w:id="12" w:author="NATALIA VIA-DUFRESNE" w:date="2025-11-02T22:26:00Z" w16du:dateUtc="2025-11-02T21:26:00Z">
         <w:r>
           <w:rPr>
-            <w:rFonts w:ascii="Times New Roman" w:eastAsia="Times New Roman" w:hAnsi="Times New Roman" w:cs="Times New Roman"/>
+            <w:rFonts w:ascii="Calibri" w:eastAsia="Times New Roman" w:hAnsi="Calibri" w:cs="Calibri"/>
             <w:noProof/>
             <w:sz w:val="24"/>
             <w:szCs w:val="24"/>
             <w:lang w:val="ca-ES" w:eastAsia="es-ES_tradnl"/>
           </w:rPr>
-          <w:pict w14:anchorId="6AE8A540">
-            <v:rect id="_x0000_i1025" alt="" style="width:425.2pt;height:.05pt;mso-width-percent:0;mso-height-percent:0;mso-width-percent:0;mso-height-percent:0" o:hralign="center" o:hrstd="t" o:hr="t" fillcolor="#a0a0a0" stroked="f"/>
+          <w:pict w14:anchorId="6D2149E4">
+            <v:rect id="_x0000_i1025" alt="" style="width:422.65pt;height:.05pt;mso-width-percent:0;mso-height-percent:0;mso-width-percent:0;mso-height-percent:0" o:hrpct="994" o:hralign="center" o:hrstd="t" o:hr="t" fillcolor="#a0a0a0" stroked="f"/>
           </w:pict>
         </w:r>
       </w:del>
-      <w:commentRangeEnd w:id="7"/>
+      <w:commentRangeEnd w:id="8"/>
       <w:r>
         <w:rPr>
           <w:rStyle w:val="Refdecomentario"/>
-        </w:rPr>
-        <w:commentReference w:id="7"/>
+          <w:rFonts w:ascii="Calibri" w:hAnsi="Calibri" w:cs="Calibri"/>
+        </w:rPr>
+        <w:commentReference w:id="8"/>
       </w:r>
     </w:p>
     <w:p>
       <w:pPr>
-        <w:spacing w:before="100" w:beforeAutospacing="1" w:after="100" w:afterAutospacing="1" w:line="240" w:lineRule="auto"/>
+        <w:pStyle w:val="Ttulo1"/>
         <w:jc w:val="both"/>
         <w:rPr>
-          <w:lang w:val="ca-ES"/>
-        </w:rPr>
-        <w:pPrChange w:id="12" w:author="NATALIA VIA-DUFRESNE" w:date="2025-11-02T22:26:00Z" w16du:dateUtc="2025-11-02T21:26:00Z">
-          <w:pPr>
-            <w:jc w:val="both"/>
-          </w:pPr>
-        </w:pPrChange>
+          <w:rFonts w:ascii="Calibri" w:hAnsi="Calibri" w:cs="Calibri"/>
+          <w:lang w:val="ca-ES"/>
+        </w:rPr>
       </w:pPr>
     </w:p>
     <w:p>
@@ -3008,30 +4103,64 @@
         <w:pStyle w:val="Ttulo1"/>
         <w:jc w:val="both"/>
         <w:rPr>
-          <w:lang w:val="ca-ES"/>
-        </w:rPr>
-      </w:pPr>
-      <w:r>
-        <w:rPr>
-          <w:lang w:val="ca-ES"/>
-        </w:rPr>
-        <w:lastRenderedPageBreak/>
-        <w:t>6. Metodologia i planificació del projecte</w:t>
-      </w:r>
+          <w:rFonts w:ascii="Calibri" w:hAnsi="Calibri" w:cs="Calibri"/>
+          <w:lang w:val="ca-ES"/>
+        </w:rPr>
+        <w:sectPr>
+          <w:pgSz w:w="11901" w:h="16817"/>
+          <w:pgMar w:top="1797" w:right="1440" w:bottom="1797" w:left="1440" w:header="720" w:footer="720" w:gutter="567"/>
+          <w:cols w:space="720"/>
+          <w:docGrid w:linePitch="360"/>
+        </w:sectPr>
+      </w:pPr>
     </w:p>
     <w:p>
       <w:pPr>
+        <w:pStyle w:val="Ttulo1"/>
+        <w:jc w:val="both"/>
+        <w:rPr>
+          <w:rFonts w:ascii="Calibri" w:hAnsi="Calibri" w:cs="Calibri"/>
+          <w:lang w:val="ca-ES"/>
+        </w:rPr>
+      </w:pPr>
+      <w:r>
+        <w:rPr>
+          <w:rFonts w:ascii="Calibri" w:hAnsi="Calibri" w:cs="Calibri"/>
+          <w:lang w:val="ca-ES"/>
+        </w:rPr>
+        <w:lastRenderedPageBreak/>
+        <w:t>7</w:t>
+      </w:r>
+      <w:r>
+        <w:rPr>
+          <w:rFonts w:ascii="Calibri" w:hAnsi="Calibri" w:cs="Calibri"/>
+          <w:lang w:val="ca-ES"/>
+        </w:rPr>
+        <w:t>. Metodologia i planificació del projecte</w:t>
+      </w:r>
+    </w:p>
+    <w:p>
+      <w:pPr>
         <w:pStyle w:val="Ttulo2"/>
         <w:jc w:val="both"/>
         <w:rPr>
-          <w:lang w:val="ca-ES"/>
-        </w:rPr>
-      </w:pPr>
-      <w:r>
-        <w:rPr>
-          <w:lang w:val="ca-ES"/>
-        </w:rPr>
-        <w:t>6.1. Enfocament de treball</w:t>
+          <w:rFonts w:ascii="Calibri" w:hAnsi="Calibri" w:cs="Calibri"/>
+          <w:lang w:val="ca-ES"/>
+        </w:rPr>
+      </w:pPr>
+      <w:r>
+        <w:rPr>
+          <w:rFonts w:ascii="Calibri" w:hAnsi="Calibri" w:cs="Calibri"/>
+          <w:lang w:val="ca-ES"/>
+        </w:rPr>
+        <w:t>7</w:t>
+      </w:r>
+      <w:r>
+        <w:rPr>
+          <w:rFonts w:ascii="Calibri" w:hAnsi="Calibri" w:cs="Calibri"/>
+          <w:lang w:val="ca-ES"/>
+        </w:rPr>
+        <w:t>.1. Enfocament de treball</w:t>
       </w:r>
     </w:p>
     <w:p>
@@ -3039,14 +4168,23 @@
         <w:pStyle w:val="Ttulo2"/>
         <w:jc w:val="both"/>
         <w:rPr>
-          <w:lang w:val="ca-ES"/>
-        </w:rPr>
-      </w:pPr>
-      <w:r>
-        <w:rPr>
-          <w:lang w:val="ca-ES"/>
-        </w:rPr>
-        <w:t>6.2. Etapes del desenvolupament</w:t>
+          <w:rFonts w:ascii="Calibri" w:hAnsi="Calibri" w:cs="Calibri"/>
+          <w:lang w:val="ca-ES"/>
+        </w:rPr>
+      </w:pPr>
+      <w:r>
+        <w:rPr>
+          <w:rFonts w:ascii="Calibri" w:hAnsi="Calibri" w:cs="Calibri"/>
+          <w:lang w:val="ca-ES"/>
+        </w:rPr>
+        <w:t>7</w:t>
+      </w:r>
+      <w:r>
+        <w:rPr>
+          <w:rFonts w:ascii="Calibri" w:hAnsi="Calibri" w:cs="Calibri"/>
+          <w:lang w:val="ca-ES"/>
+        </w:rPr>
+        <w:t>.2. Etapes del desenvolupament</w:t>
       </w:r>
     </w:p>
     <w:p>
@@ -3054,14 +4192,23 @@
         <w:pStyle w:val="Ttulo2"/>
         <w:jc w:val="both"/>
         <w:rPr>
-          <w:lang w:val="ca-ES"/>
-        </w:rPr>
-      </w:pPr>
-      <w:r>
-        <w:rPr>
-          <w:lang w:val="ca-ES"/>
-        </w:rPr>
-        <w:t>6.3. Eines i entorns utilitzats</w:t>
+          <w:rFonts w:ascii="Calibri" w:hAnsi="Calibri" w:cs="Calibri"/>
+          <w:lang w:val="ca-ES"/>
+        </w:rPr>
+      </w:pPr>
+      <w:r>
+        <w:rPr>
+          <w:rFonts w:ascii="Calibri" w:hAnsi="Calibri" w:cs="Calibri"/>
+          <w:lang w:val="ca-ES"/>
+        </w:rPr>
+        <w:t>7</w:t>
+      </w:r>
+      <w:r>
+        <w:rPr>
+          <w:rFonts w:ascii="Calibri" w:hAnsi="Calibri" w:cs="Calibri"/>
+          <w:lang w:val="ca-ES"/>
+        </w:rPr>
+        <w:t>.3. Eines i entorns utilitzats</w:t>
       </w:r>
     </w:p>
     <w:p>
@@ -3069,14 +4216,23 @@
         <w:pStyle w:val="Ttulo2"/>
         <w:jc w:val="both"/>
         <w:rPr>
-          <w:lang w:val="ca-ES"/>
-        </w:rPr>
-      </w:pPr>
-      <w:r>
-        <w:rPr>
-          <w:lang w:val="ca-ES"/>
-        </w:rPr>
-        <w:t>6.4. Cronograma del projecte</w:t>
+          <w:rFonts w:ascii="Calibri" w:hAnsi="Calibri" w:cs="Calibri"/>
+          <w:lang w:val="ca-ES"/>
+        </w:rPr>
+      </w:pPr>
+      <w:r>
+        <w:rPr>
+          <w:rFonts w:ascii="Calibri" w:hAnsi="Calibri" w:cs="Calibri"/>
+          <w:lang w:val="ca-ES"/>
+        </w:rPr>
+        <w:t>7</w:t>
+      </w:r>
+      <w:r>
+        <w:rPr>
+          <w:rFonts w:ascii="Calibri" w:hAnsi="Calibri" w:cs="Calibri"/>
+          <w:lang w:val="ca-ES"/>
+        </w:rPr>
+        <w:t>.4. Cronograma del projecte</w:t>
       </w:r>
     </w:p>
     <w:p>
@@ -3084,38 +4240,72 @@
         <w:pStyle w:val="Ttulo2"/>
         <w:jc w:val="both"/>
         <w:rPr>
-          <w:lang w:val="ca-ES"/>
-        </w:rPr>
-      </w:pPr>
-      <w:r>
-        <w:rPr>
-          <w:lang w:val="ca-ES"/>
-        </w:rPr>
-        <w:t>6.5. Gestió de riscos i seguretat</w:t>
+          <w:rFonts w:ascii="Calibri" w:hAnsi="Calibri" w:cs="Calibri"/>
+          <w:lang w:val="ca-ES"/>
+        </w:rPr>
+      </w:pPr>
+      <w:r>
+        <w:rPr>
+          <w:rFonts w:ascii="Calibri" w:hAnsi="Calibri" w:cs="Calibri"/>
+          <w:lang w:val="ca-ES"/>
+        </w:rPr>
+        <w:t>7</w:t>
+      </w:r>
+      <w:r>
+        <w:rPr>
+          <w:rFonts w:ascii="Calibri" w:hAnsi="Calibri" w:cs="Calibri"/>
+          <w:lang w:val="ca-ES"/>
+        </w:rPr>
+        <w:t>.5. Gestió de riscos i seguretat</w:t>
       </w:r>
     </w:p>
     <w:p>
       <w:pPr>
+        <w:rPr>
+          <w:lang w:val="ca-ES"/>
+        </w:rPr>
+        <w:sectPr>
+          <w:pgSz w:w="11901" w:h="16817"/>
+          <w:pgMar w:top="1797" w:right="1440" w:bottom="1797" w:left="1440" w:header="720" w:footer="720" w:gutter="567"/>
+          <w:cols w:space="720"/>
+          <w:docGrid w:linePitch="360"/>
+        </w:sectPr>
+      </w:pPr>
+    </w:p>
+    <w:p>
+      <w:pPr>
         <w:pStyle w:val="Ttulo1"/>
         <w:jc w:val="both"/>
         <w:rPr>
-          <w:lang w:val="ca-ES"/>
-        </w:rPr>
-      </w:pPr>
-      <w:r>
-        <w:rPr>
-          <w:lang w:val="ca-ES"/>
-        </w:rPr>
-        <w:t>7. Disseny i desenvolu</w:t>
-      </w:r>
-      <w:r>
-        <w:rPr>
+          <w:rFonts w:ascii="Calibri" w:hAnsi="Calibri" w:cs="Calibri"/>
+          <w:lang w:val="ca-ES"/>
+        </w:rPr>
+      </w:pPr>
+      <w:r>
+        <w:rPr>
+          <w:rFonts w:ascii="Calibri" w:hAnsi="Calibri" w:cs="Calibri"/>
+          <w:lang w:val="ca-ES"/>
+        </w:rPr>
+        <w:lastRenderedPageBreak/>
+        <w:t>8</w:t>
+      </w:r>
+      <w:r>
+        <w:rPr>
+          <w:rFonts w:ascii="Calibri" w:hAnsi="Calibri" w:cs="Calibri"/>
+          <w:lang w:val="ca-ES"/>
+        </w:rPr>
+        <w:t>. Disseny i desenvolu</w:t>
+      </w:r>
+      <w:r>
+        <w:rPr>
+          <w:rFonts w:ascii="Calibri" w:hAnsi="Calibri" w:cs="Calibri"/>
           <w:lang w:val="ca-ES"/>
         </w:rPr>
         <w:t>p</w:t>
       </w:r>
       <w:r>
         <w:rPr>
+          <w:rFonts w:ascii="Calibri" w:hAnsi="Calibri" w:cs="Calibri"/>
           <w:lang w:val="ca-ES"/>
         </w:rPr>
         <w:t>ament del sistema</w:t>
@@ -3126,14 +4316,23 @@
         <w:pStyle w:val="Ttulo2"/>
         <w:jc w:val="both"/>
         <w:rPr>
-          <w:lang w:val="ca-ES"/>
-        </w:rPr>
-      </w:pPr>
-      <w:r>
-        <w:rPr>
-          <w:lang w:val="ca-ES"/>
-        </w:rPr>
-        <w:t>7.1. Arquitectura general</w:t>
+          <w:rFonts w:ascii="Calibri" w:hAnsi="Calibri" w:cs="Calibri"/>
+          <w:lang w:val="ca-ES"/>
+        </w:rPr>
+      </w:pPr>
+      <w:r>
+        <w:rPr>
+          <w:rFonts w:ascii="Calibri" w:hAnsi="Calibri" w:cs="Calibri"/>
+          <w:lang w:val="ca-ES"/>
+        </w:rPr>
+        <w:t>8</w:t>
+      </w:r>
+      <w:r>
+        <w:rPr>
+          <w:rFonts w:ascii="Calibri" w:hAnsi="Calibri" w:cs="Calibri"/>
+          <w:lang w:val="ca-ES"/>
+        </w:rPr>
+        <w:t>.1. Arquitectura general</w:t>
       </w:r>
     </w:p>
     <w:p>
@@ -3141,14 +4340,23 @@
         <w:pStyle w:val="Ttulo2"/>
         <w:jc w:val="both"/>
         <w:rPr>
-          <w:lang w:val="ca-ES"/>
-        </w:rPr>
-      </w:pPr>
-      <w:r>
-        <w:rPr>
-          <w:lang w:val="ca-ES"/>
-        </w:rPr>
-        <w:t>7.2. Disseny del hardware</w:t>
+          <w:rFonts w:ascii="Calibri" w:hAnsi="Calibri" w:cs="Calibri"/>
+          <w:lang w:val="ca-ES"/>
+        </w:rPr>
+      </w:pPr>
+      <w:r>
+        <w:rPr>
+          <w:rFonts w:ascii="Calibri" w:hAnsi="Calibri" w:cs="Calibri"/>
+          <w:lang w:val="ca-ES"/>
+        </w:rPr>
+        <w:t>8</w:t>
+      </w:r>
+      <w:r>
+        <w:rPr>
+          <w:rFonts w:ascii="Calibri" w:hAnsi="Calibri" w:cs="Calibri"/>
+          <w:lang w:val="ca-ES"/>
+        </w:rPr>
+        <w:t>.2. Disseny del hardware</w:t>
       </w:r>
     </w:p>
     <w:p>
@@ -3156,14 +4364,37 @@
         <w:pStyle w:val="Ttulo2"/>
         <w:jc w:val="both"/>
         <w:rPr>
-          <w:lang w:val="ca-ES"/>
-        </w:rPr>
-      </w:pPr>
-      <w:r>
-        <w:rPr>
-          <w:lang w:val="ca-ES"/>
-        </w:rPr>
-        <w:t>7.3. Disseny del firmware/software</w:t>
+          <w:rFonts w:ascii="Calibri" w:hAnsi="Calibri" w:cs="Calibri"/>
+          <w:lang w:val="ca-ES"/>
+        </w:rPr>
+      </w:pPr>
+      <w:r>
+        <w:rPr>
+          <w:rFonts w:ascii="Calibri" w:hAnsi="Calibri" w:cs="Calibri"/>
+          <w:lang w:val="ca-ES"/>
+        </w:rPr>
+        <w:t>8</w:t>
+      </w:r>
+      <w:r>
+        <w:rPr>
+          <w:rFonts w:ascii="Calibri" w:hAnsi="Calibri" w:cs="Calibri"/>
+          <w:lang w:val="ca-ES"/>
+        </w:rPr>
+        <w:t xml:space="preserve">.3. Disseny </w:t>
+      </w:r>
+      <w:r>
+        <w:rPr>
+          <w:rFonts w:ascii="Calibri" w:hAnsi="Calibri" w:cs="Calibri"/>
+          <w:lang w:val="ca-ES"/>
+        </w:rPr>
+        <w:t xml:space="preserve">o estructura </w:t>
+      </w:r>
+      <w:r>
+        <w:rPr>
+          <w:rFonts w:ascii="Calibri" w:hAnsi="Calibri" w:cs="Calibri"/>
+          <w:lang w:val="ca-ES"/>
+        </w:rPr>
+        <w:t>del firmware/software</w:t>
       </w:r>
     </w:p>
     <w:p>
@@ -3171,44 +4402,140 @@
         <w:pStyle w:val="Ttulo2"/>
         <w:jc w:val="both"/>
         <w:rPr>
-          <w:lang w:val="ca-ES"/>
-        </w:rPr>
-      </w:pPr>
-      <w:r>
-        <w:rPr>
-          <w:lang w:val="ca-ES"/>
-        </w:rPr>
-        <w:t>7.4. Integració amb la PLC existent</w:t>
+          <w:rFonts w:ascii="Calibri" w:hAnsi="Calibri" w:cs="Calibri"/>
+          <w:lang w:val="ca-ES"/>
+        </w:rPr>
+      </w:pPr>
+      <w:r>
+        <w:rPr>
+          <w:rFonts w:ascii="Calibri" w:hAnsi="Calibri" w:cs="Calibri"/>
+          <w:lang w:val="ca-ES"/>
+        </w:rPr>
+        <w:t>8.</w:t>
+      </w:r>
+      <w:r>
+        <w:rPr>
+          <w:rFonts w:ascii="Calibri" w:hAnsi="Calibri" w:cs="Calibri"/>
+          <w:lang w:val="ca-ES"/>
+        </w:rPr>
+        <w:t>4</w:t>
+      </w:r>
+      <w:r>
+        <w:rPr>
+          <w:rFonts w:ascii="Calibri" w:hAnsi="Calibri" w:cs="Calibri"/>
+          <w:lang w:val="ca-ES"/>
+        </w:rPr>
+        <w:t>. D</w:t>
+      </w:r>
+      <w:r>
+        <w:rPr>
+          <w:rFonts w:ascii="Calibri" w:hAnsi="Calibri" w:cs="Calibri"/>
+          <w:lang w:val="ca-ES"/>
+        </w:rPr>
+        <w:t xml:space="preserve">esenvolupament de la interfície gràfica </w:t>
       </w:r>
     </w:p>
     <w:p>
       <w:pPr>
+        <w:pStyle w:val="Ttulo2"/>
+        <w:jc w:val="both"/>
+        <w:rPr>
+          <w:rFonts w:ascii="Calibri" w:hAnsi="Calibri" w:cs="Calibri"/>
+          <w:lang w:val="ca-ES"/>
+        </w:rPr>
+      </w:pPr>
+      <w:r>
+        <w:rPr>
+          <w:rFonts w:ascii="Calibri" w:hAnsi="Calibri" w:cs="Calibri"/>
+          <w:lang w:val="ca-ES"/>
+        </w:rPr>
+        <w:t>8</w:t>
+      </w:r>
+      <w:r>
+        <w:rPr>
+          <w:rFonts w:ascii="Calibri" w:hAnsi="Calibri" w:cs="Calibri"/>
+          <w:lang w:val="ca-ES"/>
+        </w:rPr>
+        <w:t>.</w:t>
+      </w:r>
+      <w:r>
+        <w:rPr>
+          <w:rFonts w:ascii="Calibri" w:hAnsi="Calibri" w:cs="Calibri"/>
+          <w:lang w:val="ca-ES"/>
+        </w:rPr>
+        <w:t>5</w:t>
+      </w:r>
+      <w:r>
+        <w:rPr>
+          <w:rFonts w:ascii="Calibri" w:hAnsi="Calibri" w:cs="Calibri"/>
+          <w:lang w:val="ca-ES"/>
+        </w:rPr>
+        <w:t>. Integració amb la PLC existent</w:t>
+      </w:r>
+    </w:p>
+    <w:p>
+      <w:pPr>
         <w:pStyle w:val="Ttulo1"/>
         <w:jc w:val="both"/>
         <w:rPr>
-          <w:lang w:val="ca-ES"/>
-        </w:rPr>
-      </w:pPr>
-      <w:r>
-        <w:rPr>
-          <w:lang w:val="ca-ES"/>
-        </w:rPr>
-        <w:t>8. Proves i validació</w:t>
-      </w:r>
+          <w:rFonts w:ascii="Calibri" w:hAnsi="Calibri" w:cs="Calibri"/>
+          <w:lang w:val="ca-ES"/>
+        </w:rPr>
+        <w:sectPr>
+          <w:pgSz w:w="11901" w:h="16817"/>
+          <w:pgMar w:top="1797" w:right="1440" w:bottom="1797" w:left="1440" w:header="720" w:footer="720" w:gutter="567"/>
+          <w:cols w:space="720"/>
+          <w:docGrid w:linePitch="360"/>
+        </w:sectPr>
+      </w:pPr>
     </w:p>
     <w:p>
       <w:pPr>
+        <w:pStyle w:val="Ttulo1"/>
+        <w:jc w:val="both"/>
+        <w:rPr>
+          <w:rFonts w:ascii="Calibri" w:hAnsi="Calibri" w:cs="Calibri"/>
+          <w:lang w:val="ca-ES"/>
+        </w:rPr>
+      </w:pPr>
+      <w:r>
+        <w:rPr>
+          <w:rFonts w:ascii="Calibri" w:hAnsi="Calibri" w:cs="Calibri"/>
+          <w:lang w:val="ca-ES"/>
+        </w:rPr>
+        <w:lastRenderedPageBreak/>
+        <w:t>9</w:t>
+      </w:r>
+      <w:r>
+        <w:rPr>
+          <w:rFonts w:ascii="Calibri" w:hAnsi="Calibri" w:cs="Calibri"/>
+          <w:lang w:val="ca-ES"/>
+        </w:rPr>
+        <w:t>. Proves i validació</w:t>
+      </w:r>
+    </w:p>
+    <w:p>
+      <w:pPr>
         <w:pStyle w:val="Ttulo2"/>
         <w:jc w:val="both"/>
         <w:rPr>
-          <w:lang w:val="ca-ES"/>
-        </w:rPr>
-      </w:pPr>
-      <w:r>
-        <w:rPr>
-          <w:lang w:val="ca-ES"/>
-        </w:rPr>
-        <w:t>8.1. Entorn de proves</w:t>
+          <w:rFonts w:ascii="Calibri" w:hAnsi="Calibri" w:cs="Calibri"/>
+          <w:lang w:val="ca-ES"/>
+        </w:rPr>
+      </w:pPr>
+      <w:r>
+        <w:rPr>
+          <w:rFonts w:ascii="Calibri" w:hAnsi="Calibri" w:cs="Calibri"/>
+          <w:lang w:val="ca-ES"/>
+        </w:rPr>
+        <w:t>9</w:t>
+      </w:r>
+      <w:r>
+        <w:rPr>
+          <w:rFonts w:ascii="Calibri" w:hAnsi="Calibri" w:cs="Calibri"/>
+          <w:lang w:val="ca-ES"/>
+        </w:rPr>
+        <w:t>.1. Entorn de proves</w:t>
       </w:r>
     </w:p>
     <w:p>
@@ -3216,14 +4543,23 @@
         <w:pStyle w:val="Ttulo2"/>
         <w:jc w:val="both"/>
         <w:rPr>
-          <w:lang w:val="ca-ES"/>
-        </w:rPr>
-      </w:pPr>
-      <w:r>
-        <w:rPr>
-          <w:lang w:val="ca-ES"/>
-        </w:rPr>
-        <w:t>8.2. Proves de comunicació sense fils</w:t>
+          <w:rFonts w:ascii="Calibri" w:hAnsi="Calibri" w:cs="Calibri"/>
+          <w:lang w:val="ca-ES"/>
+        </w:rPr>
+      </w:pPr>
+      <w:r>
+        <w:rPr>
+          <w:rFonts w:ascii="Calibri" w:hAnsi="Calibri" w:cs="Calibri"/>
+          <w:lang w:val="ca-ES"/>
+        </w:rPr>
+        <w:t>9</w:t>
+      </w:r>
+      <w:r>
+        <w:rPr>
+          <w:rFonts w:ascii="Calibri" w:hAnsi="Calibri" w:cs="Calibri"/>
+          <w:lang w:val="ca-ES"/>
+        </w:rPr>
+        <w:t>.2. Proves de comunicació sense fils</w:t>
       </w:r>
     </w:p>
     <w:p>
@@ -3231,14 +4567,23 @@
         <w:pStyle w:val="Ttulo2"/>
         <w:jc w:val="both"/>
         <w:rPr>
-          <w:lang w:val="ca-ES"/>
-        </w:rPr>
-      </w:pPr>
-      <w:r>
-        <w:rPr>
-          <w:lang w:val="ca-ES"/>
-        </w:rPr>
-        <w:t>8.3. Proves de resposta del sistema controlat</w:t>
+          <w:rFonts w:ascii="Calibri" w:hAnsi="Calibri" w:cs="Calibri"/>
+          <w:lang w:val="ca-ES"/>
+        </w:rPr>
+      </w:pPr>
+      <w:r>
+        <w:rPr>
+          <w:rFonts w:ascii="Calibri" w:hAnsi="Calibri" w:cs="Calibri"/>
+          <w:lang w:val="ca-ES"/>
+        </w:rPr>
+        <w:t>9</w:t>
+      </w:r>
+      <w:r>
+        <w:rPr>
+          <w:rFonts w:ascii="Calibri" w:hAnsi="Calibri" w:cs="Calibri"/>
+          <w:lang w:val="ca-ES"/>
+        </w:rPr>
+        <w:t>.3. Proves de resposta del sistema controlat</w:t>
       </w:r>
     </w:p>
     <w:p>
@@ -3246,14 +4591,23 @@
         <w:pStyle w:val="Ttulo2"/>
         <w:jc w:val="both"/>
         <w:rPr>
-          <w:lang w:val="ca-ES"/>
-        </w:rPr>
-      </w:pPr>
-      <w:r>
-        <w:rPr>
-          <w:lang w:val="ca-ES"/>
-        </w:rPr>
-        <w:t>8.4. Test de fiabilitat i seguretat</w:t>
+          <w:rFonts w:ascii="Calibri" w:hAnsi="Calibri" w:cs="Calibri"/>
+          <w:lang w:val="ca-ES"/>
+        </w:rPr>
+      </w:pPr>
+      <w:r>
+        <w:rPr>
+          <w:rFonts w:ascii="Calibri" w:hAnsi="Calibri" w:cs="Calibri"/>
+          <w:lang w:val="ca-ES"/>
+        </w:rPr>
+        <w:t>9</w:t>
+      </w:r>
+      <w:r>
+        <w:rPr>
+          <w:rFonts w:ascii="Calibri" w:hAnsi="Calibri" w:cs="Calibri"/>
+          <w:lang w:val="ca-ES"/>
+        </w:rPr>
+        <w:t>.4. Test de fiabilitat i seguretat</w:t>
       </w:r>
     </w:p>
     <w:p>
@@ -3261,14 +4615,23 @@
         <w:pStyle w:val="Ttulo2"/>
         <w:jc w:val="both"/>
         <w:rPr>
-          <w:lang w:val="ca-ES"/>
-        </w:rPr>
-      </w:pPr>
-      <w:r>
-        <w:rPr>
-          <w:lang w:val="ca-ES"/>
-        </w:rPr>
-        <w:t>8.5. Resultats i taules de mesures</w:t>
+          <w:rFonts w:ascii="Calibri" w:hAnsi="Calibri" w:cs="Calibri"/>
+          <w:lang w:val="ca-ES"/>
+        </w:rPr>
+      </w:pPr>
+      <w:r>
+        <w:rPr>
+          <w:rFonts w:ascii="Calibri" w:hAnsi="Calibri" w:cs="Calibri"/>
+          <w:lang w:val="ca-ES"/>
+        </w:rPr>
+        <w:t>9</w:t>
+      </w:r>
+      <w:r>
+        <w:rPr>
+          <w:rFonts w:ascii="Calibri" w:hAnsi="Calibri" w:cs="Calibri"/>
+          <w:lang w:val="ca-ES"/>
+        </w:rPr>
+        <w:t>.5. Resultats i taules de mesures</w:t>
       </w:r>
     </w:p>
     <w:p>
@@ -3276,14 +4639,30 @@
         <w:pStyle w:val="Ttulo2"/>
         <w:jc w:val="both"/>
         <w:rPr>
-          <w:lang w:val="ca-ES"/>
-        </w:rPr>
-      </w:pPr>
-      <w:r>
-        <w:rPr>
-          <w:lang w:val="ca-ES"/>
-        </w:rPr>
-        <w:t>8.6. Avaluació del rendiment respecte als objectius</w:t>
+          <w:rFonts w:ascii="Calibri" w:hAnsi="Calibri" w:cs="Calibri"/>
+          <w:lang w:val="ca-ES"/>
+        </w:rPr>
+      </w:pPr>
+      <w:r>
+        <w:rPr>
+          <w:rFonts w:ascii="Calibri" w:hAnsi="Calibri" w:cs="Calibri"/>
+          <w:lang w:val="ca-ES"/>
+        </w:rPr>
+        <w:t>9</w:t>
+      </w:r>
+      <w:r>
+        <w:rPr>
+          <w:rFonts w:ascii="Calibri" w:hAnsi="Calibri" w:cs="Calibri"/>
+          <w:lang w:val="ca-ES"/>
+        </w:rPr>
+        <w:t>.6. Avaluació del rendiment</w:t>
+      </w:r>
+      <w:r>
+        <w:rPr>
+          <w:rFonts w:ascii="Calibri" w:hAnsi="Calibri" w:cs="Calibri"/>
+          <w:lang w:val="ca-ES"/>
+        </w:rPr>
+        <w:t xml:space="preserve"> respecte als objectius</w:t>
       </w:r>
     </w:p>
     <w:p>
@@ -3291,29 +4670,78 @@
         <w:pStyle w:val="Ttulo1"/>
         <w:jc w:val="both"/>
         <w:rPr>
-          <w:lang w:val="ca-ES"/>
-        </w:rPr>
-      </w:pPr>
-      <w:r>
-        <w:rPr>
-          <w:lang w:val="ca-ES"/>
-        </w:rPr>
-        <w:t>9. Discussió dels resultats</w:t>
-      </w:r>
+          <w:rFonts w:ascii="Calibri" w:hAnsi="Calibri" w:cs="Calibri"/>
+          <w:lang w:val="ca-ES"/>
+        </w:rPr>
+        <w:sectPr>
+          <w:pgSz w:w="11901" w:h="16817"/>
+          <w:pgMar w:top="1797" w:right="1440" w:bottom="1797" w:left="1440" w:header="720" w:footer="720" w:gutter="567"/>
+          <w:cols w:space="720"/>
+          <w:docGrid w:linePitch="360"/>
+        </w:sectPr>
+      </w:pPr>
     </w:p>
     <w:p>
       <w:pPr>
+        <w:pStyle w:val="Ttulo1"/>
+        <w:jc w:val="both"/>
+        <w:rPr>
+          <w:rFonts w:ascii="Calibri" w:hAnsi="Calibri" w:cs="Calibri"/>
+          <w:lang w:val="ca-ES"/>
+        </w:rPr>
+      </w:pPr>
+      <w:r>
+        <w:rPr>
+          <w:rFonts w:ascii="Calibri" w:hAnsi="Calibri" w:cs="Calibri"/>
+          <w:lang w:val="ca-ES"/>
+        </w:rPr>
+        <w:lastRenderedPageBreak/>
+        <w:t>10</w:t>
+      </w:r>
+      <w:r>
+        <w:rPr>
+          <w:rFonts w:ascii="Calibri" w:hAnsi="Calibri" w:cs="Calibri"/>
+          <w:lang w:val="ca-ES"/>
+        </w:rPr>
+        <w:t xml:space="preserve">. </w:t>
+      </w:r>
+      <w:r>
+        <w:rPr>
+          <w:rFonts w:ascii="Calibri" w:hAnsi="Calibri" w:cs="Calibri"/>
+          <w:lang w:val="ca-ES"/>
+        </w:rPr>
+        <w:t>Pressupost econòmic</w:t>
+      </w:r>
+    </w:p>
+    <w:p>
+      <w:pPr>
         <w:pStyle w:val="Ttulo2"/>
         <w:jc w:val="both"/>
         <w:rPr>
-          <w:lang w:val="ca-ES"/>
-        </w:rPr>
-      </w:pPr>
-      <w:r>
-        <w:rPr>
-          <w:lang w:val="ca-ES"/>
-        </w:rPr>
-        <w:t>9.1. Interpretació dels resultats obtinguts</w:t>
+          <w:rFonts w:ascii="Calibri" w:hAnsi="Calibri" w:cs="Calibri"/>
+          <w:lang w:val="ca-ES"/>
+        </w:rPr>
+      </w:pPr>
+      <w:r>
+        <w:rPr>
+          <w:rFonts w:ascii="Calibri" w:hAnsi="Calibri" w:cs="Calibri"/>
+          <w:lang w:val="ca-ES"/>
+        </w:rPr>
+        <w:t>10</w:t>
+      </w:r>
+      <w:r>
+        <w:rPr>
+          <w:rFonts w:ascii="Calibri" w:hAnsi="Calibri" w:cs="Calibri"/>
+          <w:lang w:val="ca-ES"/>
+        </w:rPr>
+        <w:t xml:space="preserve">.1. </w:t>
+      </w:r>
+      <w:r>
+        <w:rPr>
+          <w:rFonts w:ascii="Calibri" w:hAnsi="Calibri" w:cs="Calibri"/>
+          <w:lang w:val="ca-ES"/>
+        </w:rPr>
+        <w:t>Costos de material</w:t>
       </w:r>
     </w:p>
     <w:p>
@@ -3321,14 +4749,30 @@
         <w:pStyle w:val="Ttulo2"/>
         <w:jc w:val="both"/>
         <w:rPr>
-          <w:lang w:val="ca-ES"/>
-        </w:rPr>
-      </w:pPr>
-      <w:r>
-        <w:rPr>
-          <w:lang w:val="ca-ES"/>
-        </w:rPr>
-        <w:t>9.2. Comparació amb expectatives o alternatives</w:t>
+          <w:rFonts w:ascii="Calibri" w:hAnsi="Calibri" w:cs="Calibri"/>
+          <w:lang w:val="ca-ES"/>
+        </w:rPr>
+      </w:pPr>
+      <w:r>
+        <w:rPr>
+          <w:rFonts w:ascii="Calibri" w:hAnsi="Calibri" w:cs="Calibri"/>
+          <w:lang w:val="ca-ES"/>
+        </w:rPr>
+        <w:t>10</w:t>
+      </w:r>
+      <w:r>
+        <w:rPr>
+          <w:rFonts w:ascii="Calibri" w:hAnsi="Calibri" w:cs="Calibri"/>
+          <w:lang w:val="ca-ES"/>
+        </w:rPr>
+        <w:t xml:space="preserve">.2. </w:t>
+      </w:r>
+      <w:r>
+        <w:rPr>
+          <w:rFonts w:ascii="Calibri" w:hAnsi="Calibri" w:cs="Calibri"/>
+          <w:lang w:val="ca-ES"/>
+        </w:rPr>
+        <w:t>Costos de desenvolupament</w:t>
       </w:r>
     </w:p>
     <w:p>
@@ -3336,60 +4780,218 @@
         <w:pStyle w:val="Ttulo2"/>
         <w:jc w:val="both"/>
         <w:rPr>
-          <w:lang w:val="ca-ES"/>
-        </w:rPr>
-      </w:pPr>
-      <w:r>
-        <w:rPr>
-          <w:lang w:val="ca-ES"/>
-        </w:rPr>
-        <w:lastRenderedPageBreak/>
-        <w:t>9.3. Limitacions detectades</w:t>
+          <w:rFonts w:ascii="Calibri" w:hAnsi="Calibri" w:cs="Calibri"/>
+          <w:lang w:val="ca-ES"/>
+        </w:rPr>
+      </w:pPr>
+      <w:r>
+        <w:rPr>
+          <w:rFonts w:ascii="Calibri" w:hAnsi="Calibri" w:cs="Calibri"/>
+          <w:lang w:val="ca-ES"/>
+        </w:rPr>
+        <w:t>10.</w:t>
+      </w:r>
+      <w:r>
+        <w:rPr>
+          <w:rFonts w:ascii="Calibri" w:hAnsi="Calibri" w:cs="Calibri"/>
+          <w:lang w:val="ca-ES"/>
+        </w:rPr>
+        <w:t xml:space="preserve">3. </w:t>
+      </w:r>
+      <w:r>
+        <w:rPr>
+          <w:rFonts w:ascii="Calibri" w:hAnsi="Calibri" w:cs="Calibri"/>
+          <w:lang w:val="ca-ES"/>
+        </w:rPr>
+        <w:t>Pressupost final</w:t>
       </w:r>
     </w:p>
     <w:p>
       <w:pPr>
+        <w:pStyle w:val="Ttulo1"/>
+        <w:jc w:val="both"/>
+        <w:rPr>
+          <w:rFonts w:ascii="Calibri" w:hAnsi="Calibri" w:cs="Calibri"/>
+          <w:lang w:val="ca-ES"/>
+        </w:rPr>
+        <w:sectPr>
+          <w:pgSz w:w="11901" w:h="16817"/>
+          <w:pgMar w:top="1797" w:right="1440" w:bottom="1797" w:left="1440" w:header="720" w:footer="720" w:gutter="567"/>
+          <w:cols w:space="720"/>
+          <w:docGrid w:linePitch="360"/>
+        </w:sectPr>
+      </w:pPr>
+    </w:p>
+    <w:p>
+      <w:pPr>
+        <w:pStyle w:val="Ttulo1"/>
+        <w:jc w:val="both"/>
+        <w:rPr>
+          <w:rFonts w:ascii="Calibri" w:hAnsi="Calibri" w:cs="Calibri"/>
+          <w:lang w:val="ca-ES"/>
+        </w:rPr>
+      </w:pPr>
+      <w:r>
+        <w:rPr>
+          <w:rFonts w:ascii="Calibri" w:hAnsi="Calibri" w:cs="Calibri"/>
+          <w:lang w:val="ca-ES"/>
+        </w:rPr>
+        <w:lastRenderedPageBreak/>
+        <w:t>11</w:t>
+      </w:r>
+      <w:r>
+        <w:rPr>
+          <w:rFonts w:ascii="Calibri" w:hAnsi="Calibri" w:cs="Calibri"/>
+          <w:lang w:val="ca-ES"/>
+        </w:rPr>
+        <w:t xml:space="preserve">. </w:t>
+      </w:r>
+      <w:r>
+        <w:rPr>
+          <w:rFonts w:ascii="Calibri" w:hAnsi="Calibri" w:cs="Calibri"/>
+          <w:lang w:val="ca-ES"/>
+        </w:rPr>
+        <w:t>Impacte mediambiental</w:t>
+      </w:r>
+    </w:p>
+    <w:p>
+      <w:pPr>
         <w:pStyle w:val="Ttulo2"/>
         <w:jc w:val="both"/>
         <w:rPr>
-          <w:lang w:val="ca-ES"/>
-        </w:rPr>
-      </w:pPr>
-      <w:r>
-        <w:rPr>
-          <w:lang w:val="ca-ES"/>
-        </w:rPr>
-        <w:t>9.4. Possibles millores futures</w:t>
+          <w:rFonts w:ascii="Calibri" w:hAnsi="Calibri" w:cs="Calibri"/>
+          <w:highlight w:val="yellow"/>
+          <w:lang w:val="ca-ES"/>
+        </w:rPr>
+      </w:pPr>
+      <w:r>
+        <w:rPr>
+          <w:rFonts w:ascii="Calibri" w:hAnsi="Calibri" w:cs="Calibri"/>
+          <w:highlight w:val="yellow"/>
+          <w:lang w:val="ca-ES"/>
+        </w:rPr>
+        <w:t>11</w:t>
+      </w:r>
+      <w:r>
+        <w:rPr>
+          <w:rFonts w:ascii="Calibri" w:hAnsi="Calibri" w:cs="Calibri"/>
+          <w:highlight w:val="yellow"/>
+          <w:lang w:val="ca-ES"/>
+        </w:rPr>
+        <w:t xml:space="preserve">.1. </w:t>
+      </w:r>
+      <w:r>
+        <w:rPr>
+          <w:rFonts w:ascii="Calibri" w:hAnsi="Calibri" w:cs="Calibri"/>
+          <w:highlight w:val="yellow"/>
+          <w:lang w:val="ca-ES"/>
+        </w:rPr>
+        <w:t>Directiva R0HS</w:t>
       </w:r>
     </w:p>
     <w:p>
       <w:pPr>
+        <w:pStyle w:val="Ttulo2"/>
+        <w:jc w:val="both"/>
+        <w:rPr>
+          <w:rFonts w:ascii="Calibri" w:hAnsi="Calibri" w:cs="Calibri"/>
+          <w:lang w:val="ca-ES"/>
+        </w:rPr>
+      </w:pPr>
+      <w:r>
+        <w:rPr>
+          <w:rFonts w:ascii="Calibri" w:hAnsi="Calibri" w:cs="Calibri"/>
+          <w:highlight w:val="yellow"/>
+          <w:lang w:val="ca-ES"/>
+        </w:rPr>
+        <w:t>11</w:t>
+      </w:r>
+      <w:r>
+        <w:rPr>
+          <w:rFonts w:ascii="Calibri" w:hAnsi="Calibri" w:cs="Calibri"/>
+          <w:highlight w:val="yellow"/>
+          <w:lang w:val="ca-ES"/>
+        </w:rPr>
+        <w:t xml:space="preserve">.2. </w:t>
+      </w:r>
+    </w:p>
+    <w:p>
+      <w:pPr>
         <w:pStyle w:val="Ttulo1"/>
         <w:jc w:val="both"/>
         <w:rPr>
-          <w:lang w:val="ca-ES"/>
-        </w:rPr>
-      </w:pPr>
-      <w:r>
-        <w:rPr>
-          <w:lang w:val="ca-ES"/>
-        </w:rPr>
-        <w:t>10. Conclusions</w:t>
-      </w:r>
+          <w:rFonts w:ascii="Calibri" w:hAnsi="Calibri" w:cs="Calibri"/>
+          <w:lang w:val="ca-ES"/>
+        </w:rPr>
+        <w:sectPr>
+          <w:pgSz w:w="11901" w:h="16817"/>
+          <w:pgMar w:top="1797" w:right="1440" w:bottom="1797" w:left="1440" w:header="720" w:footer="720" w:gutter="567"/>
+          <w:cols w:space="720"/>
+          <w:docGrid w:linePitch="360"/>
+        </w:sectPr>
+      </w:pPr>
     </w:p>
     <w:p>
       <w:pPr>
+        <w:pStyle w:val="Ttulo1"/>
+        <w:jc w:val="both"/>
+        <w:rPr>
+          <w:rFonts w:ascii="Calibri" w:hAnsi="Calibri" w:cs="Calibri"/>
+          <w:lang w:val="ca-ES"/>
+        </w:rPr>
+      </w:pPr>
+      <w:r>
+        <w:rPr>
+          <w:rFonts w:ascii="Calibri" w:hAnsi="Calibri" w:cs="Calibri"/>
+          <w:lang w:val="ca-ES"/>
+        </w:rPr>
+        <w:lastRenderedPageBreak/>
+        <w:t>1</w:t>
+      </w:r>
+      <w:r>
+        <w:rPr>
+          <w:rFonts w:ascii="Calibri" w:hAnsi="Calibri" w:cs="Calibri"/>
+          <w:lang w:val="ca-ES"/>
+        </w:rPr>
+        <w:t>2</w:t>
+      </w:r>
+      <w:r>
+        <w:rPr>
+          <w:rFonts w:ascii="Calibri" w:hAnsi="Calibri" w:cs="Calibri"/>
+          <w:lang w:val="ca-ES"/>
+        </w:rPr>
+        <w:t>. Discussió dels resultats</w:t>
+      </w:r>
+    </w:p>
+    <w:p>
+      <w:pPr>
         <w:pStyle w:val="Ttulo2"/>
         <w:jc w:val="both"/>
         <w:rPr>
-          <w:lang w:val="ca-ES"/>
-        </w:rPr>
-      </w:pPr>
-      <w:r>
-        <w:rPr>
-          <w:lang w:val="ca-ES"/>
-        </w:rPr>
-        <w:t>10.1. Resum dels objectius assolits</w:t>
+          <w:rFonts w:ascii="Calibri" w:hAnsi="Calibri" w:cs="Calibri"/>
+          <w:lang w:val="ca-ES"/>
+        </w:rPr>
+      </w:pPr>
+      <w:r>
+        <w:rPr>
+          <w:rFonts w:ascii="Calibri" w:hAnsi="Calibri" w:cs="Calibri"/>
+          <w:lang w:val="ca-ES"/>
+        </w:rPr>
+        <w:t>1</w:t>
+      </w:r>
+      <w:r>
+        <w:rPr>
+          <w:rFonts w:ascii="Calibri" w:hAnsi="Calibri" w:cs="Calibri"/>
+          <w:lang w:val="ca-ES"/>
+        </w:rPr>
+        <w:t>2</w:t>
+      </w:r>
+      <w:r>
+        <w:rPr>
+          <w:rFonts w:ascii="Calibri" w:hAnsi="Calibri" w:cs="Calibri"/>
+          <w:lang w:val="ca-ES"/>
+        </w:rPr>
+        <w:t>.1. Interpretació dels resultats obtinguts</w:t>
       </w:r>
     </w:p>
     <w:p>
@@ -3397,14 +4999,30 @@
         <w:pStyle w:val="Ttulo2"/>
         <w:jc w:val="both"/>
         <w:rPr>
-          <w:lang w:val="ca-ES"/>
-        </w:rPr>
-      </w:pPr>
-      <w:r>
-        <w:rPr>
-          <w:lang w:val="ca-ES"/>
-        </w:rPr>
-        <w:t>10.2. Aportacions tecnològiques i pràctiques</w:t>
+          <w:rFonts w:ascii="Calibri" w:hAnsi="Calibri" w:cs="Calibri"/>
+          <w:lang w:val="ca-ES"/>
+        </w:rPr>
+      </w:pPr>
+      <w:r>
+        <w:rPr>
+          <w:rFonts w:ascii="Calibri" w:hAnsi="Calibri" w:cs="Calibri"/>
+          <w:lang w:val="ca-ES"/>
+        </w:rPr>
+        <w:t>1</w:t>
+      </w:r>
+      <w:r>
+        <w:rPr>
+          <w:rFonts w:ascii="Calibri" w:hAnsi="Calibri" w:cs="Calibri"/>
+          <w:lang w:val="ca-ES"/>
+        </w:rPr>
+        <w:t>2</w:t>
+      </w:r>
+      <w:r>
+        <w:rPr>
+          <w:rFonts w:ascii="Calibri" w:hAnsi="Calibri" w:cs="Calibri"/>
+          <w:lang w:val="ca-ES"/>
+        </w:rPr>
+        <w:t>.2. Comparació amb expectatives o alternatives</w:t>
       </w:r>
     </w:p>
     <w:p>
@@ -3412,14 +5030,30 @@
         <w:pStyle w:val="Ttulo2"/>
         <w:jc w:val="both"/>
         <w:rPr>
-          <w:lang w:val="ca-ES"/>
-        </w:rPr>
-      </w:pPr>
-      <w:r>
-        <w:rPr>
-          <w:lang w:val="ca-ES"/>
-        </w:rPr>
-        <w:t>10.3. Aplicabilitat del sistema a altres entorns</w:t>
+          <w:rFonts w:ascii="Calibri" w:hAnsi="Calibri" w:cs="Calibri"/>
+          <w:lang w:val="ca-ES"/>
+        </w:rPr>
+      </w:pPr>
+      <w:r>
+        <w:rPr>
+          <w:rFonts w:ascii="Calibri" w:hAnsi="Calibri" w:cs="Calibri"/>
+          <w:lang w:val="ca-ES"/>
+        </w:rPr>
+        <w:t>1</w:t>
+      </w:r>
+      <w:r>
+        <w:rPr>
+          <w:rFonts w:ascii="Calibri" w:hAnsi="Calibri" w:cs="Calibri"/>
+          <w:lang w:val="ca-ES"/>
+        </w:rPr>
+        <w:t>2</w:t>
+      </w:r>
+      <w:r>
+        <w:rPr>
+          <w:rFonts w:ascii="Calibri" w:hAnsi="Calibri" w:cs="Calibri"/>
+          <w:lang w:val="ca-ES"/>
+        </w:rPr>
+        <w:t>.3. Limitacions detectades</w:t>
       </w:r>
     </w:p>
     <w:p>
@@ -3427,14 +5061,30 @@
         <w:pStyle w:val="Ttulo2"/>
         <w:jc w:val="both"/>
         <w:rPr>
-          <w:lang w:val="ca-ES"/>
-        </w:rPr>
-      </w:pPr>
-      <w:r>
-        <w:rPr>
-          <w:lang w:val="ca-ES"/>
-        </w:rPr>
-        <w:t>10.4. Línies futures de desenvolupament</w:t>
+          <w:rFonts w:ascii="Calibri" w:hAnsi="Calibri" w:cs="Calibri"/>
+          <w:lang w:val="ca-ES"/>
+        </w:rPr>
+      </w:pPr>
+      <w:r>
+        <w:rPr>
+          <w:rFonts w:ascii="Calibri" w:hAnsi="Calibri" w:cs="Calibri"/>
+          <w:lang w:val="ca-ES"/>
+        </w:rPr>
+        <w:t>1</w:t>
+      </w:r>
+      <w:r>
+        <w:rPr>
+          <w:rFonts w:ascii="Calibri" w:hAnsi="Calibri" w:cs="Calibri"/>
+          <w:lang w:val="ca-ES"/>
+        </w:rPr>
+        <w:t>2</w:t>
+      </w:r>
+      <w:r>
+        <w:rPr>
+          <w:rFonts w:ascii="Calibri" w:hAnsi="Calibri" w:cs="Calibri"/>
+          <w:lang w:val="ca-ES"/>
+        </w:rPr>
+        <w:t>.4. Possibles millores futures</w:t>
       </w:r>
     </w:p>
     <w:p>
@@ -3442,48 +5092,327 @@
         <w:pStyle w:val="Ttulo1"/>
         <w:jc w:val="both"/>
         <w:rPr>
-          <w:lang w:val="ca-ES"/>
-        </w:rPr>
-      </w:pPr>
-      <w:r>
-        <w:rPr>
-          <w:lang w:val="ca-ES"/>
-        </w:rPr>
-        <w:t>11. Bibliografia</w:t>
-      </w:r>
+          <w:rFonts w:ascii="Calibri" w:hAnsi="Calibri" w:cs="Calibri"/>
+          <w:lang w:val="ca-ES"/>
+        </w:rPr>
+        <w:sectPr>
+          <w:pgSz w:w="11901" w:h="16817"/>
+          <w:pgMar w:top="1797" w:right="1440" w:bottom="1797" w:left="1440" w:header="720" w:footer="720" w:gutter="567"/>
+          <w:cols w:space="720"/>
+          <w:docGrid w:linePitch="360"/>
+        </w:sectPr>
+      </w:pPr>
     </w:p>
     <w:p>
       <w:pPr>
         <w:pStyle w:val="Ttulo1"/>
         <w:jc w:val="both"/>
         <w:rPr>
-          <w:lang w:val="ca-ES"/>
-        </w:rPr>
-      </w:pPr>
-      <w:r>
-        <w:rPr>
-          <w:lang w:val="ca-ES"/>
-        </w:rPr>
-        <w:t>12. Annexos</w:t>
+          <w:rFonts w:ascii="Calibri" w:hAnsi="Calibri" w:cs="Calibri"/>
+          <w:lang w:val="ca-ES"/>
+        </w:rPr>
+      </w:pPr>
+      <w:r>
+        <w:rPr>
+          <w:rFonts w:ascii="Calibri" w:hAnsi="Calibri" w:cs="Calibri"/>
+          <w:lang w:val="ca-ES"/>
+        </w:rPr>
+        <w:lastRenderedPageBreak/>
+        <w:t>1</w:t>
+      </w:r>
+      <w:r>
+        <w:rPr>
+          <w:rFonts w:ascii="Calibri" w:hAnsi="Calibri" w:cs="Calibri"/>
+          <w:lang w:val="ca-ES"/>
+        </w:rPr>
+        <w:t>3</w:t>
+      </w:r>
+      <w:r>
+        <w:rPr>
+          <w:rFonts w:ascii="Calibri" w:hAnsi="Calibri" w:cs="Calibri"/>
+          <w:lang w:val="ca-ES"/>
+        </w:rPr>
+        <w:t>. Conclusions</w:t>
       </w:r>
     </w:p>
     <w:p>
       <w:pPr>
+        <w:pStyle w:val="Ttulo2"/>
         <w:jc w:val="both"/>
         <w:rPr>
-          <w:lang w:val="ca-ES"/>
-        </w:rPr>
-      </w:pPr>
-      <w:r>
-        <w:rPr>
-          <w:lang w:val="ca-ES"/>
-        </w:rPr>
-        <w:br w:type="page"/>
+          <w:rFonts w:ascii="Calibri" w:hAnsi="Calibri" w:cs="Calibri"/>
+          <w:lang w:val="ca-ES"/>
+        </w:rPr>
+      </w:pPr>
+      <w:r>
+        <w:rPr>
+          <w:rFonts w:ascii="Calibri" w:hAnsi="Calibri" w:cs="Calibri"/>
+          <w:lang w:val="ca-ES"/>
+        </w:rPr>
+        <w:t>1</w:t>
+      </w:r>
+      <w:r>
+        <w:rPr>
+          <w:rFonts w:ascii="Calibri" w:hAnsi="Calibri" w:cs="Calibri"/>
+          <w:lang w:val="ca-ES"/>
+        </w:rPr>
+        <w:t>3</w:t>
+      </w:r>
+      <w:r>
+        <w:rPr>
+          <w:rFonts w:ascii="Calibri" w:hAnsi="Calibri" w:cs="Calibri"/>
+          <w:lang w:val="ca-ES"/>
+        </w:rPr>
+        <w:t>.1. Resum dels objectius assolits</w:t>
+      </w:r>
+    </w:p>
+    <w:p>
+      <w:pPr>
+        <w:pStyle w:val="Ttulo2"/>
+        <w:jc w:val="both"/>
+        <w:rPr>
+          <w:rFonts w:ascii="Calibri" w:hAnsi="Calibri" w:cs="Calibri"/>
+          <w:lang w:val="ca-ES"/>
+        </w:rPr>
+      </w:pPr>
+      <w:r>
+        <w:rPr>
+          <w:rFonts w:ascii="Calibri" w:hAnsi="Calibri" w:cs="Calibri"/>
+          <w:lang w:val="ca-ES"/>
+        </w:rPr>
+        <w:t>1</w:t>
+      </w:r>
+      <w:r>
+        <w:rPr>
+          <w:rFonts w:ascii="Calibri" w:hAnsi="Calibri" w:cs="Calibri"/>
+          <w:lang w:val="ca-ES"/>
+        </w:rPr>
+        <w:t>3</w:t>
+      </w:r>
+      <w:r>
+        <w:rPr>
+          <w:rFonts w:ascii="Calibri" w:hAnsi="Calibri" w:cs="Calibri"/>
+          <w:lang w:val="ca-ES"/>
+        </w:rPr>
+        <w:t>.2. Aportacions tecnològiques i pràctiques</w:t>
+      </w:r>
+    </w:p>
+    <w:p>
+      <w:pPr>
+        <w:pStyle w:val="Ttulo2"/>
+        <w:jc w:val="both"/>
+        <w:rPr>
+          <w:rFonts w:ascii="Calibri" w:hAnsi="Calibri" w:cs="Calibri"/>
+          <w:lang w:val="ca-ES"/>
+        </w:rPr>
+      </w:pPr>
+      <w:r>
+        <w:rPr>
+          <w:rFonts w:ascii="Calibri" w:hAnsi="Calibri" w:cs="Calibri"/>
+          <w:lang w:val="ca-ES"/>
+        </w:rPr>
+        <w:t>1</w:t>
+      </w:r>
+      <w:r>
+        <w:rPr>
+          <w:rFonts w:ascii="Calibri" w:hAnsi="Calibri" w:cs="Calibri"/>
+          <w:lang w:val="ca-ES"/>
+        </w:rPr>
+        <w:t>3</w:t>
+      </w:r>
+      <w:r>
+        <w:rPr>
+          <w:rFonts w:ascii="Calibri" w:hAnsi="Calibri" w:cs="Calibri"/>
+          <w:lang w:val="ca-ES"/>
+        </w:rPr>
+        <w:t>.3. Aplicabilitat del sistema a altres entorns</w:t>
+      </w:r>
+    </w:p>
+    <w:p>
+      <w:pPr>
+        <w:pStyle w:val="Ttulo2"/>
+        <w:jc w:val="both"/>
+        <w:rPr>
+          <w:rFonts w:ascii="Calibri" w:hAnsi="Calibri" w:cs="Calibri"/>
+          <w:lang w:val="ca-ES"/>
+        </w:rPr>
+      </w:pPr>
+      <w:r>
+        <w:rPr>
+          <w:rFonts w:ascii="Calibri" w:hAnsi="Calibri" w:cs="Calibri"/>
+          <w:lang w:val="ca-ES"/>
+        </w:rPr>
+        <w:t>1</w:t>
+      </w:r>
+      <w:r>
+        <w:rPr>
+          <w:rFonts w:ascii="Calibri" w:hAnsi="Calibri" w:cs="Calibri"/>
+          <w:lang w:val="ca-ES"/>
+        </w:rPr>
+        <w:t>3</w:t>
+      </w:r>
+      <w:r>
+        <w:rPr>
+          <w:rFonts w:ascii="Calibri" w:hAnsi="Calibri" w:cs="Calibri"/>
+          <w:lang w:val="ca-ES"/>
+        </w:rPr>
+        <w:t>.4. Línies futures de desenvolupament</w:t>
+      </w:r>
+    </w:p>
+    <w:p>
+      <w:pPr>
+        <w:pStyle w:val="Ttulo1"/>
+        <w:jc w:val="both"/>
+        <w:rPr>
+          <w:rFonts w:ascii="Calibri" w:hAnsi="Calibri" w:cs="Calibri"/>
+          <w:lang w:val="ca-ES"/>
+        </w:rPr>
+        <w:sectPr>
+          <w:pgSz w:w="11901" w:h="16817"/>
+          <w:pgMar w:top="1797" w:right="1440" w:bottom="1797" w:left="1440" w:header="720" w:footer="720" w:gutter="567"/>
+          <w:cols w:space="720"/>
+          <w:docGrid w:linePitch="360"/>
+        </w:sectPr>
+      </w:pPr>
+    </w:p>
+    <w:p>
+      <w:pPr>
+        <w:pStyle w:val="Ttulo1"/>
+        <w:jc w:val="both"/>
+        <w:rPr>
+          <w:rFonts w:ascii="Calibri" w:hAnsi="Calibri" w:cs="Calibri"/>
+          <w:lang w:val="ca-ES"/>
+        </w:rPr>
+      </w:pPr>
+      <w:r>
+        <w:rPr>
+          <w:rFonts w:ascii="Calibri" w:hAnsi="Calibri" w:cs="Calibri"/>
+          <w:lang w:val="ca-ES"/>
+        </w:rPr>
+        <w:lastRenderedPageBreak/>
+        <w:t>1</w:t>
+      </w:r>
+      <w:r>
+        <w:rPr>
+          <w:rFonts w:ascii="Calibri" w:hAnsi="Calibri" w:cs="Calibri"/>
+          <w:lang w:val="ca-ES"/>
+        </w:rPr>
+        <w:t>4</w:t>
+      </w:r>
+      <w:r>
+        <w:rPr>
+          <w:rFonts w:ascii="Calibri" w:hAnsi="Calibri" w:cs="Calibri"/>
+          <w:lang w:val="ca-ES"/>
+        </w:rPr>
+        <w:t xml:space="preserve">. </w:t>
+      </w:r>
+      <w:r>
+        <w:rPr>
+          <w:rFonts w:ascii="Calibri" w:hAnsi="Calibri" w:cs="Calibri"/>
+          <w:lang w:val="ca-ES"/>
+        </w:rPr>
+        <w:t>Agraïments</w:t>
+      </w:r>
+    </w:p>
+    <w:p>
+      <w:pPr>
+        <w:pStyle w:val="Ttulo1"/>
+        <w:jc w:val="both"/>
+        <w:rPr>
+          <w:rFonts w:ascii="Calibri" w:hAnsi="Calibri" w:cs="Calibri"/>
+          <w:lang w:val="ca-ES"/>
+        </w:rPr>
+        <w:sectPr>
+          <w:pgSz w:w="11901" w:h="16817"/>
+          <w:pgMar w:top="1797" w:right="1440" w:bottom="1797" w:left="1440" w:header="720" w:footer="720" w:gutter="567"/>
+          <w:cols w:space="720"/>
+          <w:docGrid w:linePitch="360"/>
+        </w:sectPr>
+      </w:pPr>
+    </w:p>
+    <w:p>
+      <w:pPr>
+        <w:pStyle w:val="Ttulo1"/>
+        <w:jc w:val="both"/>
+        <w:rPr>
+          <w:rFonts w:ascii="Calibri" w:hAnsi="Calibri" w:cs="Calibri"/>
+          <w:lang w:val="ca-ES"/>
+        </w:rPr>
+      </w:pPr>
+      <w:r>
+        <w:rPr>
+          <w:rFonts w:ascii="Calibri" w:hAnsi="Calibri" w:cs="Calibri"/>
+          <w:lang w:val="ca-ES"/>
+        </w:rPr>
+        <w:lastRenderedPageBreak/>
+        <w:t>1</w:t>
+      </w:r>
+      <w:r>
+        <w:rPr>
+          <w:rFonts w:ascii="Calibri" w:hAnsi="Calibri" w:cs="Calibri"/>
+          <w:lang w:val="ca-ES"/>
+        </w:rPr>
+        <w:t>5</w:t>
+      </w:r>
+      <w:r>
+        <w:rPr>
+          <w:rFonts w:ascii="Calibri" w:hAnsi="Calibri" w:cs="Calibri"/>
+          <w:lang w:val="ca-ES"/>
+        </w:rPr>
+        <w:t>. Bibliografia</w:t>
+      </w:r>
+    </w:p>
+    <w:p>
+      <w:pPr>
+        <w:pStyle w:val="Ttulo1"/>
+        <w:jc w:val="both"/>
+        <w:rPr>
+          <w:rFonts w:ascii="Calibri" w:hAnsi="Calibri" w:cs="Calibri"/>
+          <w:lang w:val="ca-ES"/>
+        </w:rPr>
+        <w:sectPr>
+          <w:pgSz w:w="11901" w:h="16817"/>
+          <w:pgMar w:top="1797" w:right="1440" w:bottom="1797" w:left="1440" w:header="720" w:footer="720" w:gutter="567"/>
+          <w:cols w:space="720"/>
+          <w:docGrid w:linePitch="360"/>
+        </w:sectPr>
+      </w:pPr>
+    </w:p>
+    <w:p>
+      <w:pPr>
+        <w:pStyle w:val="Ttulo1"/>
+        <w:jc w:val="both"/>
+        <w:rPr>
+          <w:rFonts w:ascii="Calibri" w:hAnsi="Calibri" w:cs="Calibri"/>
+          <w:lang w:val="ca-ES"/>
+        </w:rPr>
+      </w:pPr>
+      <w:r>
+        <w:rPr>
+          <w:rFonts w:ascii="Calibri" w:hAnsi="Calibri" w:cs="Calibri"/>
+          <w:lang w:val="ca-ES"/>
+        </w:rPr>
+        <w:lastRenderedPageBreak/>
+        <w:t>1</w:t>
+      </w:r>
+      <w:r>
+        <w:rPr>
+          <w:rFonts w:ascii="Calibri" w:hAnsi="Calibri" w:cs="Calibri"/>
+          <w:lang w:val="ca-ES"/>
+        </w:rPr>
+        <w:t>6</w:t>
+      </w:r>
+      <w:r>
+        <w:rPr>
+          <w:rFonts w:ascii="Calibri" w:hAnsi="Calibri" w:cs="Calibri"/>
+          <w:lang w:val="ca-ES"/>
+        </w:rPr>
+        <w:t>. Annexos</w:t>
       </w:r>
     </w:p>
     <w:sectPr>
-      <w:pgSz w:w="12240" w:h="15840"/>
-      <w:pgMar w:top="1440" w:right="1800" w:bottom="1440" w:left="1800" w:header="720" w:footer="720" w:gutter="0"/>
+      <w:pgSz w:w="11901" w:h="16817"/>
+      <w:pgMar w:top="1797" w:right="1440" w:bottom="1797" w:left="1440" w:header="720" w:footer="720" w:gutter="567"/>
       <w:cols w:space="720"/>
       <w:docGrid w:linePitch="360"/>
     </w:sectPr>
@@ -3493,7 +5422,7 @@
 
 <file path=word/comments.xml><?xml version="1.0" encoding="utf-8"?>
 <w:comments xmlns:wpc="http://schemas.microsoft.com/office/word/2010/wordprocessingCanvas" xmlns:cx="http://schemas.microsoft.com/office/drawing/2014/chartex" xmlns:cx1="http://schemas.microsoft.com/office/drawing/2015/9/8/chartex" xmlns:cx2="http://schemas.microsoft.com/office/drawing/2015/10/21/chartex" xmlns:cx3="http://schemas.microsoft.com/office/drawing/2016/5/9/chartex" xmlns:cx4="http://schemas.microsoft.com/office/drawing/2016/5/10/chartex" xmlns:cx5="http://schemas.microsoft.com/office/drawing/2016/5/11/chartex" xmlns:cx6="http://schemas.microsoft.com/office/drawing/2016/5/12/chartex" xmlns:cx7="http://schemas.microsoft.com/office/drawing/2016/5/13/chartex" xmlns:cx8="http://schemas.microsoft.com/office/drawing/2016/5/14/chartex" xmlns:mc="http://schemas.openxmlformats.org/markup-compatibility/2006" xmlns:aink="http://schemas.microsoft.com/office/drawing/2016/ink" xmlns:am3d="http://schemas.microsoft.com/office/drawing/2017/model3d" xmlns:o="urn:schemas-microsoft-com:office:office" xmlns:oel="http://schemas.microsoft.com/office/2019/extlst" xmlns:r="http://schemas.openxmlformats.org/officeDocument/2006/relationships" xmlns:m="http://schemas.openxmlformats.org/officeDocument/2006/math" xmlns:v="urn:schemas-microsoft-com:vml" xmlns:wp14="http://schemas.microsoft.com/office/word/2010/wordprocessingDrawing" xmlns:wp="http://schemas.openxmlformats.org/drawingml/2006/wordprocessingDrawing" xmlns:w10="urn:schemas-microsoft-com:office:word" xmlns:w="http://schemas.openxmlformats.org/wordprocessingml/2006/main" xmlns:w14="http://schemas.microsoft.com/office/word/2010/wordml" xmlns:w15="http://schemas.microsoft.com/office/word/2012/wordml" xmlns:w16cex="http://schemas.microsoft.com/office/word/2018/wordml/cex" xmlns:w16cid="http://schemas.microsoft.com/office/word/2016/wordml/cid" xmlns:w16="http://schemas.microsoft.com/office/word/2018/wordml" xmlns:w16du="http://schemas.microsoft.com/office/word/2023/wordml/word16du" xmlns:w16sdtdh="http://schemas.microsoft.com/office/word/2020/wordml/sdtdatahash" xmlns:w16sdtfl="http://schemas.microsoft.com/office/word/2024/wordml/sdtformatlock" xmlns:w16se="http://schemas.microsoft.com/office/word/2015/wordml/symex" xmlns:wpg="http://schemas.microsoft.com/office/word/2010/wordprocessingGroup" xmlns:wpi="http://schemas.microsoft.com/office/word/2010/wordprocessingInk" xmlns:wne="http://schemas.microsoft.com/office/word/2006/wordml" xmlns:wps="http://schemas.microsoft.com/office/word/2010/wordprocessingShape" mc:Ignorable="w14 w15 w16se w16cid w16 w16cex w16sdtdh w16sdtfl w16du wp14">
-  <w:comment w:id="0" w:author="NATALIA VIA-DUFRESNE" w:date="2025-11-02T22:18:00Z" w:initials="NV">
+  <w:comment w:id="0" w:author="NATALIA VIA-DUFRESNE" w:date="2025-12-13T14:56:00Z" w:initials="NV">
     <w:p>
       <w:r>
         <w:rPr>
@@ -3506,11 +5435,11 @@
           <w:sz w:val="20"/>
           <w:szCs w:val="20"/>
         </w:rPr>
-        <w:t>Comprovar</w:t>
+        <w:t>Revisar</w:t>
       </w:r>
     </w:p>
   </w:comment>
-  <w:comment w:id="1" w:author="NATALIA VIA-DUFRESNE" w:date="2025-11-02T22:17:00Z" w:initials="NV">
+  <w:comment w:id="1" w:author="NATALIA VIA-DUFRESNE" w:date="2025-11-02T22:18:00Z" w:initials="NV">
     <w:p>
       <w:r>
         <w:rPr>
@@ -3523,11 +5452,11 @@
           <w:sz w:val="20"/>
           <w:szCs w:val="20"/>
         </w:rPr>
-        <w:t>Revisar</w:t>
+        <w:t>Comprovar</w:t>
       </w:r>
     </w:p>
   </w:comment>
-  <w:comment w:id="2" w:author="NATALIA VIA-DUFRESNE" w:date="2025-11-02T22:19:00Z" w:initials="NV">
+  <w:comment w:id="2" w:author="NATALIA VIA-DUFRESNE" w:date="2025-11-02T22:17:00Z" w:initials="NV">
     <w:p>
       <w:r>
         <w:rPr>
@@ -3540,11 +5469,11 @@
           <w:sz w:val="20"/>
           <w:szCs w:val="20"/>
         </w:rPr>
-        <w:t>explaiar-se</w:t>
+        <w:t>Revisar</w:t>
       </w:r>
     </w:p>
   </w:comment>
-  <w:comment w:id="3" w:author="NATALIA VIA-DUFRESNE" w:date="2025-11-02T22:20:00Z" w:initials="NV">
+  <w:comment w:id="3" w:author="NATALIA VIA-DUFRESNE" w:date="2025-11-02T22:19:00Z" w:initials="NV">
     <w:p>
       <w:r>
         <w:rPr>
@@ -3557,11 +5486,11 @@
           <w:sz w:val="20"/>
           <w:szCs w:val="20"/>
         </w:rPr>
-        <w:t>Revisar</w:t>
+        <w:t>explaiar-se</w:t>
       </w:r>
     </w:p>
   </w:comment>
-  <w:comment w:id="4" w:author="NATALIA VIA-DUFRESNE" w:date="2025-11-02T22:21:00Z" w:initials="NV">
+  <w:comment w:id="4" w:author="NATALIA VIA-DUFRESNE" w:date="2025-11-02T22:20:00Z" w:initials="NV">
     <w:p>
       <w:r>
         <w:rPr>
@@ -3595,7 +5524,7 @@
       </w:r>
     </w:p>
   </w:comment>
-  <w:comment w:id="6" w:author="NATALIA VIA-DUFRESNE" w:date="2025-11-02T22:22:00Z" w:initials="NV">
+  <w:comment w:id="6" w:author="NATALIA VIA-DUFRESNE" w:date="2025-11-02T22:21:00Z" w:initials="NV">
     <w:p>
       <w:r>
         <w:rPr>
@@ -3612,7 +5541,24 @@
       </w:r>
     </w:p>
   </w:comment>
-  <w:comment w:id="7" w:author="NATALIA VIA-DUFRESNE" w:date="2025-11-02T22:27:00Z" w:initials="NV">
+  <w:comment w:id="7" w:author="NATALIA VIA-DUFRESNE" w:date="2025-11-02T22:22:00Z" w:initials="NV">
+    <w:p>
+      <w:r>
+        <w:rPr>
+          <w:rStyle w:val="Refdecomentario"/>
+        </w:rPr>
+        <w:annotationRef/>
+      </w:r>
+      <w:r>
+        <w:rPr>
+          <w:sz w:val="20"/>
+          <w:szCs w:val="20"/>
+        </w:rPr>
+        <w:t>Revisar</w:t>
+      </w:r>
+    </w:p>
+  </w:comment>
+  <w:comment w:id="8" w:author="NATALIA VIA-DUFRESNE" w:date="2025-11-02T22:27:00Z" w:initials="NV">
     <w:p>
       <w:r>
         <w:rPr>
@@ -3634,6 +5580,7 @@
 
 <file path=word/commentsExtended.xml><?xml version="1.0" encoding="utf-8"?>
 <w15:commentsEx xmlns:wpc="http://schemas.microsoft.com/office/word/2010/wordprocessingCanvas" xmlns:cx="http://schemas.microsoft.com/office/drawing/2014/chartex" xmlns:cx1="http://schemas.microsoft.com/office/drawing/2015/9/8/chartex" xmlns:cx2="http://schemas.microsoft.com/office/drawing/2015/10/21/chartex" xmlns:cx3="http://schemas.microsoft.com/office/drawing/2016/5/9/chartex" xmlns:cx4="http://schemas.microsoft.com/office/drawing/2016/5/10/chartex" xmlns:cx5="http://schemas.microsoft.com/office/drawing/2016/5/11/chartex" xmlns:cx6="http://schemas.microsoft.com/office/drawing/2016/5/12/chartex" xmlns:cx7="http://schemas.microsoft.com/office/drawing/2016/5/13/chartex" xmlns:cx8="http://schemas.microsoft.com/office/drawing/2016/5/14/chartex" xmlns:mc="http://schemas.openxmlformats.org/markup-compatibility/2006" xmlns:aink="http://schemas.microsoft.com/office/drawing/2016/ink" xmlns:am3d="http://schemas.microsoft.com/office/drawing/2017/model3d" xmlns:o="urn:schemas-microsoft-com:office:office" xmlns:oel="http://schemas.microsoft.com/office/2019/extlst" xmlns:r="http://schemas.openxmlformats.org/officeDocument/2006/relationships" xmlns:m="http://schemas.openxmlformats.org/officeDocument/2006/math" xmlns:v="urn:schemas-microsoft-com:vml" xmlns:wp14="http://schemas.microsoft.com/office/word/2010/wordprocessingDrawing" xmlns:wp="http://schemas.openxmlformats.org/drawingml/2006/wordprocessingDrawing" xmlns:w10="urn:schemas-microsoft-com:office:word" xmlns:w="http://schemas.openxmlformats.org/wordprocessingml/2006/main" xmlns:w14="http://schemas.microsoft.com/office/word/2010/wordml" xmlns:w15="http://schemas.microsoft.com/office/word/2012/wordml" xmlns:w16cex="http://schemas.microsoft.com/office/word/2018/wordml/cex" xmlns:w16cid="http://schemas.microsoft.com/office/word/2016/wordml/cid" xmlns:w16="http://schemas.microsoft.com/office/word/2018/wordml" xmlns:w16du="http://schemas.microsoft.com/office/word/2023/wordml/word16du" xmlns:w16sdtdh="http://schemas.microsoft.com/office/word/2020/wordml/sdtdatahash" xmlns:w16sdtfl="http://schemas.microsoft.com/office/word/2024/wordml/sdtformatlock" xmlns:w16se="http://schemas.microsoft.com/office/word/2015/wordml/symex" xmlns:wpg="http://schemas.microsoft.com/office/word/2010/wordprocessingGroup" xmlns:wpi="http://schemas.microsoft.com/office/word/2010/wordprocessingInk" xmlns:wne="http://schemas.microsoft.com/office/word/2006/wordml" xmlns:wps="http://schemas.microsoft.com/office/word/2010/wordprocessingShape" mc:Ignorable="w14 w15 w16se w16cid w16 w16cex w16sdtdh w16sdtfl w16du wp14">
+  <w15:commentEx w15:paraId="735E6D0D" w15:done="0"/>
   <w15:commentEx w15:paraId="4720EB68" w15:done="0"/>
   <w15:commentEx w15:paraId="5A5BCFD8" w15:done="0"/>
   <w15:commentEx w15:paraId="4C2E5608" w15:done="0"/>
@@ -3647,6 +5594,7 @@
 
 <file path=word/commentsExtensible.xml><?xml version="1.0" encoding="utf-8"?>
 <w16cex:commentsExtensible xmlns:wpc="http://schemas.microsoft.com/office/word/2010/wordprocessingCanvas" xmlns:cx="http://schemas.microsoft.com/office/drawing/2014/chartex" xmlns:cx1="http://schemas.microsoft.com/office/drawing/2015/9/8/chartex" xmlns:cx2="http://schemas.microsoft.com/office/drawing/2015/10/21/chartex" xmlns:cx3="http://schemas.microsoft.com/office/drawing/2016/5/9/chartex" xmlns:cx4="http://schemas.microsoft.com/office/drawing/2016/5/10/chartex" xmlns:cx5="http://schemas.microsoft.com/office/drawing/2016/5/11/chartex" xmlns:cx6="http://schemas.microsoft.com/office/drawing/2016/5/12/chartex" xmlns:cx7="http://schemas.microsoft.com/office/drawing/2016/5/13/chartex" xmlns:cx8="http://schemas.microsoft.com/office/drawing/2016/5/14/chartex" xmlns:cr="http://schemas.microsoft.com/office/comments/2020/reactions" xmlns:mc="http://schemas.openxmlformats.org/markup-compatibility/2006" xmlns:aink="http://schemas.microsoft.com/office/drawing/2016/ink" xmlns:am3d="http://schemas.microsoft.com/office/drawing/2017/model3d" xmlns:o="urn:schemas-microsoft-com:office:office" xmlns:oel="http://schemas.microsoft.com/office/2019/extlst" xmlns:r="http://schemas.openxmlformats.org/officeDocument/2006/relationships" xmlns:m="http://schemas.openxmlformats.org/officeDocument/2006/math" xmlns:v="urn:schemas-microsoft-com:vml" xmlns:wp14="http://schemas.microsoft.com/office/word/2010/wordprocessingDrawing" xmlns:wp="http://schemas.openxmlformats.org/drawingml/2006/wordprocessingDrawing" xmlns:w10="urn:schemas-microsoft-com:office:word" xmlns:w="http://schemas.openxmlformats.org/wordprocessingml/2006/main" xmlns:w14="http://schemas.microsoft.com/office/word/2010/wordml" xmlns:w15="http://schemas.microsoft.com/office/word/2012/wordml" xmlns:w16cex="http://schemas.microsoft.com/office/word/2018/wordml/cex" xmlns:w16cid="http://schemas.microsoft.com/office/word/2016/wordml/cid" xmlns:w16="http://schemas.microsoft.com/office/word/2018/wordml" xmlns:w16du="http://schemas.microsoft.com/office/word/2023/wordml/word16du" xmlns:w16sdtdh="http://schemas.microsoft.com/office/word/2020/wordml/sdtdatahash" xmlns:w16sdtfl="http://schemas.microsoft.com/office/word/2024/wordml/sdtformatlock" xmlns:w16se="http://schemas.microsoft.com/office/word/2015/wordml/symex" xmlns:wpg="http://schemas.microsoft.com/office/word/2010/wordprocessingGroup" xmlns:wpi="http://schemas.microsoft.com/office/word/2010/wordprocessingInk" xmlns:wne="http://schemas.microsoft.com/office/word/2006/wordml" xmlns:wps="http://schemas.microsoft.com/office/word/2010/wordprocessingShape" mc:Ignorable="w14 w15 w16se w16cid w16 w16cex w16sdtdh w16sdtfl cr w16du wp14">
+  <w16cex:commentExtensible w16cex:durableId="3BC2E5D6" w16cex:dateUtc="2025-12-13T13:56:00Z"/>
   <w16cex:commentExtensible w16cex:durableId="4E2F2A8F" w16cex:dateUtc="2025-11-02T21:18:00Z"/>
   <w16cex:commentExtensible w16cex:durableId="29776A35" w16cex:dateUtc="2025-11-02T21:17:00Z"/>
   <w16cex:commentExtensible w16cex:durableId="0656D917" w16cex:dateUtc="2025-11-02T21:19:00Z"/>
@@ -3660,6 +5608,7 @@
 
 <file path=word/commentsIds.xml><?xml version="1.0" encoding="utf-8"?>
 <w16cid:commentsIds xmlns:wpc="http://schemas.microsoft.com/office/word/2010/wordprocessingCanvas" xmlns:cx="http://schemas.microsoft.com/office/drawing/2014/chartex" xmlns:cx1="http://schemas.microsoft.com/office/drawing/2015/9/8/chartex" xmlns:cx2="http://schemas.microsoft.com/office/drawing/2015/10/21/chartex" xmlns:cx3="http://schemas.microsoft.com/office/drawing/2016/5/9/chartex" xmlns:cx4="http://schemas.microsoft.com/office/drawing/2016/5/10/chartex" xmlns:cx5="http://schemas.microsoft.com/office/drawing/2016/5/11/chartex" xmlns:cx6="http://schemas.microsoft.com/office/drawing/2016/5/12/chartex" xmlns:cx7="http://schemas.microsoft.com/office/drawing/2016/5/13/chartex" xmlns:cx8="http://schemas.microsoft.com/office/drawing/2016/5/14/chartex" xmlns:mc="http://schemas.openxmlformats.org/markup-compatibility/2006" xmlns:aink="http://schemas.microsoft.com/office/drawing/2016/ink" xmlns:am3d="http://schemas.microsoft.com/office/drawing/2017/model3d" xmlns:o="urn:schemas-microsoft-com:office:office" xmlns:oel="http://schemas.microsoft.com/office/2019/extlst" xmlns:r="http://schemas.openxmlformats.org/officeDocument/2006/relationships" xmlns:m="http://schemas.openxmlformats.org/officeDocument/2006/math" xmlns:v="urn:schemas-microsoft-com:vml" xmlns:wp14="http://schemas.microsoft.com/office/word/2010/wordprocessingDrawing" xmlns:wp="http://schemas.openxmlformats.org/drawingml/2006/wordprocessingDrawing" xmlns:w10="urn:schemas-microsoft-com:office:word" xmlns:w="http://schemas.openxmlformats.org/wordprocessingml/2006/main" xmlns:w14="http://schemas.microsoft.com/office/word/2010/wordml" xmlns:w15="http://schemas.microsoft.com/office/word/2012/wordml" xmlns:w16cex="http://schemas.microsoft.com/office/word/2018/wordml/cex" xmlns:w16cid="http://schemas.microsoft.com/office/word/2016/wordml/cid" xmlns:w16="http://schemas.microsoft.com/office/word/2018/wordml" xmlns:w16du="http://schemas.microsoft.com/office/word/2023/wordml/word16du" xmlns:w16sdtdh="http://schemas.microsoft.com/office/word/2020/wordml/sdtdatahash" xmlns:w16sdtfl="http://schemas.microsoft.com/office/word/2024/wordml/sdtformatlock" xmlns:w16se="http://schemas.microsoft.com/office/word/2015/wordml/symex" xmlns:wpg="http://schemas.microsoft.com/office/word/2010/wordprocessingGroup" xmlns:wpi="http://schemas.microsoft.com/office/word/2010/wordprocessingInk" xmlns:wne="http://schemas.microsoft.com/office/word/2006/wordml" xmlns:wps="http://schemas.microsoft.com/office/word/2010/wordprocessingShape" mc:Ignorable="w14 w15 w16se w16cid w16 w16cex w16sdtdh w16sdtfl w16du wp14">
+  <w16cid:commentId w16cid:paraId="735E6D0D" w16cid:durableId="3BC2E5D6"/>
   <w16cid:commentId w16cid:paraId="4720EB68" w16cid:durableId="4E2F2A8F"/>
   <w16cid:commentId w16cid:paraId="5A5BCFD8" w16cid:durableId="29776A35"/>
   <w16cid:commentId w16cid:paraId="4C2E5608" w16cid:durableId="0656D917"/>
